--- a/Banco de dados/Projeto Integrador/Atividade_Projeto_Integrador_EPIs_SQL_JOIN.docx
+++ b/Banco de dados/Projeto Integrador/Atividade_Projeto_Integrador_EPIs_SQL_JOIN.docx
@@ -111,7 +111,6 @@
         <w:tblCellMar>
           <w:top w:w="95" w:type="dxa"/>
           <w:left w:w="80" w:type="dxa"/>
-          <w:bottom w:w="0" w:type="dxa"/>
           <w:right w:w="115" w:type="dxa"/>
         </w:tblCellMar>
         <w:tblLook w:val="04A0" w:firstRow="1" w:lastRow="0" w:firstColumn="1" w:lastColumn="0" w:noHBand="0" w:noVBand="1"/>
@@ -137,9 +136,6 @@
             <w:shd w:val="clear" w:color="auto" w:fill="E8E8E8"/>
           </w:tcPr>
           <w:p>
-            <w:pPr>
-              <w:spacing w:after="0"/>
-            </w:pPr>
             <w:r>
               <w:rPr>
                 <w:sz w:val="15"/>
@@ -160,9 +156,6 @@
             <w:shd w:val="clear" w:color="auto" w:fill="E8E8E8"/>
           </w:tcPr>
           <w:p>
-            <w:pPr>
-              <w:spacing w:after="0"/>
-            </w:pPr>
             <w:r>
               <w:rPr>
                 <w:sz w:val="15"/>
@@ -183,9 +176,6 @@
             <w:shd w:val="clear" w:color="auto" w:fill="E8E8E8"/>
           </w:tcPr>
           <w:p>
-            <w:pPr>
-              <w:spacing w:after="0"/>
-            </w:pPr>
             <w:r>
               <w:rPr>
                 <w:sz w:val="15"/>
@@ -210,9 +200,6 @@
             </w:tcBorders>
           </w:tcPr>
           <w:p>
-            <w:pPr>
-              <w:spacing w:after="0"/>
-            </w:pPr>
             <w:proofErr w:type="spellStart"/>
             <w:r>
               <w:rPr>
@@ -234,9 +221,6 @@
             </w:tcBorders>
           </w:tcPr>
           <w:p>
-            <w:pPr>
-              <w:spacing w:after="0"/>
-            </w:pPr>
             <w:r>
               <w:rPr>
                 <w:sz w:val="15"/>
@@ -256,9 +240,6 @@
             </w:tcBorders>
           </w:tcPr>
           <w:p>
-            <w:pPr>
-              <w:spacing w:after="0"/>
-            </w:pPr>
             <w:r>
               <w:rPr>
                 <w:sz w:val="15"/>
@@ -283,9 +264,6 @@
             </w:tcBorders>
           </w:tcPr>
           <w:p>
-            <w:pPr>
-              <w:spacing w:after="0"/>
-            </w:pPr>
             <w:r>
               <w:rPr>
                 <w:sz w:val="15"/>
@@ -305,9 +283,6 @@
             </w:tcBorders>
           </w:tcPr>
           <w:p>
-            <w:pPr>
-              <w:spacing w:after="0"/>
-            </w:pPr>
             <w:r>
               <w:rPr>
                 <w:sz w:val="15"/>
@@ -327,9 +302,6 @@
             </w:tcBorders>
           </w:tcPr>
           <w:p>
-            <w:pPr>
-              <w:spacing w:after="0"/>
-            </w:pPr>
             <w:r>
               <w:rPr>
                 <w:sz w:val="15"/>
@@ -361,7 +333,6 @@
         <w:tblCellMar>
           <w:top w:w="95" w:type="dxa"/>
           <w:left w:w="80" w:type="dxa"/>
-          <w:bottom w:w="0" w:type="dxa"/>
           <w:right w:w="115" w:type="dxa"/>
         </w:tblCellMar>
         <w:tblLook w:val="04A0" w:firstRow="1" w:lastRow="0" w:firstColumn="1" w:lastColumn="0" w:noHBand="0" w:noVBand="1"/>
@@ -387,9 +358,6 @@
             <w:shd w:val="clear" w:color="auto" w:fill="E8E8E8"/>
           </w:tcPr>
           <w:p>
-            <w:pPr>
-              <w:spacing w:after="0"/>
-            </w:pPr>
             <w:r>
               <w:rPr>
                 <w:sz w:val="15"/>
@@ -410,9 +378,6 @@
             <w:shd w:val="clear" w:color="auto" w:fill="E8E8E8"/>
           </w:tcPr>
           <w:p>
-            <w:pPr>
-              <w:spacing w:after="0"/>
-            </w:pPr>
             <w:r>
               <w:rPr>
                 <w:sz w:val="15"/>
@@ -433,9 +398,6 @@
             <w:shd w:val="clear" w:color="auto" w:fill="E8E8E8"/>
           </w:tcPr>
           <w:p>
-            <w:pPr>
-              <w:spacing w:after="0"/>
-            </w:pPr>
             <w:r>
               <w:rPr>
                 <w:sz w:val="15"/>
@@ -460,9 +422,6 @@
             </w:tcBorders>
           </w:tcPr>
           <w:p>
-            <w:pPr>
-              <w:spacing w:after="0"/>
-            </w:pPr>
             <w:proofErr w:type="spellStart"/>
             <w:r>
               <w:rPr>
@@ -484,9 +443,6 @@
             </w:tcBorders>
           </w:tcPr>
           <w:p>
-            <w:pPr>
-              <w:spacing w:after="0"/>
-            </w:pPr>
             <w:r>
               <w:rPr>
                 <w:sz w:val="15"/>
@@ -506,9 +462,6 @@
             </w:tcBorders>
           </w:tcPr>
           <w:p>
-            <w:pPr>
-              <w:spacing w:after="0"/>
-            </w:pPr>
             <w:r>
               <w:rPr>
                 <w:sz w:val="15"/>
@@ -533,9 +486,6 @@
             </w:tcBorders>
           </w:tcPr>
           <w:p>
-            <w:pPr>
-              <w:spacing w:after="0"/>
-            </w:pPr>
             <w:r>
               <w:rPr>
                 <w:sz w:val="15"/>
@@ -555,9 +505,6 @@
             </w:tcBorders>
           </w:tcPr>
           <w:p>
-            <w:pPr>
-              <w:spacing w:after="0"/>
-            </w:pPr>
             <w:r>
               <w:rPr>
                 <w:sz w:val="15"/>
@@ -577,9 +524,6 @@
             </w:tcBorders>
           </w:tcPr>
           <w:p>
-            <w:pPr>
-              <w:spacing w:after="0"/>
-            </w:pPr>
             <w:r>
               <w:rPr>
                 <w:sz w:val="15"/>
@@ -604,9 +548,6 @@
             </w:tcBorders>
           </w:tcPr>
           <w:p>
-            <w:pPr>
-              <w:spacing w:after="0"/>
-            </w:pPr>
             <w:r>
               <w:rPr>
                 <w:sz w:val="15"/>
@@ -626,9 +567,6 @@
             </w:tcBorders>
           </w:tcPr>
           <w:p>
-            <w:pPr>
-              <w:spacing w:after="0"/>
-            </w:pPr>
             <w:r>
               <w:rPr>
                 <w:sz w:val="15"/>
@@ -648,9 +586,6 @@
             </w:tcBorders>
           </w:tcPr>
           <w:p>
-            <w:pPr>
-              <w:spacing w:after="0"/>
-            </w:pPr>
             <w:r>
               <w:rPr>
                 <w:sz w:val="15"/>
@@ -675,9 +610,6 @@
             </w:tcBorders>
           </w:tcPr>
           <w:p>
-            <w:pPr>
-              <w:spacing w:after="0"/>
-            </w:pPr>
             <w:r>
               <w:rPr>
                 <w:sz w:val="15"/>
@@ -697,9 +629,6 @@
             </w:tcBorders>
           </w:tcPr>
           <w:p>
-            <w:pPr>
-              <w:spacing w:after="0"/>
-            </w:pPr>
             <w:r>
               <w:rPr>
                 <w:sz w:val="15"/>
@@ -719,9 +648,6 @@
             </w:tcBorders>
           </w:tcPr>
           <w:p>
-            <w:pPr>
-              <w:spacing w:after="0"/>
-            </w:pPr>
             <w:r>
               <w:rPr>
                 <w:sz w:val="15"/>
@@ -746,9 +672,6 @@
             </w:tcBorders>
           </w:tcPr>
           <w:p>
-            <w:pPr>
-              <w:spacing w:after="0"/>
-            </w:pPr>
             <w:proofErr w:type="spellStart"/>
             <w:r>
               <w:rPr>
@@ -770,9 +693,6 @@
             </w:tcBorders>
           </w:tcPr>
           <w:p>
-            <w:pPr>
-              <w:spacing w:after="0"/>
-            </w:pPr>
             <w:r>
               <w:rPr>
                 <w:sz w:val="15"/>
@@ -792,9 +712,6 @@
             </w:tcBorders>
           </w:tcPr>
           <w:p>
-            <w:pPr>
-              <w:spacing w:after="0"/>
-            </w:pPr>
             <w:r>
               <w:rPr>
                 <w:sz w:val="15"/>
@@ -819,9 +736,6 @@
             </w:tcBorders>
           </w:tcPr>
           <w:p>
-            <w:pPr>
-              <w:spacing w:after="0"/>
-            </w:pPr>
             <w:proofErr w:type="spellStart"/>
             <w:r>
               <w:rPr>
@@ -843,9 +757,6 @@
             </w:tcBorders>
           </w:tcPr>
           <w:p>
-            <w:pPr>
-              <w:spacing w:after="0"/>
-            </w:pPr>
             <w:r>
               <w:rPr>
                 <w:sz w:val="15"/>
@@ -865,9 +776,6 @@
             </w:tcBorders>
           </w:tcPr>
           <w:p>
-            <w:pPr>
-              <w:spacing w:after="0"/>
-            </w:pPr>
             <w:r>
               <w:rPr>
                 <w:sz w:val="15"/>
@@ -908,7 +816,6 @@
         <w:tblCellMar>
           <w:top w:w="95" w:type="dxa"/>
           <w:left w:w="80" w:type="dxa"/>
-          <w:bottom w:w="0" w:type="dxa"/>
           <w:right w:w="115" w:type="dxa"/>
         </w:tblCellMar>
         <w:tblLook w:val="04A0" w:firstRow="1" w:lastRow="0" w:firstColumn="1" w:lastColumn="0" w:noHBand="0" w:noVBand="1"/>
@@ -934,9 +841,6 @@
             <w:shd w:val="clear" w:color="auto" w:fill="E8E8E8"/>
           </w:tcPr>
           <w:p>
-            <w:pPr>
-              <w:spacing w:after="0"/>
-            </w:pPr>
             <w:r>
               <w:rPr>
                 <w:sz w:val="15"/>
@@ -957,9 +861,6 @@
             <w:shd w:val="clear" w:color="auto" w:fill="E8E8E8"/>
           </w:tcPr>
           <w:p>
-            <w:pPr>
-              <w:spacing w:after="0"/>
-            </w:pPr>
             <w:r>
               <w:rPr>
                 <w:sz w:val="15"/>
@@ -980,9 +881,6 @@
             <w:shd w:val="clear" w:color="auto" w:fill="E8E8E8"/>
           </w:tcPr>
           <w:p>
-            <w:pPr>
-              <w:spacing w:after="0"/>
-            </w:pPr>
             <w:r>
               <w:rPr>
                 <w:sz w:val="15"/>
@@ -1007,9 +905,6 @@
             </w:tcBorders>
           </w:tcPr>
           <w:p>
-            <w:pPr>
-              <w:spacing w:after="0"/>
-            </w:pPr>
             <w:proofErr w:type="spellStart"/>
             <w:r>
               <w:rPr>
@@ -1031,9 +926,6 @@
             </w:tcBorders>
           </w:tcPr>
           <w:p>
-            <w:pPr>
-              <w:spacing w:after="0"/>
-            </w:pPr>
             <w:r>
               <w:rPr>
                 <w:sz w:val="15"/>
@@ -1053,9 +945,6 @@
             </w:tcBorders>
           </w:tcPr>
           <w:p>
-            <w:pPr>
-              <w:spacing w:after="0"/>
-            </w:pPr>
             <w:r>
               <w:rPr>
                 <w:sz w:val="15"/>
@@ -1080,9 +969,6 @@
             </w:tcBorders>
           </w:tcPr>
           <w:p>
-            <w:pPr>
-              <w:spacing w:after="0"/>
-            </w:pPr>
             <w:r>
               <w:rPr>
                 <w:sz w:val="15"/>
@@ -1102,9 +988,6 @@
             </w:tcBorders>
           </w:tcPr>
           <w:p>
-            <w:pPr>
-              <w:spacing w:after="0"/>
-            </w:pPr>
             <w:r>
               <w:rPr>
                 <w:sz w:val="15"/>
@@ -1124,9 +1007,6 @@
             </w:tcBorders>
           </w:tcPr>
           <w:p>
-            <w:pPr>
-              <w:spacing w:after="0"/>
-            </w:pPr>
             <w:r>
               <w:rPr>
                 <w:sz w:val="15"/>
@@ -1158,7 +1038,6 @@
         <w:tblCellMar>
           <w:top w:w="95" w:type="dxa"/>
           <w:left w:w="80" w:type="dxa"/>
-          <w:bottom w:w="0" w:type="dxa"/>
           <w:right w:w="115" w:type="dxa"/>
         </w:tblCellMar>
         <w:tblLook w:val="04A0" w:firstRow="1" w:lastRow="0" w:firstColumn="1" w:lastColumn="0" w:noHBand="0" w:noVBand="1"/>
@@ -1184,9 +1063,6 @@
             <w:shd w:val="clear" w:color="auto" w:fill="E8E8E8"/>
           </w:tcPr>
           <w:p>
-            <w:pPr>
-              <w:spacing w:after="0"/>
-            </w:pPr>
             <w:r>
               <w:rPr>
                 <w:sz w:val="15"/>
@@ -1207,9 +1083,6 @@
             <w:shd w:val="clear" w:color="auto" w:fill="E8E8E8"/>
           </w:tcPr>
           <w:p>
-            <w:pPr>
-              <w:spacing w:after="0"/>
-            </w:pPr>
             <w:r>
               <w:rPr>
                 <w:sz w:val="15"/>
@@ -1230,9 +1103,6 @@
             <w:shd w:val="clear" w:color="auto" w:fill="E8E8E8"/>
           </w:tcPr>
           <w:p>
-            <w:pPr>
-              <w:spacing w:after="0"/>
-            </w:pPr>
             <w:r>
               <w:rPr>
                 <w:sz w:val="15"/>
@@ -1257,9 +1127,6 @@
             </w:tcBorders>
           </w:tcPr>
           <w:p>
-            <w:pPr>
-              <w:spacing w:after="0"/>
-            </w:pPr>
             <w:proofErr w:type="spellStart"/>
             <w:r>
               <w:rPr>
@@ -1281,9 +1148,6 @@
             </w:tcBorders>
           </w:tcPr>
           <w:p>
-            <w:pPr>
-              <w:spacing w:after="0"/>
-            </w:pPr>
             <w:r>
               <w:rPr>
                 <w:sz w:val="15"/>
@@ -1303,9 +1167,6 @@
             </w:tcBorders>
           </w:tcPr>
           <w:p>
-            <w:pPr>
-              <w:spacing w:after="0"/>
-            </w:pPr>
             <w:r>
               <w:rPr>
                 <w:sz w:val="15"/>
@@ -1330,9 +1191,6 @@
             </w:tcBorders>
           </w:tcPr>
           <w:p>
-            <w:pPr>
-              <w:spacing w:after="0"/>
-            </w:pPr>
             <w:r>
               <w:rPr>
                 <w:sz w:val="15"/>
@@ -1352,9 +1210,6 @@
             </w:tcBorders>
           </w:tcPr>
           <w:p>
-            <w:pPr>
-              <w:spacing w:after="0"/>
-            </w:pPr>
             <w:r>
               <w:rPr>
                 <w:sz w:val="15"/>
@@ -1374,9 +1229,6 @@
             </w:tcBorders>
           </w:tcPr>
           <w:p>
-            <w:pPr>
-              <w:spacing w:after="0"/>
-            </w:pPr>
             <w:r>
               <w:rPr>
                 <w:sz w:val="15"/>
@@ -1401,9 +1253,6 @@
             </w:tcBorders>
           </w:tcPr>
           <w:p>
-            <w:pPr>
-              <w:spacing w:after="0"/>
-            </w:pPr>
             <w:proofErr w:type="spellStart"/>
             <w:r>
               <w:rPr>
@@ -1425,9 +1274,6 @@
             </w:tcBorders>
           </w:tcPr>
           <w:p>
-            <w:pPr>
-              <w:spacing w:after="0"/>
-            </w:pPr>
             <w:r>
               <w:rPr>
                 <w:sz w:val="15"/>
@@ -1447,9 +1293,6 @@
             </w:tcBorders>
           </w:tcPr>
           <w:p>
-            <w:pPr>
-              <w:spacing w:after="0"/>
-            </w:pPr>
             <w:r>
               <w:rPr>
                 <w:sz w:val="15"/>
@@ -1474,9 +1317,6 @@
             </w:tcBorders>
           </w:tcPr>
           <w:p>
-            <w:pPr>
-              <w:spacing w:after="0"/>
-            </w:pPr>
             <w:proofErr w:type="spellStart"/>
             <w:r>
               <w:rPr>
@@ -1498,9 +1338,6 @@
             </w:tcBorders>
           </w:tcPr>
           <w:p>
-            <w:pPr>
-              <w:spacing w:after="0"/>
-            </w:pPr>
             <w:r>
               <w:rPr>
                 <w:sz w:val="15"/>
@@ -1520,9 +1357,6 @@
             </w:tcBorders>
           </w:tcPr>
           <w:p>
-            <w:pPr>
-              <w:spacing w:after="0"/>
-            </w:pPr>
             <w:r>
               <w:rPr>
                 <w:sz w:val="15"/>
@@ -1547,9 +1381,6 @@
             </w:tcBorders>
           </w:tcPr>
           <w:p>
-            <w:pPr>
-              <w:spacing w:after="0"/>
-            </w:pPr>
             <w:proofErr w:type="spellStart"/>
             <w:r>
               <w:rPr>
@@ -1571,9 +1402,6 @@
             </w:tcBorders>
           </w:tcPr>
           <w:p>
-            <w:pPr>
-              <w:spacing w:after="0"/>
-            </w:pPr>
             <w:r>
               <w:rPr>
                 <w:sz w:val="15"/>
@@ -1593,9 +1421,6 @@
             </w:tcBorders>
           </w:tcPr>
           <w:p>
-            <w:pPr>
-              <w:spacing w:after="0"/>
-            </w:pPr>
             <w:r>
               <w:rPr>
                 <w:sz w:val="15"/>
@@ -1620,9 +1445,6 @@
             </w:tcBorders>
           </w:tcPr>
           <w:p>
-            <w:pPr>
-              <w:spacing w:after="0"/>
-            </w:pPr>
             <w:proofErr w:type="spellStart"/>
             <w:r>
               <w:rPr>
@@ -1644,9 +1466,6 @@
             </w:tcBorders>
           </w:tcPr>
           <w:p>
-            <w:pPr>
-              <w:spacing w:after="0"/>
-            </w:pPr>
             <w:r>
               <w:rPr>
                 <w:sz w:val="15"/>
@@ -1666,9 +1485,6 @@
             </w:tcBorders>
           </w:tcPr>
           <w:p>
-            <w:pPr>
-              <w:spacing w:after="0"/>
-            </w:pPr>
             <w:r>
               <w:rPr>
                 <w:sz w:val="15"/>
@@ -1693,9 +1509,6 @@
             </w:tcBorders>
           </w:tcPr>
           <w:p>
-            <w:pPr>
-              <w:spacing w:after="0"/>
-            </w:pPr>
             <w:proofErr w:type="spellStart"/>
             <w:r>
               <w:rPr>
@@ -1717,9 +1530,6 @@
             </w:tcBorders>
           </w:tcPr>
           <w:p>
-            <w:pPr>
-              <w:spacing w:after="0"/>
-            </w:pPr>
             <w:r>
               <w:rPr>
                 <w:sz w:val="15"/>
@@ -1739,9 +1549,6 @@
             </w:tcBorders>
           </w:tcPr>
           <w:p>
-            <w:pPr>
-              <w:spacing w:after="0"/>
-            </w:pPr>
             <w:r>
               <w:rPr>
                 <w:sz w:val="15"/>
@@ -1766,9 +1573,6 @@
             </w:tcBorders>
           </w:tcPr>
           <w:p>
-            <w:pPr>
-              <w:spacing w:after="0"/>
-            </w:pPr>
             <w:proofErr w:type="spellStart"/>
             <w:r>
               <w:rPr>
@@ -1790,9 +1594,6 @@
             </w:tcBorders>
           </w:tcPr>
           <w:p>
-            <w:pPr>
-              <w:spacing w:after="0"/>
-            </w:pPr>
             <w:r>
               <w:rPr>
                 <w:sz w:val="15"/>
@@ -1812,9 +1613,6 @@
             </w:tcBorders>
           </w:tcPr>
           <w:p>
-            <w:pPr>
-              <w:spacing w:after="0"/>
-            </w:pPr>
             <w:r>
               <w:rPr>
                 <w:sz w:val="15"/>
@@ -1855,7 +1653,6 @@
         <w:tblCellMar>
           <w:top w:w="95" w:type="dxa"/>
           <w:left w:w="80" w:type="dxa"/>
-          <w:bottom w:w="0" w:type="dxa"/>
           <w:right w:w="115" w:type="dxa"/>
         </w:tblCellMar>
         <w:tblLook w:val="04A0" w:firstRow="1" w:lastRow="0" w:firstColumn="1" w:lastColumn="0" w:noHBand="0" w:noVBand="1"/>
@@ -1881,9 +1678,6 @@
             <w:shd w:val="clear" w:color="auto" w:fill="E8E8E8"/>
           </w:tcPr>
           <w:p>
-            <w:pPr>
-              <w:spacing w:after="0"/>
-            </w:pPr>
             <w:r>
               <w:rPr>
                 <w:sz w:val="15"/>
@@ -1904,9 +1698,6 @@
             <w:shd w:val="clear" w:color="auto" w:fill="E8E8E8"/>
           </w:tcPr>
           <w:p>
-            <w:pPr>
-              <w:spacing w:after="0"/>
-            </w:pPr>
             <w:r>
               <w:rPr>
                 <w:sz w:val="15"/>
@@ -1927,9 +1718,6 @@
             <w:shd w:val="clear" w:color="auto" w:fill="E8E8E8"/>
           </w:tcPr>
           <w:p>
-            <w:pPr>
-              <w:spacing w:after="0"/>
-            </w:pPr>
             <w:r>
               <w:rPr>
                 <w:sz w:val="15"/>
@@ -1954,9 +1742,6 @@
             </w:tcBorders>
           </w:tcPr>
           <w:p>
-            <w:pPr>
-              <w:spacing w:after="0"/>
-            </w:pPr>
             <w:proofErr w:type="spellStart"/>
             <w:r>
               <w:rPr>
@@ -1978,9 +1763,6 @@
             </w:tcBorders>
           </w:tcPr>
           <w:p>
-            <w:pPr>
-              <w:spacing w:after="0"/>
-            </w:pPr>
             <w:r>
               <w:rPr>
                 <w:sz w:val="15"/>
@@ -2000,9 +1782,6 @@
             </w:tcBorders>
           </w:tcPr>
           <w:p>
-            <w:pPr>
-              <w:spacing w:after="0"/>
-            </w:pPr>
             <w:r>
               <w:rPr>
                 <w:sz w:val="15"/>
@@ -2027,9 +1806,6 @@
             </w:tcBorders>
           </w:tcPr>
           <w:p>
-            <w:pPr>
-              <w:spacing w:after="0"/>
-            </w:pPr>
             <w:r>
               <w:rPr>
                 <w:sz w:val="15"/>
@@ -2049,9 +1825,6 @@
             </w:tcBorders>
           </w:tcPr>
           <w:p>
-            <w:pPr>
-              <w:spacing w:after="0"/>
-            </w:pPr>
             <w:r>
               <w:rPr>
                 <w:sz w:val="15"/>
@@ -2071,9 +1844,6 @@
             </w:tcBorders>
           </w:tcPr>
           <w:p>
-            <w:pPr>
-              <w:spacing w:after="0"/>
-            </w:pPr>
             <w:r>
               <w:rPr>
                 <w:sz w:val="15"/>
@@ -2098,9 +1868,6 @@
             </w:tcBorders>
           </w:tcPr>
           <w:p>
-            <w:pPr>
-              <w:spacing w:after="0"/>
-            </w:pPr>
             <w:r>
               <w:rPr>
                 <w:sz w:val="15"/>
@@ -2121,9 +1888,6 @@
             </w:tcBorders>
           </w:tcPr>
           <w:p>
-            <w:pPr>
-              <w:spacing w:after="0"/>
-            </w:pPr>
             <w:r>
               <w:rPr>
                 <w:sz w:val="15"/>
@@ -2143,9 +1907,6 @@
             </w:tcBorders>
           </w:tcPr>
           <w:p>
-            <w:pPr>
-              <w:spacing w:after="0"/>
-            </w:pPr>
             <w:r>
               <w:rPr>
                 <w:sz w:val="15"/>
@@ -2170,9 +1931,6 @@
             </w:tcBorders>
           </w:tcPr>
           <w:p>
-            <w:pPr>
-              <w:spacing w:after="0"/>
-            </w:pPr>
             <w:r>
               <w:rPr>
                 <w:sz w:val="15"/>
@@ -2192,9 +1950,6 @@
             </w:tcBorders>
           </w:tcPr>
           <w:p>
-            <w:pPr>
-              <w:spacing w:after="0"/>
-            </w:pPr>
             <w:r>
               <w:rPr>
                 <w:sz w:val="15"/>
@@ -2214,9 +1969,6 @@
             </w:tcBorders>
           </w:tcPr>
           <w:p>
-            <w:pPr>
-              <w:spacing w:after="0"/>
-            </w:pPr>
             <w:r>
               <w:rPr>
                 <w:sz w:val="15"/>
@@ -2257,7 +2009,6 @@
         <w:tblCellMar>
           <w:top w:w="95" w:type="dxa"/>
           <w:left w:w="80" w:type="dxa"/>
-          <w:bottom w:w="0" w:type="dxa"/>
           <w:right w:w="115" w:type="dxa"/>
         </w:tblCellMar>
         <w:tblLook w:val="04A0" w:firstRow="1" w:lastRow="0" w:firstColumn="1" w:lastColumn="0" w:noHBand="0" w:noVBand="1"/>
@@ -2283,9 +2034,6 @@
             <w:shd w:val="clear" w:color="auto" w:fill="E8E8E8"/>
           </w:tcPr>
           <w:p>
-            <w:pPr>
-              <w:spacing w:after="0"/>
-            </w:pPr>
             <w:r>
               <w:rPr>
                 <w:sz w:val="15"/>
@@ -2306,9 +2054,6 @@
             <w:shd w:val="clear" w:color="auto" w:fill="E8E8E8"/>
           </w:tcPr>
           <w:p>
-            <w:pPr>
-              <w:spacing w:after="0"/>
-            </w:pPr>
             <w:r>
               <w:rPr>
                 <w:sz w:val="15"/>
@@ -2329,9 +2074,6 @@
             <w:shd w:val="clear" w:color="auto" w:fill="E8E8E8"/>
           </w:tcPr>
           <w:p>
-            <w:pPr>
-              <w:spacing w:after="0"/>
-            </w:pPr>
             <w:r>
               <w:rPr>
                 <w:sz w:val="15"/>
@@ -2356,9 +2098,6 @@
             </w:tcBorders>
           </w:tcPr>
           <w:p>
-            <w:pPr>
-              <w:spacing w:after="0"/>
-            </w:pPr>
             <w:proofErr w:type="spellStart"/>
             <w:r>
               <w:rPr>
@@ -2380,9 +2119,6 @@
             </w:tcBorders>
           </w:tcPr>
           <w:p>
-            <w:pPr>
-              <w:spacing w:after="0"/>
-            </w:pPr>
             <w:r>
               <w:rPr>
                 <w:sz w:val="15"/>
@@ -2402,9 +2138,6 @@
             </w:tcBorders>
           </w:tcPr>
           <w:p>
-            <w:pPr>
-              <w:spacing w:after="0"/>
-            </w:pPr>
             <w:r>
               <w:rPr>
                 <w:sz w:val="15"/>
@@ -2429,9 +2162,6 @@
             </w:tcBorders>
           </w:tcPr>
           <w:p>
-            <w:pPr>
-              <w:spacing w:after="0"/>
-            </w:pPr>
             <w:proofErr w:type="spellStart"/>
             <w:r>
               <w:rPr>
@@ -2453,9 +2183,6 @@
             </w:tcBorders>
           </w:tcPr>
           <w:p>
-            <w:pPr>
-              <w:spacing w:after="0"/>
-            </w:pPr>
             <w:r>
               <w:rPr>
                 <w:sz w:val="15"/>
@@ -2475,9 +2202,6 @@
             </w:tcBorders>
           </w:tcPr>
           <w:p>
-            <w:pPr>
-              <w:spacing w:after="0"/>
-            </w:pPr>
             <w:r>
               <w:rPr>
                 <w:sz w:val="15"/>
@@ -2502,9 +2226,6 @@
             </w:tcBorders>
           </w:tcPr>
           <w:p>
-            <w:pPr>
-              <w:spacing w:after="0"/>
-            </w:pPr>
             <w:proofErr w:type="spellStart"/>
             <w:r>
               <w:rPr>
@@ -2526,9 +2247,6 @@
             </w:tcBorders>
           </w:tcPr>
           <w:p>
-            <w:pPr>
-              <w:spacing w:after="0"/>
-            </w:pPr>
             <w:r>
               <w:rPr>
                 <w:sz w:val="15"/>
@@ -2548,9 +2266,6 @@
             </w:tcBorders>
           </w:tcPr>
           <w:p>
-            <w:pPr>
-              <w:spacing w:after="0"/>
-            </w:pPr>
             <w:r>
               <w:rPr>
                 <w:sz w:val="15"/>
@@ -2575,9 +2290,6 @@
             </w:tcBorders>
           </w:tcPr>
           <w:p>
-            <w:pPr>
-              <w:spacing w:after="0"/>
-            </w:pPr>
             <w:proofErr w:type="spellStart"/>
             <w:r>
               <w:rPr>
@@ -2599,9 +2311,6 @@
             </w:tcBorders>
           </w:tcPr>
           <w:p>
-            <w:pPr>
-              <w:spacing w:after="0"/>
-            </w:pPr>
             <w:r>
               <w:rPr>
                 <w:sz w:val="15"/>
@@ -2621,9 +2330,6 @@
             </w:tcBorders>
           </w:tcPr>
           <w:p>
-            <w:pPr>
-              <w:spacing w:after="0"/>
-            </w:pPr>
             <w:r>
               <w:rPr>
                 <w:sz w:val="15"/>
@@ -2648,9 +2354,6 @@
             </w:tcBorders>
           </w:tcPr>
           <w:p>
-            <w:pPr>
-              <w:spacing w:after="0"/>
-            </w:pPr>
             <w:proofErr w:type="spellStart"/>
             <w:r>
               <w:rPr>
@@ -2672,9 +2375,6 @@
             </w:tcBorders>
           </w:tcPr>
           <w:p>
-            <w:pPr>
-              <w:spacing w:after="0"/>
-            </w:pPr>
             <w:r>
               <w:rPr>
                 <w:sz w:val="15"/>
@@ -2694,9 +2394,6 @@
             </w:tcBorders>
           </w:tcPr>
           <w:p>
-            <w:pPr>
-              <w:spacing w:after="0"/>
-            </w:pPr>
             <w:r>
               <w:rPr>
                 <w:sz w:val="15"/>
@@ -2721,9 +2418,6 @@
             </w:tcBorders>
           </w:tcPr>
           <w:p>
-            <w:pPr>
-              <w:spacing w:after="0"/>
-            </w:pPr>
             <w:r>
               <w:rPr>
                 <w:sz w:val="15"/>
@@ -2743,9 +2437,6 @@
             </w:tcBorders>
           </w:tcPr>
           <w:p>
-            <w:pPr>
-              <w:spacing w:after="0"/>
-            </w:pPr>
             <w:r>
               <w:rPr>
                 <w:sz w:val="15"/>
@@ -2765,9 +2456,6 @@
             </w:tcBorders>
           </w:tcPr>
           <w:p>
-            <w:pPr>
-              <w:spacing w:after="0"/>
-            </w:pPr>
             <w:r>
               <w:rPr>
                 <w:sz w:val="15"/>
@@ -2792,9 +2480,6 @@
             </w:tcBorders>
           </w:tcPr>
           <w:p>
-            <w:pPr>
-              <w:spacing w:after="0"/>
-            </w:pPr>
             <w:r>
               <w:rPr>
                 <w:sz w:val="15"/>
@@ -2814,9 +2499,6 @@
             </w:tcBorders>
           </w:tcPr>
           <w:p>
-            <w:pPr>
-              <w:spacing w:after="0"/>
-            </w:pPr>
             <w:r>
               <w:rPr>
                 <w:sz w:val="15"/>
@@ -2836,9 +2518,6 @@
             </w:tcBorders>
           </w:tcPr>
           <w:p>
-            <w:pPr>
-              <w:spacing w:after="0"/>
-            </w:pPr>
             <w:r>
               <w:rPr>
                 <w:sz w:val="15"/>
@@ -2863,9 +2542,6 @@
             </w:tcBorders>
           </w:tcPr>
           <w:p>
-            <w:pPr>
-              <w:spacing w:after="0"/>
-            </w:pPr>
             <w:proofErr w:type="spellStart"/>
             <w:r>
               <w:rPr>
@@ -2887,9 +2563,6 @@
             </w:tcBorders>
           </w:tcPr>
           <w:p>
-            <w:pPr>
-              <w:spacing w:after="0"/>
-            </w:pPr>
             <w:r>
               <w:rPr>
                 <w:sz w:val="15"/>
@@ -2909,9 +2582,6 @@
             </w:tcBorders>
           </w:tcPr>
           <w:p>
-            <w:pPr>
-              <w:spacing w:after="0"/>
-            </w:pPr>
             <w:r>
               <w:rPr>
                 <w:sz w:val="15"/>
@@ -2952,7 +2622,6 @@
         <w:tblCellMar>
           <w:top w:w="95" w:type="dxa"/>
           <w:left w:w="80" w:type="dxa"/>
-          <w:bottom w:w="0" w:type="dxa"/>
           <w:right w:w="115" w:type="dxa"/>
         </w:tblCellMar>
         <w:tblLook w:val="04A0" w:firstRow="1" w:lastRow="0" w:firstColumn="1" w:lastColumn="0" w:noHBand="0" w:noVBand="1"/>
@@ -2978,9 +2647,6 @@
             <w:shd w:val="clear" w:color="auto" w:fill="E8E8E8"/>
           </w:tcPr>
           <w:p>
-            <w:pPr>
-              <w:spacing w:after="0"/>
-            </w:pPr>
             <w:r>
               <w:rPr>
                 <w:sz w:val="15"/>
@@ -3001,9 +2667,6 @@
             <w:shd w:val="clear" w:color="auto" w:fill="E8E8E8"/>
           </w:tcPr>
           <w:p>
-            <w:pPr>
-              <w:spacing w:after="0"/>
-            </w:pPr>
             <w:r>
               <w:rPr>
                 <w:sz w:val="15"/>
@@ -3024,9 +2687,6 @@
             <w:shd w:val="clear" w:color="auto" w:fill="E8E8E8"/>
           </w:tcPr>
           <w:p>
-            <w:pPr>
-              <w:spacing w:after="0"/>
-            </w:pPr>
             <w:r>
               <w:rPr>
                 <w:sz w:val="15"/>
@@ -3051,9 +2711,6 @@
             </w:tcBorders>
           </w:tcPr>
           <w:p>
-            <w:pPr>
-              <w:spacing w:after="0"/>
-            </w:pPr>
             <w:proofErr w:type="spellStart"/>
             <w:r>
               <w:rPr>
@@ -3075,9 +2732,6 @@
             </w:tcBorders>
           </w:tcPr>
           <w:p>
-            <w:pPr>
-              <w:spacing w:after="0"/>
-            </w:pPr>
             <w:r>
               <w:rPr>
                 <w:sz w:val="15"/>
@@ -3097,9 +2751,6 @@
             </w:tcBorders>
           </w:tcPr>
           <w:p>
-            <w:pPr>
-              <w:spacing w:after="0"/>
-            </w:pPr>
             <w:r>
               <w:rPr>
                 <w:sz w:val="15"/>
@@ -3124,9 +2775,6 @@
             </w:tcBorders>
           </w:tcPr>
           <w:p>
-            <w:pPr>
-              <w:spacing w:after="0"/>
-            </w:pPr>
             <w:proofErr w:type="spellStart"/>
             <w:r>
               <w:rPr>
@@ -3148,9 +2796,6 @@
             </w:tcBorders>
           </w:tcPr>
           <w:p>
-            <w:pPr>
-              <w:spacing w:after="0"/>
-            </w:pPr>
             <w:r>
               <w:rPr>
                 <w:sz w:val="15"/>
@@ -3170,9 +2815,6 @@
             </w:tcBorders>
           </w:tcPr>
           <w:p>
-            <w:pPr>
-              <w:spacing w:after="0"/>
-            </w:pPr>
             <w:r>
               <w:rPr>
                 <w:sz w:val="15"/>
@@ -3197,9 +2839,6 @@
             </w:tcBorders>
           </w:tcPr>
           <w:p>
-            <w:pPr>
-              <w:spacing w:after="0"/>
-            </w:pPr>
             <w:proofErr w:type="spellStart"/>
             <w:r>
               <w:rPr>
@@ -3221,9 +2860,6 @@
             </w:tcBorders>
           </w:tcPr>
           <w:p>
-            <w:pPr>
-              <w:spacing w:after="0"/>
-            </w:pPr>
             <w:r>
               <w:rPr>
                 <w:sz w:val="15"/>
@@ -3243,9 +2879,6 @@
             </w:tcBorders>
           </w:tcPr>
           <w:p>
-            <w:pPr>
-              <w:spacing w:after="0"/>
-            </w:pPr>
             <w:r>
               <w:rPr>
                 <w:sz w:val="15"/>
@@ -3270,9 +2903,6 @@
             </w:tcBorders>
           </w:tcPr>
           <w:p>
-            <w:pPr>
-              <w:spacing w:after="0"/>
-            </w:pPr>
             <w:proofErr w:type="spellStart"/>
             <w:r>
               <w:rPr>
@@ -3294,9 +2924,6 @@
             </w:tcBorders>
           </w:tcPr>
           <w:p>
-            <w:pPr>
-              <w:spacing w:after="0"/>
-            </w:pPr>
             <w:r>
               <w:rPr>
                 <w:sz w:val="15"/>
@@ -3316,9 +2943,6 @@
             </w:tcBorders>
           </w:tcPr>
           <w:p>
-            <w:pPr>
-              <w:spacing w:after="0"/>
-            </w:pPr>
             <w:r>
               <w:rPr>
                 <w:sz w:val="15"/>
@@ -3343,9 +2967,6 @@
             </w:tcBorders>
           </w:tcPr>
           <w:p>
-            <w:pPr>
-              <w:spacing w:after="0"/>
-            </w:pPr>
             <w:proofErr w:type="spellStart"/>
             <w:r>
               <w:rPr>
@@ -3367,9 +2988,6 @@
             </w:tcBorders>
           </w:tcPr>
           <w:p>
-            <w:pPr>
-              <w:spacing w:after="0"/>
-            </w:pPr>
             <w:r>
               <w:rPr>
                 <w:sz w:val="15"/>
@@ -3389,9 +3007,6 @@
             </w:tcBorders>
           </w:tcPr>
           <w:p>
-            <w:pPr>
-              <w:spacing w:after="0"/>
-            </w:pPr>
             <w:r>
               <w:rPr>
                 <w:sz w:val="15"/>
@@ -3416,9 +3031,6 @@
             </w:tcBorders>
           </w:tcPr>
           <w:p>
-            <w:pPr>
-              <w:spacing w:after="0"/>
-            </w:pPr>
             <w:proofErr w:type="spellStart"/>
             <w:r>
               <w:rPr>
@@ -3440,9 +3052,6 @@
             </w:tcBorders>
           </w:tcPr>
           <w:p>
-            <w:pPr>
-              <w:spacing w:after="0"/>
-            </w:pPr>
             <w:r>
               <w:rPr>
                 <w:sz w:val="15"/>
@@ -3462,9 +3071,6 @@
             </w:tcBorders>
           </w:tcPr>
           <w:p>
-            <w:pPr>
-              <w:spacing w:after="0"/>
-            </w:pPr>
             <w:r>
               <w:rPr>
                 <w:sz w:val="15"/>
@@ -3499,7 +3105,6 @@
         <w:tblCellMar>
           <w:top w:w="115" w:type="dxa"/>
           <w:left w:w="80" w:type="dxa"/>
-          <w:bottom w:w="0" w:type="dxa"/>
           <w:right w:w="115" w:type="dxa"/>
         </w:tblCellMar>
         <w:tblLook w:val="04A0" w:firstRow="1" w:lastRow="0" w:firstColumn="1" w:lastColumn="0" w:noHBand="0" w:noVBand="1"/>
@@ -3525,9 +3130,6 @@
             <w:shd w:val="clear" w:color="auto" w:fill="E8E8E8"/>
           </w:tcPr>
           <w:p>
-            <w:pPr>
-              <w:spacing w:after="0"/>
-            </w:pPr>
             <w:r>
               <w:rPr>
                 <w:sz w:val="15"/>
@@ -3548,9 +3150,6 @@
             <w:shd w:val="clear" w:color="auto" w:fill="E8E8E8"/>
           </w:tcPr>
           <w:p>
-            <w:pPr>
-              <w:spacing w:after="0"/>
-            </w:pPr>
             <w:r>
               <w:rPr>
                 <w:sz w:val="15"/>
@@ -3571,9 +3170,6 @@
             <w:shd w:val="clear" w:color="auto" w:fill="E8E8E8"/>
           </w:tcPr>
           <w:p>
-            <w:pPr>
-              <w:spacing w:after="0"/>
-            </w:pPr>
             <w:r>
               <w:rPr>
                 <w:sz w:val="15"/>
@@ -3598,9 +3194,6 @@
             </w:tcBorders>
           </w:tcPr>
           <w:p>
-            <w:pPr>
-              <w:spacing w:after="0"/>
-            </w:pPr>
             <w:r>
               <w:rPr>
                 <w:sz w:val="15"/>
@@ -3620,9 +3213,6 @@
             </w:tcBorders>
           </w:tcPr>
           <w:p>
-            <w:pPr>
-              <w:spacing w:after="0"/>
-            </w:pPr>
             <w:r>
               <w:rPr>
                 <w:sz w:val="15"/>
@@ -3642,9 +3232,6 @@
             </w:tcBorders>
           </w:tcPr>
           <w:p>
-            <w:pPr>
-              <w:spacing w:after="0"/>
-            </w:pPr>
             <w:r>
               <w:rPr>
                 <w:sz w:val="15"/>
@@ -3669,9 +3256,6 @@
             </w:tcBorders>
           </w:tcPr>
           <w:p>
-            <w:pPr>
-              <w:spacing w:after="0"/>
-            </w:pPr>
             <w:r>
               <w:rPr>
                 <w:sz w:val="15"/>
@@ -3691,9 +3275,6 @@
             </w:tcBorders>
           </w:tcPr>
           <w:p>
-            <w:pPr>
-              <w:spacing w:after="0"/>
-            </w:pPr>
             <w:r>
               <w:rPr>
                 <w:sz w:val="15"/>
@@ -3713,9 +3294,6 @@
             </w:tcBorders>
           </w:tcPr>
           <w:p>
-            <w:pPr>
-              <w:spacing w:after="0"/>
-            </w:pPr>
             <w:r>
               <w:rPr>
                 <w:sz w:val="15"/>
@@ -3740,9 +3318,6 @@
             </w:tcBorders>
           </w:tcPr>
           <w:p>
-            <w:pPr>
-              <w:spacing w:after="0"/>
-            </w:pPr>
             <w:r>
               <w:rPr>
                 <w:sz w:val="15"/>
@@ -3762,9 +3337,6 @@
             </w:tcBorders>
           </w:tcPr>
           <w:p>
-            <w:pPr>
-              <w:spacing w:after="0"/>
-            </w:pPr>
             <w:r>
               <w:rPr>
                 <w:sz w:val="15"/>
@@ -3784,9 +3356,6 @@
             </w:tcBorders>
           </w:tcPr>
           <w:p>
-            <w:pPr>
-              <w:spacing w:after="0"/>
-            </w:pPr>
             <w:r>
               <w:rPr>
                 <w:sz w:val="15"/>
@@ -3811,9 +3380,6 @@
             </w:tcBorders>
           </w:tcPr>
           <w:p>
-            <w:pPr>
-              <w:spacing w:after="0"/>
-            </w:pPr>
             <w:r>
               <w:rPr>
                 <w:sz w:val="15"/>
@@ -3833,9 +3399,6 @@
             </w:tcBorders>
           </w:tcPr>
           <w:p>
-            <w:pPr>
-              <w:spacing w:after="0"/>
-            </w:pPr>
             <w:r>
               <w:rPr>
                 <w:sz w:val="15"/>
@@ -3855,9 +3418,6 @@
             </w:tcBorders>
           </w:tcPr>
           <w:p>
-            <w:pPr>
-              <w:spacing w:after="0"/>
-            </w:pPr>
             <w:r>
               <w:rPr>
                 <w:sz w:val="15"/>
@@ -3882,9 +3442,6 @@
             </w:tcBorders>
           </w:tcPr>
           <w:p>
-            <w:pPr>
-              <w:spacing w:after="0"/>
-            </w:pPr>
             <w:r>
               <w:rPr>
                 <w:sz w:val="15"/>
@@ -3904,9 +3461,6 @@
             </w:tcBorders>
           </w:tcPr>
           <w:p>
-            <w:pPr>
-              <w:spacing w:after="0"/>
-            </w:pPr>
             <w:r>
               <w:rPr>
                 <w:sz w:val="15"/>
@@ -3926,9 +3480,6 @@
             </w:tcBorders>
           </w:tcPr>
           <w:p>
-            <w:pPr>
-              <w:spacing w:after="0"/>
-            </w:pPr>
             <w:r>
               <w:rPr>
                 <w:sz w:val="15"/>
@@ -3953,9 +3504,6 @@
             </w:tcBorders>
           </w:tcPr>
           <w:p>
-            <w:pPr>
-              <w:spacing w:after="0"/>
-            </w:pPr>
             <w:r>
               <w:rPr>
                 <w:sz w:val="15"/>
@@ -3975,9 +3523,6 @@
             </w:tcBorders>
           </w:tcPr>
           <w:p>
-            <w:pPr>
-              <w:spacing w:after="0"/>
-            </w:pPr>
             <w:r>
               <w:rPr>
                 <w:sz w:val="15"/>
@@ -3997,9 +3542,6 @@
             </w:tcBorders>
           </w:tcPr>
           <w:p>
-            <w:pPr>
-              <w:spacing w:after="0"/>
-            </w:pPr>
             <w:r>
               <w:rPr>
                 <w:sz w:val="15"/>
@@ -4024,9 +3566,6 @@
             </w:tcBorders>
           </w:tcPr>
           <w:p>
-            <w:pPr>
-              <w:spacing w:after="0"/>
-            </w:pPr>
             <w:r>
               <w:rPr>
                 <w:sz w:val="15"/>
@@ -4046,9 +3585,6 @@
             </w:tcBorders>
           </w:tcPr>
           <w:p>
-            <w:pPr>
-              <w:spacing w:after="0"/>
-            </w:pPr>
             <w:r>
               <w:rPr>
                 <w:sz w:val="15"/>
@@ -4068,9 +3604,6 @@
             </w:tcBorders>
           </w:tcPr>
           <w:p>
-            <w:pPr>
-              <w:spacing w:after="0"/>
-            </w:pPr>
             <w:r>
               <w:rPr>
                 <w:sz w:val="15"/>
@@ -4187,6 +3720,18 @@
         <w:ind w:left="332"/>
       </w:pPr>
       <w:r>
+        <w:t>SELECT * FROM setor;</w:t>
+      </w:r>
+    </w:p>
+    <w:p>
+      <w:pPr>
+        <w:spacing w:after="101" w:line="263" w:lineRule="auto"/>
+        <w:ind w:left="332"/>
+      </w:pPr>
+      <w:r>
+        <w:rPr>
+          <w:noProof/>
+        </w:rPr>
         <w:drawing>
           <wp:inline distT="0" distB="0" distL="0" distR="0" wp14:anchorId="2A0A1856" wp14:editId="4E0D8E60">
             <wp:extent cx="1711960" cy="1549075"/>
@@ -4246,6 +3791,27 @@
         <w:ind w:left="332"/>
       </w:pPr>
       <w:r>
+        <w:t>SELECT matricula, nome, cargo</w:t>
+      </w:r>
+    </w:p>
+    <w:p>
+      <w:pPr>
+        <w:spacing w:after="101" w:line="263" w:lineRule="auto"/>
+        <w:ind w:left="332"/>
+      </w:pPr>
+      <w:r>
+        <w:t>FROM colaborador;</w:t>
+      </w:r>
+    </w:p>
+    <w:p>
+      <w:pPr>
+        <w:spacing w:after="101" w:line="263" w:lineRule="auto"/>
+        <w:ind w:left="332"/>
+      </w:pPr>
+      <w:r>
+        <w:rPr>
+          <w:noProof/>
+        </w:rPr>
         <w:drawing>
           <wp:inline distT="0" distB="0" distL="0" distR="0" wp14:anchorId="618BB5D5" wp14:editId="0786A64D">
             <wp:extent cx="1529080" cy="1937774"/>
@@ -4296,6 +3862,7 @@
         <w:rPr>
           <w:sz w:val="17"/>
         </w:rPr>
+        <w:lastRenderedPageBreak/>
         <w:t>Mostre os colaboradores cuja situação seja Ativo.</w:t>
       </w:r>
     </w:p>
@@ -4305,7 +3872,35 @@
         <w:ind w:left="332"/>
       </w:pPr>
       <w:r>
-        <w:lastRenderedPageBreak/>
+        <w:t>SELECT * FROM colaborador</w:t>
+      </w:r>
+    </w:p>
+    <w:p>
+      <w:pPr>
+        <w:spacing w:after="101" w:line="263" w:lineRule="auto"/>
+        <w:ind w:left="332"/>
+      </w:pPr>
+      <w:r>
+        <w:t xml:space="preserve">WHERE </w:t>
+      </w:r>
+      <w:proofErr w:type="spellStart"/>
+      <w:r>
+        <w:t>situacao</w:t>
+      </w:r>
+      <w:proofErr w:type="spellEnd"/>
+      <w:r>
+        <w:t xml:space="preserve"> = 'Ativo';</w:t>
+      </w:r>
+    </w:p>
+    <w:p>
+      <w:pPr>
+        <w:spacing w:after="101" w:line="263" w:lineRule="auto"/>
+        <w:ind w:left="332"/>
+      </w:pPr>
+      <w:r>
+        <w:rPr>
+          <w:noProof/>
+        </w:rPr>
         <w:drawing>
           <wp:inline distT="0" distB="0" distL="0" distR="0" wp14:anchorId="3E5258B5" wp14:editId="2FF55D89">
             <wp:extent cx="2529840" cy="1453527"/>
@@ -4363,8 +3958,63 @@
       <w:pPr>
         <w:spacing w:after="101" w:line="263" w:lineRule="auto"/>
         <w:ind w:left="332"/>
-      </w:pPr>
-      <w:r>
+        <w:rPr>
+          <w:lang w:val="en-US"/>
+        </w:rPr>
+      </w:pPr>
+      <w:r>
+        <w:rPr>
+          <w:lang w:val="en-US"/>
+        </w:rPr>
+        <w:t xml:space="preserve">SELECT * FROM </w:t>
+      </w:r>
+      <w:proofErr w:type="spellStart"/>
+      <w:r>
+        <w:rPr>
+          <w:lang w:val="en-US"/>
+        </w:rPr>
+        <w:t>colaborador</w:t>
+      </w:r>
+      <w:proofErr w:type="spellEnd"/>
+    </w:p>
+    <w:p>
+      <w:pPr>
+        <w:spacing w:after="101" w:line="263" w:lineRule="auto"/>
+        <w:ind w:left="332"/>
+        <w:rPr>
+          <w:lang w:val="en-US"/>
+        </w:rPr>
+      </w:pPr>
+      <w:r>
+        <w:rPr>
+          <w:lang w:val="en-US"/>
+        </w:rPr>
+        <w:t xml:space="preserve">WHERE </w:t>
+      </w:r>
+      <w:proofErr w:type="spellStart"/>
+      <w:r>
+        <w:rPr>
+          <w:lang w:val="en-US"/>
+        </w:rPr>
+        <w:t>nome</w:t>
+      </w:r>
+      <w:proofErr w:type="spellEnd"/>
+      <w:r>
+        <w:rPr>
+          <w:lang w:val="en-US"/>
+        </w:rPr>
+        <w:t xml:space="preserve"> LIKE 'A%';</w:t>
+      </w:r>
+    </w:p>
+    <w:p>
+      <w:pPr>
+        <w:spacing w:after="101" w:line="263" w:lineRule="auto"/>
+        <w:ind w:left="332"/>
+      </w:pPr>
+      <w:r>
+        <w:rPr>
+          <w:noProof/>
+        </w:rPr>
         <w:drawing>
           <wp:inline distT="0" distB="0" distL="0" distR="0" wp14:anchorId="314FD436" wp14:editId="6A9B1E9A">
             <wp:extent cx="3896360" cy="513652"/>
@@ -4424,6 +4074,18 @@
         <w:ind w:left="332"/>
       </w:pPr>
       <w:r>
+        <w:t>SELECT * FROM epi;</w:t>
+      </w:r>
+    </w:p>
+    <w:p>
+      <w:pPr>
+        <w:spacing w:after="101" w:line="263" w:lineRule="auto"/>
+        <w:ind w:left="332"/>
+      </w:pPr>
+      <w:r>
+        <w:rPr>
+          <w:noProof/>
+        </w:rPr>
         <w:drawing>
           <wp:inline distT="0" distB="0" distL="0" distR="0" wp14:anchorId="419B73F6" wp14:editId="33601A32">
             <wp:extent cx="3219803" cy="1432560"/>
@@ -4483,6 +4145,40 @@
         <w:ind w:left="332"/>
       </w:pPr>
       <w:r>
+        <w:t xml:space="preserve">SELECT </w:t>
+      </w:r>
+      <w:proofErr w:type="spellStart"/>
+      <w:r>
+        <w:t>ca</w:t>
+      </w:r>
+      <w:proofErr w:type="spellEnd"/>
+      <w:r>
+        <w:t xml:space="preserve">, </w:t>
+      </w:r>
+      <w:proofErr w:type="spellStart"/>
+      <w:r>
+        <w:t>validade_ca</w:t>
+      </w:r>
+      <w:proofErr w:type="spellEnd"/>
+    </w:p>
+    <w:p>
+      <w:pPr>
+        <w:spacing w:after="101" w:line="263" w:lineRule="auto"/>
+        <w:ind w:left="332"/>
+      </w:pPr>
+      <w:r>
+        <w:t>FROM epi;</w:t>
+      </w:r>
+    </w:p>
+    <w:p>
+      <w:pPr>
+        <w:spacing w:after="101" w:line="263" w:lineRule="auto"/>
+        <w:ind w:left="332"/>
+      </w:pPr>
+      <w:r>
+        <w:rPr>
+          <w:noProof/>
+        </w:rPr>
         <w:drawing>
           <wp:inline distT="0" distB="0" distL="0" distR="0" wp14:anchorId="248C11CF" wp14:editId="6C8DDE27">
             <wp:extent cx="1417320" cy="1953805"/>
@@ -4540,8 +4236,56 @@
       <w:pPr>
         <w:spacing w:after="101" w:line="263" w:lineRule="auto"/>
         <w:ind w:left="332"/>
-      </w:pPr>
-      <w:r>
+        <w:rPr>
+          <w:lang w:val="en-US"/>
+        </w:rPr>
+      </w:pPr>
+      <w:r>
+        <w:rPr>
+          <w:lang w:val="en-US"/>
+        </w:rPr>
+        <w:t>SELECT * FROM epi</w:t>
+      </w:r>
+    </w:p>
+    <w:p>
+      <w:pPr>
+        <w:spacing w:after="101" w:line="263" w:lineRule="auto"/>
+        <w:ind w:left="332"/>
+        <w:rPr>
+          <w:lang w:val="en-US"/>
+        </w:rPr>
+      </w:pPr>
+      <w:r>
+        <w:rPr>
+          <w:lang w:val="en-US"/>
+        </w:rPr>
+        <w:t xml:space="preserve">WHERE </w:t>
+      </w:r>
+      <w:proofErr w:type="spellStart"/>
+      <w:r>
+        <w:rPr>
+          <w:lang w:val="en-US"/>
+        </w:rPr>
+        <w:t>valor_unitario</w:t>
+      </w:r>
+      <w:proofErr w:type="spellEnd"/>
+      <w:r>
+        <w:rPr>
+          <w:lang w:val="en-US"/>
+        </w:rPr>
+        <w:t xml:space="preserve"> &gt; 100;</w:t>
+      </w:r>
+    </w:p>
+    <w:p>
+      <w:pPr>
+        <w:spacing w:after="101" w:line="263" w:lineRule="auto"/>
+        <w:ind w:left="332"/>
+      </w:pPr>
+      <w:r>
+        <w:rPr>
+          <w:noProof/>
+        </w:rPr>
+        <w:lastRenderedPageBreak/>
         <w:drawing>
           <wp:inline distT="0" distB="0" distL="0" distR="0" wp14:anchorId="7111F6BF" wp14:editId="2A0AD811">
             <wp:extent cx="3981796" cy="721360"/>
@@ -4601,6 +4345,35 @@
         <w:ind w:left="332"/>
       </w:pPr>
       <w:r>
+        <w:t>SELECT * FROM epi</w:t>
+      </w:r>
+    </w:p>
+    <w:p>
+      <w:pPr>
+        <w:spacing w:after="101" w:line="263" w:lineRule="auto"/>
+        <w:ind w:left="332"/>
+      </w:pPr>
+      <w:r>
+        <w:t xml:space="preserve">WHERE </w:t>
+      </w:r>
+      <w:proofErr w:type="spellStart"/>
+      <w:r>
+        <w:t>quantidade_estoque</w:t>
+      </w:r>
+      <w:proofErr w:type="spellEnd"/>
+      <w:r>
+        <w:t xml:space="preserve"> &lt; 25;</w:t>
+      </w:r>
+    </w:p>
+    <w:p>
+      <w:pPr>
+        <w:spacing w:after="101" w:line="263" w:lineRule="auto"/>
+        <w:ind w:left="332"/>
+      </w:pPr>
+      <w:r>
+        <w:rPr>
+          <w:noProof/>
+        </w:rPr>
         <w:drawing>
           <wp:inline distT="0" distB="0" distL="0" distR="0" wp14:anchorId="45935B5E" wp14:editId="6045A675">
             <wp:extent cx="3963851" cy="1000760"/>
@@ -4658,9 +4431,55 @@
       <w:pPr>
         <w:spacing w:after="101" w:line="263" w:lineRule="auto"/>
         <w:ind w:left="332"/>
-      </w:pPr>
-      <w:r>
-        <w:lastRenderedPageBreak/>
+        <w:rPr>
+          <w:lang w:val="en-US"/>
+        </w:rPr>
+      </w:pPr>
+      <w:r>
+        <w:rPr>
+          <w:lang w:val="en-US"/>
+        </w:rPr>
+        <w:t>SELECT * FROM epi</w:t>
+      </w:r>
+    </w:p>
+    <w:p>
+      <w:pPr>
+        <w:spacing w:after="101" w:line="263" w:lineRule="auto"/>
+        <w:ind w:left="332"/>
+        <w:rPr>
+          <w:lang w:val="en-US"/>
+        </w:rPr>
+      </w:pPr>
+      <w:r>
+        <w:rPr>
+          <w:lang w:val="en-US"/>
+        </w:rPr>
+        <w:t xml:space="preserve">ORDER BY </w:t>
+      </w:r>
+      <w:proofErr w:type="spellStart"/>
+      <w:r>
+        <w:rPr>
+          <w:lang w:val="en-US"/>
+        </w:rPr>
+        <w:t>valor_unitario</w:t>
+      </w:r>
+      <w:proofErr w:type="spellEnd"/>
+      <w:r>
+        <w:rPr>
+          <w:lang w:val="en-US"/>
+        </w:rPr>
+        <w:t xml:space="preserve"> DESC;</w:t>
+      </w:r>
+    </w:p>
+    <w:p>
+      <w:pPr>
+        <w:spacing w:after="101" w:line="263" w:lineRule="auto"/>
+        <w:ind w:left="332"/>
+      </w:pPr>
+      <w:r>
+        <w:rPr>
+          <w:noProof/>
+        </w:rPr>
         <w:drawing>
           <wp:inline distT="0" distB="0" distL="0" distR="0" wp14:anchorId="15FB6C65" wp14:editId="050F7E71">
             <wp:extent cx="3820160" cy="1480679"/>
@@ -4718,8 +4537,55 @@
       <w:pPr>
         <w:spacing w:after="101" w:line="263" w:lineRule="auto"/>
         <w:ind w:left="332"/>
-      </w:pPr>
-      <w:r>
+        <w:rPr>
+          <w:lang w:val="en-US"/>
+        </w:rPr>
+      </w:pPr>
+      <w:r>
+        <w:rPr>
+          <w:lang w:val="en-US"/>
+        </w:rPr>
+        <w:t>SELECT * FROM epi</w:t>
+      </w:r>
+    </w:p>
+    <w:p>
+      <w:pPr>
+        <w:spacing w:after="101" w:line="263" w:lineRule="auto"/>
+        <w:ind w:left="332"/>
+        <w:rPr>
+          <w:lang w:val="en-US"/>
+        </w:rPr>
+      </w:pPr>
+      <w:r>
+        <w:rPr>
+          <w:lang w:val="en-US"/>
+        </w:rPr>
+        <w:t xml:space="preserve">ORDER BY </w:t>
+      </w:r>
+      <w:proofErr w:type="spellStart"/>
+      <w:r>
+        <w:rPr>
+          <w:lang w:val="en-US"/>
+        </w:rPr>
+        <w:t>valor_unitario</w:t>
+      </w:r>
+      <w:proofErr w:type="spellEnd"/>
+      <w:r>
+        <w:rPr>
+          <w:lang w:val="en-US"/>
+        </w:rPr>
+        <w:t xml:space="preserve"> DESC LIMIT 5;</w:t>
+      </w:r>
+    </w:p>
+    <w:p>
+      <w:pPr>
+        <w:spacing w:after="101" w:line="263" w:lineRule="auto"/>
+        <w:ind w:left="332"/>
+      </w:pPr>
+      <w:r>
+        <w:rPr>
+          <w:noProof/>
+        </w:rPr>
         <w:drawing>
           <wp:inline distT="0" distB="0" distL="0" distR="0" wp14:anchorId="4338B27E" wp14:editId="15D4FCD5">
             <wp:extent cx="3883390" cy="619760"/>
@@ -4779,6 +4645,18 @@
         <w:ind w:left="332"/>
       </w:pPr>
       <w:r>
+        <w:t>SELECT COUNT(*) FROM colaborador;</w:t>
+      </w:r>
+    </w:p>
+    <w:p>
+      <w:pPr>
+        <w:spacing w:after="101" w:line="263" w:lineRule="auto"/>
+        <w:ind w:left="332"/>
+      </w:pPr>
+      <w:r>
+        <w:rPr>
+          <w:noProof/>
+        </w:rPr>
         <w:drawing>
           <wp:inline distT="0" distB="0" distL="0" distR="0" wp14:anchorId="63A8E5F3" wp14:editId="53D06346">
             <wp:extent cx="2433320" cy="714369"/>
@@ -4838,6 +4716,18 @@
         <w:ind w:left="332"/>
       </w:pPr>
       <w:r>
+        <w:t>SELECT COUNT(*) FROM epi;</w:t>
+      </w:r>
+    </w:p>
+    <w:p>
+      <w:pPr>
+        <w:spacing w:after="101" w:line="263" w:lineRule="auto"/>
+        <w:ind w:left="332"/>
+      </w:pPr>
+      <w:r>
+        <w:rPr>
+          <w:noProof/>
+        </w:rPr>
         <w:drawing>
           <wp:inline distT="0" distB="0" distL="0" distR="0" wp14:anchorId="12D04E43" wp14:editId="4DBC73FA">
             <wp:extent cx="2425191" cy="782320"/>
@@ -4895,8 +4785,64 @@
       <w:pPr>
         <w:spacing w:after="101" w:line="263" w:lineRule="auto"/>
         <w:ind w:left="332"/>
-      </w:pPr>
-      <w:r>
+        <w:rPr>
+          <w:lang w:val="en-US"/>
+        </w:rPr>
+      </w:pPr>
+      <w:r>
+        <w:rPr>
+          <w:lang w:val="en-US"/>
+        </w:rPr>
+        <w:t xml:space="preserve">SELECT * FROM </w:t>
+      </w:r>
+      <w:proofErr w:type="spellStart"/>
+      <w:r>
+        <w:rPr>
+          <w:lang w:val="en-US"/>
+        </w:rPr>
+        <w:t>usuario</w:t>
+      </w:r>
+      <w:proofErr w:type="spellEnd"/>
+    </w:p>
+    <w:p>
+      <w:pPr>
+        <w:spacing w:after="101" w:line="263" w:lineRule="auto"/>
+        <w:ind w:left="332"/>
+        <w:rPr>
+          <w:lang w:val="en-US"/>
+        </w:rPr>
+      </w:pPr>
+      <w:r>
+        <w:rPr>
+          <w:lang w:val="en-US"/>
+        </w:rPr>
+        <w:lastRenderedPageBreak/>
+        <w:t xml:space="preserve">ORDER BY </w:t>
+      </w:r>
+      <w:proofErr w:type="spellStart"/>
+      <w:r>
+        <w:rPr>
+          <w:lang w:val="en-US"/>
+        </w:rPr>
+        <w:t>nome</w:t>
+      </w:r>
+      <w:proofErr w:type="spellEnd"/>
+      <w:r>
+        <w:rPr>
+          <w:lang w:val="en-US"/>
+        </w:rPr>
+        <w:t xml:space="preserve"> ASC;</w:t>
+      </w:r>
+    </w:p>
+    <w:p>
+      <w:pPr>
+        <w:spacing w:after="101" w:line="263" w:lineRule="auto"/>
+        <w:ind w:left="332"/>
+      </w:pPr>
+      <w:r>
+        <w:rPr>
+          <w:noProof/>
+        </w:rPr>
         <w:drawing>
           <wp:inline distT="0" distB="0" distL="0" distR="0" wp14:anchorId="5F0168AF" wp14:editId="408C2EE7">
             <wp:extent cx="2682240" cy="934083"/>
@@ -4968,8 +4914,77 @@
       <w:pPr>
         <w:spacing w:after="101" w:line="263" w:lineRule="auto"/>
         <w:ind w:left="332"/>
-      </w:pPr>
-      <w:r>
+        <w:rPr>
+          <w:lang w:val="en-US"/>
+        </w:rPr>
+      </w:pPr>
+      <w:r>
+        <w:rPr>
+          <w:lang w:val="en-US"/>
+        </w:rPr>
+        <w:t xml:space="preserve">SELECT * FROM </w:t>
+      </w:r>
+      <w:proofErr w:type="spellStart"/>
+      <w:r>
+        <w:rPr>
+          <w:lang w:val="en-US"/>
+        </w:rPr>
+        <w:t>usuario</w:t>
+      </w:r>
+      <w:proofErr w:type="spellEnd"/>
+    </w:p>
+    <w:p>
+      <w:pPr>
+        <w:spacing w:after="101" w:line="263" w:lineRule="auto"/>
+        <w:ind w:left="332"/>
+        <w:rPr>
+          <w:lang w:val="en-US"/>
+        </w:rPr>
+      </w:pPr>
+      <w:r>
+        <w:rPr>
+          <w:lang w:val="en-US"/>
+        </w:rPr>
+        <w:t xml:space="preserve">WHERE </w:t>
+      </w:r>
+      <w:proofErr w:type="spellStart"/>
+      <w:r>
+        <w:rPr>
+          <w:lang w:val="en-US"/>
+        </w:rPr>
+        <w:t>perfil</w:t>
+      </w:r>
+      <w:proofErr w:type="spellEnd"/>
+      <w:r>
+        <w:rPr>
+          <w:lang w:val="en-US"/>
+        </w:rPr>
+        <w:t xml:space="preserve"> = '</w:t>
+      </w:r>
+      <w:proofErr w:type="spellStart"/>
+      <w:r>
+        <w:rPr>
+          <w:lang w:val="en-US"/>
+        </w:rPr>
+        <w:t>Seguranca</w:t>
+      </w:r>
+      <w:proofErr w:type="spellEnd"/>
+      <w:r>
+        <w:rPr>
+          <w:lang w:val="en-US"/>
+        </w:rPr>
+        <w:t>';</w:t>
+      </w:r>
+    </w:p>
+    <w:p>
+      <w:pPr>
+        <w:spacing w:after="101" w:line="263" w:lineRule="auto"/>
+        <w:ind w:left="332"/>
+      </w:pPr>
+      <w:r>
+        <w:rPr>
+          <w:noProof/>
+        </w:rPr>
         <w:drawing>
           <wp:inline distT="0" distB="0" distL="0" distR="0" wp14:anchorId="05F71140" wp14:editId="47F6B66E">
             <wp:extent cx="2738120" cy="609261"/>
@@ -5027,8 +5042,63 @@
       <w:pPr>
         <w:spacing w:after="101" w:line="263" w:lineRule="auto"/>
         <w:ind w:left="332"/>
-      </w:pPr>
-      <w:r>
+        <w:rPr>
+          <w:lang w:val="en-US"/>
+        </w:rPr>
+      </w:pPr>
+      <w:r>
+        <w:rPr>
+          <w:lang w:val="en-US"/>
+        </w:rPr>
+        <w:t xml:space="preserve">SELECT * FROM </w:t>
+      </w:r>
+      <w:proofErr w:type="spellStart"/>
+      <w:r>
+        <w:rPr>
+          <w:lang w:val="en-US"/>
+        </w:rPr>
+        <w:t>emprestimo</w:t>
+      </w:r>
+      <w:proofErr w:type="spellEnd"/>
+    </w:p>
+    <w:p>
+      <w:pPr>
+        <w:spacing w:after="101" w:line="263" w:lineRule="auto"/>
+        <w:ind w:left="332"/>
+        <w:rPr>
+          <w:lang w:val="en-US"/>
+        </w:rPr>
+      </w:pPr>
+      <w:r>
+        <w:rPr>
+          <w:lang w:val="en-US"/>
+        </w:rPr>
+        <w:t>WHERE status = '</w:t>
+      </w:r>
+      <w:proofErr w:type="spellStart"/>
+      <w:r>
+        <w:rPr>
+          <w:lang w:val="en-US"/>
+        </w:rPr>
+        <w:t>Emprestado</w:t>
+      </w:r>
+      <w:proofErr w:type="spellEnd"/>
+      <w:r>
+        <w:rPr>
+          <w:lang w:val="en-US"/>
+        </w:rPr>
+        <w:t>';</w:t>
+      </w:r>
+    </w:p>
+    <w:p>
+      <w:pPr>
+        <w:spacing w:after="101" w:line="263" w:lineRule="auto"/>
+        <w:ind w:left="332"/>
+      </w:pPr>
+      <w:r>
+        <w:rPr>
+          <w:noProof/>
+        </w:rPr>
         <w:drawing>
           <wp:inline distT="0" distB="0" distL="0" distR="0" wp14:anchorId="62349F2A" wp14:editId="5CE9E38E">
             <wp:extent cx="3586480" cy="1495770"/>
@@ -5086,9 +5156,63 @@
       <w:pPr>
         <w:spacing w:after="101" w:line="263" w:lineRule="auto"/>
         <w:ind w:left="332"/>
-      </w:pPr>
-      <w:r>
-        <w:lastRenderedPageBreak/>
+        <w:rPr>
+          <w:lang w:val="en-US"/>
+        </w:rPr>
+      </w:pPr>
+      <w:r>
+        <w:rPr>
+          <w:lang w:val="en-US"/>
+        </w:rPr>
+        <w:t xml:space="preserve">SELECT * FROM </w:t>
+      </w:r>
+      <w:proofErr w:type="spellStart"/>
+      <w:r>
+        <w:rPr>
+          <w:lang w:val="en-US"/>
+        </w:rPr>
+        <w:t>emprestimo</w:t>
+      </w:r>
+      <w:proofErr w:type="spellEnd"/>
+    </w:p>
+    <w:p>
+      <w:pPr>
+        <w:spacing w:after="101" w:line="263" w:lineRule="auto"/>
+        <w:ind w:left="332"/>
+        <w:rPr>
+          <w:lang w:val="en-US"/>
+        </w:rPr>
+      </w:pPr>
+      <w:r>
+        <w:rPr>
+          <w:lang w:val="en-US"/>
+        </w:rPr>
+        <w:t>WHERE status = '</w:t>
+      </w:r>
+      <w:proofErr w:type="spellStart"/>
+      <w:r>
+        <w:rPr>
+          <w:lang w:val="en-US"/>
+        </w:rPr>
+        <w:t>Devolvido</w:t>
+      </w:r>
+      <w:proofErr w:type="spellEnd"/>
+      <w:r>
+        <w:rPr>
+          <w:lang w:val="en-US"/>
+        </w:rPr>
+        <w:t>';</w:t>
+      </w:r>
+    </w:p>
+    <w:p>
+      <w:pPr>
+        <w:spacing w:after="101" w:line="263" w:lineRule="auto"/>
+        <w:ind w:left="332"/>
+      </w:pPr>
+      <w:r>
+        <w:rPr>
+          <w:noProof/>
+        </w:rPr>
         <w:drawing>
           <wp:inline distT="0" distB="0" distL="0" distR="0" wp14:anchorId="2CB3C43B" wp14:editId="2798C4A8">
             <wp:extent cx="3566160" cy="1558526"/>
@@ -5146,8 +5270,63 @@
       <w:pPr>
         <w:spacing w:after="101" w:line="263" w:lineRule="auto"/>
         <w:ind w:left="332"/>
-      </w:pPr>
-      <w:r>
+        <w:rPr>
+          <w:lang w:val="en-US"/>
+        </w:rPr>
+      </w:pPr>
+      <w:r>
+        <w:rPr>
+          <w:lang w:val="en-US"/>
+        </w:rPr>
+        <w:t xml:space="preserve">SELECT * FROM </w:t>
+      </w:r>
+      <w:proofErr w:type="spellStart"/>
+      <w:r>
+        <w:rPr>
+          <w:lang w:val="en-US"/>
+        </w:rPr>
+        <w:t>emprestimo</w:t>
+      </w:r>
+      <w:proofErr w:type="spellEnd"/>
+    </w:p>
+    <w:p>
+      <w:pPr>
+        <w:spacing w:after="101" w:line="263" w:lineRule="auto"/>
+        <w:ind w:left="332"/>
+        <w:rPr>
+          <w:lang w:val="en-US"/>
+        </w:rPr>
+      </w:pPr>
+      <w:r>
+        <w:rPr>
+          <w:lang w:val="en-US"/>
+        </w:rPr>
+        <w:t xml:space="preserve">WHERE </w:t>
+      </w:r>
+      <w:proofErr w:type="spellStart"/>
+      <w:r>
+        <w:rPr>
+          <w:lang w:val="en-US"/>
+        </w:rPr>
+        <w:t>data_emprestimo</w:t>
+      </w:r>
+      <w:proofErr w:type="spellEnd"/>
+      <w:r>
+        <w:rPr>
+          <w:lang w:val="en-US"/>
+        </w:rPr>
+        <w:t xml:space="preserve"> BETWEEN '2026-03-01' AND '2026-06-30';</w:t>
+      </w:r>
+    </w:p>
+    <w:p>
+      <w:pPr>
+        <w:spacing w:after="101" w:line="263" w:lineRule="auto"/>
+        <w:ind w:left="332"/>
+      </w:pPr>
+      <w:r>
+        <w:rPr>
+          <w:noProof/>
+        </w:rPr>
         <w:drawing>
           <wp:inline distT="0" distB="0" distL="0" distR="0" wp14:anchorId="281B9C52" wp14:editId="5E027FB1">
             <wp:extent cx="3886200" cy="1355299"/>
@@ -5198,6 +5377,7 @@
         <w:rPr>
           <w:sz w:val="17"/>
         </w:rPr>
+        <w:lastRenderedPageBreak/>
         <w:t>Mostre os empréstimos com quantidade maior que 1.</w:t>
       </w:r>
     </w:p>
@@ -5207,6 +5387,32 @@
         <w:ind w:left="332"/>
       </w:pPr>
       <w:r>
+        <w:t xml:space="preserve">SELECT * FROM </w:t>
+      </w:r>
+      <w:proofErr w:type="spellStart"/>
+      <w:r>
+        <w:t>emprestimo</w:t>
+      </w:r>
+      <w:proofErr w:type="spellEnd"/>
+    </w:p>
+    <w:p>
+      <w:pPr>
+        <w:spacing w:after="101" w:line="263" w:lineRule="auto"/>
+        <w:ind w:left="332"/>
+      </w:pPr>
+      <w:r>
+        <w:t>WHERE quantidade &gt; 1;</w:t>
+      </w:r>
+    </w:p>
+    <w:p>
+      <w:pPr>
+        <w:spacing w:after="101" w:line="263" w:lineRule="auto"/>
+        <w:ind w:left="332"/>
+      </w:pPr>
+      <w:r>
+        <w:rPr>
+          <w:noProof/>
+        </w:rPr>
         <w:drawing>
           <wp:inline distT="0" distB="0" distL="0" distR="0" wp14:anchorId="2CDAF593" wp14:editId="0F88E245">
             <wp:extent cx="4785360" cy="1350587"/>
@@ -5266,6 +5472,40 @@
         <w:ind w:left="332"/>
       </w:pPr>
       <w:r>
+        <w:t xml:space="preserve">SELECT * FROM </w:t>
+      </w:r>
+      <w:proofErr w:type="spellStart"/>
+      <w:r>
+        <w:t>devolucao</w:t>
+      </w:r>
+      <w:proofErr w:type="spellEnd"/>
+    </w:p>
+    <w:p>
+      <w:pPr>
+        <w:spacing w:after="101" w:line="263" w:lineRule="auto"/>
+        <w:ind w:left="332"/>
+      </w:pPr>
+      <w:r>
+        <w:t xml:space="preserve">WHERE </w:t>
+      </w:r>
+      <w:proofErr w:type="spellStart"/>
+      <w:r>
+        <w:t>condicao_epi</w:t>
+      </w:r>
+      <w:proofErr w:type="spellEnd"/>
+      <w:r>
+        <w:t xml:space="preserve"> = 'DANIFICADO';</w:t>
+      </w:r>
+    </w:p>
+    <w:p>
+      <w:pPr>
+        <w:spacing w:after="101" w:line="263" w:lineRule="auto"/>
+        <w:ind w:left="332"/>
+      </w:pPr>
+      <w:r>
+        <w:rPr>
+          <w:noProof/>
+        </w:rPr>
         <w:drawing>
           <wp:inline distT="0" distB="0" distL="0" distR="0" wp14:anchorId="1FFB0026" wp14:editId="4359EF41">
             <wp:extent cx="3952240" cy="1013618"/>
@@ -5323,8 +5563,72 @@
       <w:pPr>
         <w:spacing w:after="101" w:line="263" w:lineRule="auto"/>
         <w:ind w:left="332"/>
-      </w:pPr>
-      <w:r>
+        <w:rPr>
+          <w:lang w:val="en-US"/>
+        </w:rPr>
+      </w:pPr>
+      <w:r>
+        <w:rPr>
+          <w:lang w:val="en-US"/>
+        </w:rPr>
+        <w:t xml:space="preserve">SELECT * FROM </w:t>
+      </w:r>
+      <w:proofErr w:type="spellStart"/>
+      <w:r>
+        <w:rPr>
+          <w:lang w:val="en-US"/>
+        </w:rPr>
+        <w:t>devolucao</w:t>
+      </w:r>
+      <w:proofErr w:type="spellEnd"/>
+    </w:p>
+    <w:p>
+      <w:pPr>
+        <w:spacing w:after="101" w:line="263" w:lineRule="auto"/>
+        <w:ind w:left="332"/>
+        <w:rPr>
+          <w:lang w:val="en-US"/>
+        </w:rPr>
+      </w:pPr>
+      <w:r>
+        <w:rPr>
+          <w:lang w:val="en-US"/>
+        </w:rPr>
+        <w:t xml:space="preserve">ORDER BY </w:t>
+      </w:r>
+      <w:proofErr w:type="spellStart"/>
+      <w:r>
+        <w:rPr>
+          <w:lang w:val="en-US"/>
+        </w:rPr>
+        <w:t>data_devolucao</w:t>
+      </w:r>
+      <w:proofErr w:type="spellEnd"/>
+      <w:r>
+        <w:rPr>
+          <w:lang w:val="en-US"/>
+        </w:rPr>
+        <w:t xml:space="preserve"> ASC</w:t>
+      </w:r>
+    </w:p>
+    <w:p>
+      <w:pPr>
+        <w:spacing w:after="101" w:line="263" w:lineRule="auto"/>
+        <w:ind w:left="332"/>
+      </w:pPr>
+      <w:r>
+        <w:t>LIMIT 10;</w:t>
+      </w:r>
+    </w:p>
+    <w:p>
+      <w:pPr>
+        <w:spacing w:after="101" w:line="263" w:lineRule="auto"/>
+        <w:ind w:left="332"/>
+      </w:pPr>
+      <w:r>
+        <w:rPr>
+          <w:noProof/>
+        </w:rPr>
         <w:drawing>
           <wp:inline distT="0" distB="0" distL="0" distR="0" wp14:anchorId="5FC9009C" wp14:editId="641513CF">
             <wp:extent cx="4856480" cy="1378905"/>
@@ -5364,461 +5668,6 @@
     </w:p>
     <w:p>
       <w:pPr>
-        <w:spacing w:after="101" w:line="263" w:lineRule="auto"/>
-        <w:ind w:left="332"/>
-      </w:pPr>
-      <w:r>
-        <w:t>-- 1.   Mostre todos os registros da tabela setor.</w:t>
-      </w:r>
-      <w:r>
-        <w:br/>
-        <w:t>SELECT * FROM setor;</w:t>
-      </w:r>
-      <w:r>
-        <w:br/>
-      </w:r>
-      <w:r>
-        <w:br/>
-        <w:t>-- 2.   Mostre matrícula, nome e cargo de todos os colaboradores.</w:t>
-      </w:r>
-      <w:r>
-        <w:br/>
-        <w:t>SELECT matricula, nome, cargo</w:t>
-      </w:r>
-      <w:r>
-        <w:br/>
-        <w:t>FROM colaborador;</w:t>
-      </w:r>
-      <w:r>
-        <w:br/>
-      </w:r>
-      <w:r>
-        <w:br/>
-        <w:t>-- 3.   Mostre os colaboradores cuja situação seja Ativo.</w:t>
-      </w:r>
-      <w:r>
-        <w:br/>
-      </w:r>
-      <w:r>
-        <w:lastRenderedPageBreak/>
-        <w:t>SELECT * FROM colaborador</w:t>
-      </w:r>
-      <w:r>
-        <w:br/>
-        <w:t xml:space="preserve">WHERE </w:t>
-      </w:r>
-      <w:proofErr w:type="spellStart"/>
-      <w:r>
-        <w:t>situacao</w:t>
-      </w:r>
-      <w:proofErr w:type="spellEnd"/>
-      <w:r>
-        <w:t xml:space="preserve"> = 'Ativo';</w:t>
-      </w:r>
-      <w:r>
-        <w:br/>
-      </w:r>
-      <w:r>
-        <w:br/>
-        <w:t>-- 4.   Mostre os colaboradores cujo nome comece com a letra A.</w:t>
-      </w:r>
-      <w:r>
-        <w:br/>
-        <w:t>SELECT * FROM colaborador</w:t>
-      </w:r>
-      <w:r>
-        <w:br/>
-        <w:t>WHERE nome LIKE 'A%';</w:t>
-      </w:r>
-      <w:r>
-        <w:br/>
-      </w:r>
-      <w:r>
-        <w:br/>
-        <w:t>-- 5.   Mostre todos os EPIs cadastrados.</w:t>
-      </w:r>
-      <w:r>
-        <w:br/>
-        <w:t>SELECT * FROM epi;</w:t>
-      </w:r>
-      <w:r>
-        <w:br/>
-      </w:r>
-      <w:r>
-        <w:br/>
-        <w:t>-- 6.   Mostre nome, CA e validade do CA de todos os EPIs.</w:t>
-      </w:r>
-      <w:r>
-        <w:br/>
-        <w:t xml:space="preserve">SELECT </w:t>
-      </w:r>
-      <w:proofErr w:type="spellStart"/>
-      <w:r>
-        <w:t>ca</w:t>
-      </w:r>
-      <w:proofErr w:type="spellEnd"/>
-      <w:r>
-        <w:t xml:space="preserve">, </w:t>
-      </w:r>
-      <w:proofErr w:type="spellStart"/>
-      <w:r>
-        <w:t>validade_ca</w:t>
-      </w:r>
-      <w:proofErr w:type="spellEnd"/>
-      <w:r>
-        <w:br/>
-        <w:t>FROM epi;</w:t>
-      </w:r>
-      <w:r>
-        <w:br/>
-      </w:r>
-      <w:r>
-        <w:br/>
-        <w:t>-- 7.   Mostre os EPIs com valor unitário maior que R$ 100,00.</w:t>
-      </w:r>
-      <w:r>
-        <w:br/>
-        <w:t>SELECT * FROM epi</w:t>
-      </w:r>
-      <w:r>
-        <w:br/>
-        <w:t xml:space="preserve">WHERE </w:t>
-      </w:r>
-      <w:proofErr w:type="spellStart"/>
-      <w:r>
-        <w:t>valor_unitario</w:t>
-      </w:r>
-      <w:proofErr w:type="spellEnd"/>
-      <w:r>
-        <w:t xml:space="preserve"> &gt; 100;</w:t>
-      </w:r>
-      <w:r>
-        <w:br/>
-      </w:r>
-      <w:r>
-        <w:br/>
-        <w:t>-- 8.   Mostre os EPIs cuja quantidade em estoque seja menor que 25.</w:t>
-      </w:r>
-      <w:r>
-        <w:br/>
-        <w:t>SELECT * FROM epi</w:t>
-      </w:r>
-      <w:r>
-        <w:br/>
-        <w:t xml:space="preserve">WHERE </w:t>
-      </w:r>
-      <w:proofErr w:type="spellStart"/>
-      <w:r>
-        <w:t>quantidade_estoque</w:t>
-      </w:r>
-      <w:proofErr w:type="spellEnd"/>
-      <w:r>
-        <w:t xml:space="preserve"> &lt; 25;</w:t>
-      </w:r>
-      <w:r>
-        <w:br/>
-      </w:r>
-      <w:r>
-        <w:br/>
-        <w:t>-- 9.   Mostre os EPIs ordenados pelo valor unitário do maior para o menor.</w:t>
-      </w:r>
-      <w:r>
-        <w:br/>
-        <w:t>SELECT * FROM epi</w:t>
-      </w:r>
-      <w:r>
-        <w:br/>
-        <w:t xml:space="preserve">ORDER BY </w:t>
-      </w:r>
-      <w:proofErr w:type="spellStart"/>
-      <w:r>
-        <w:t>valor_unitario</w:t>
-      </w:r>
-      <w:proofErr w:type="spellEnd"/>
-      <w:r>
-        <w:t xml:space="preserve"> DESC;</w:t>
-      </w:r>
-      <w:r>
-        <w:br/>
-      </w:r>
-      <w:r>
-        <w:br/>
-        <w:t>-- 10.  Mostre os 5 EPIs de maior valor unitário.</w:t>
-      </w:r>
-      <w:r>
-        <w:br/>
-        <w:t>SELECT * FROM epi</w:t>
-      </w:r>
-      <w:r>
-        <w:br/>
-        <w:t xml:space="preserve">ORDER BY </w:t>
-      </w:r>
-      <w:proofErr w:type="spellStart"/>
-      <w:r>
-        <w:t>valor_unitario</w:t>
-      </w:r>
-      <w:proofErr w:type="spellEnd"/>
-      <w:r>
-        <w:t xml:space="preserve"> DESC LIMIT 5;</w:t>
-      </w:r>
-      <w:r>
-        <w:br/>
-      </w:r>
-      <w:r>
-        <w:br/>
-        <w:t>-- 11.  Descubra quantos colaboradores estão cadastrados.</w:t>
-      </w:r>
-      <w:r>
-        <w:br/>
-        <w:t xml:space="preserve">SELECT </w:t>
-      </w:r>
-      <w:r>
-        <w:rPr>
-          <w:i/>
-          <w:iCs/>
-        </w:rPr>
-        <w:t>COUNT</w:t>
-      </w:r>
-      <w:r>
-        <w:t>(*) FROM colaborador;</w:t>
-      </w:r>
-      <w:r>
-        <w:br/>
-      </w:r>
-      <w:r>
-        <w:br/>
-        <w:t>-- 12.  Descubra quantos EPIs estão cadastrados.</w:t>
-      </w:r>
-      <w:r>
-        <w:br/>
-        <w:t xml:space="preserve">SELECT </w:t>
-      </w:r>
-      <w:r>
-        <w:rPr>
-          <w:i/>
-          <w:iCs/>
-        </w:rPr>
-        <w:t>COUNT</w:t>
-      </w:r>
-      <w:r>
-        <w:t>(*) FROM epi;</w:t>
-      </w:r>
-      <w:r>
-        <w:br/>
-      </w:r>
-      <w:r>
-        <w:br/>
-        <w:t>-- 13.  Mostre todos os usuários do sistema ordenados pelo nome.</w:t>
-      </w:r>
-      <w:r>
-        <w:br/>
-        <w:t xml:space="preserve">SELECT * FROM </w:t>
-      </w:r>
-      <w:proofErr w:type="spellStart"/>
-      <w:r>
-        <w:t>usuario</w:t>
-      </w:r>
-      <w:proofErr w:type="spellEnd"/>
-      <w:r>
-        <w:br/>
-        <w:t>ORDER BY nome ASC;</w:t>
-      </w:r>
-      <w:r>
-        <w:br/>
-      </w:r>
-      <w:r>
-        <w:br/>
-        <w:t xml:space="preserve">-- 14.  Mostre os usuários cujo perfil seja </w:t>
-      </w:r>
-      <w:proofErr w:type="spellStart"/>
-      <w:r>
-        <w:t>Seguranca</w:t>
-      </w:r>
-      <w:proofErr w:type="spellEnd"/>
-      <w:r>
-        <w:t>.</w:t>
-      </w:r>
-      <w:r>
-        <w:br/>
-        <w:t xml:space="preserve">SELECT * FROM </w:t>
-      </w:r>
-      <w:proofErr w:type="spellStart"/>
-      <w:r>
-        <w:t>usuario</w:t>
-      </w:r>
-      <w:proofErr w:type="spellEnd"/>
-      <w:r>
-        <w:br/>
-        <w:t>WHERE perfil = '</w:t>
-      </w:r>
-      <w:proofErr w:type="spellStart"/>
-      <w:r>
-        <w:t>Seguranca</w:t>
-      </w:r>
-      <w:proofErr w:type="spellEnd"/>
-      <w:r>
-        <w:t>';</w:t>
-      </w:r>
-      <w:r>
-        <w:br/>
-      </w:r>
-      <w:r>
-        <w:br/>
-        <w:t>-- 15.  Mostre todos os empréstimos cujo status seja EMPRESTADO.</w:t>
-      </w:r>
-      <w:r>
-        <w:br/>
-        <w:t xml:space="preserve">SELECT * FROM </w:t>
-      </w:r>
-      <w:proofErr w:type="spellStart"/>
-      <w:r>
-        <w:t>emprestimo</w:t>
-      </w:r>
-      <w:proofErr w:type="spellEnd"/>
-      <w:r>
-        <w:br/>
-        <w:t>WHERE status = 'Emprestado';</w:t>
-      </w:r>
-      <w:r>
-        <w:br/>
-      </w:r>
-      <w:r>
-        <w:br/>
-        <w:t>-- 16.  Mostre todos os empréstimos cujo status seja DEVOLVIDO.</w:t>
-      </w:r>
-      <w:r>
-        <w:br/>
-        <w:t xml:space="preserve">SELECT * FROM </w:t>
-      </w:r>
-      <w:proofErr w:type="spellStart"/>
-      <w:r>
-        <w:t>emprestimo</w:t>
-      </w:r>
-      <w:proofErr w:type="spellEnd"/>
-      <w:r>
-        <w:br/>
-      </w:r>
-      <w:r>
-        <w:lastRenderedPageBreak/>
-        <w:t>WHERE status = 'Devolvido';</w:t>
-      </w:r>
-      <w:r>
-        <w:br/>
-      </w:r>
-      <w:r>
-        <w:br/>
-        <w:t>-- 17.  Mostre os empréstimos realizados entre 01/03/2026 e 30/06/2026.</w:t>
-      </w:r>
-      <w:r>
-        <w:br/>
-        <w:t xml:space="preserve">SELECT * FROM </w:t>
-      </w:r>
-      <w:proofErr w:type="spellStart"/>
-      <w:r>
-        <w:t>emprestimo</w:t>
-      </w:r>
-      <w:proofErr w:type="spellEnd"/>
-      <w:r>
-        <w:br/>
-        <w:t xml:space="preserve">WHERE </w:t>
-      </w:r>
-      <w:proofErr w:type="spellStart"/>
-      <w:r>
-        <w:t>data_emprestimo</w:t>
-      </w:r>
-      <w:proofErr w:type="spellEnd"/>
-      <w:r>
-        <w:t xml:space="preserve"> BETWEEN '2026-03-01' AND '2026-06-30';</w:t>
-      </w:r>
-      <w:r>
-        <w:br/>
-      </w:r>
-      <w:r>
-        <w:br/>
-        <w:t>-- 18.  Mostre os empréstimos com quantidade maior que 1.</w:t>
-      </w:r>
-      <w:r>
-        <w:br/>
-        <w:t xml:space="preserve">SELECT * FROM </w:t>
-      </w:r>
-      <w:proofErr w:type="spellStart"/>
-      <w:r>
-        <w:t>emprestimo</w:t>
-      </w:r>
-      <w:proofErr w:type="spellEnd"/>
-      <w:r>
-        <w:br/>
-        <w:t>WHERE quantidade &gt; 1;</w:t>
-      </w:r>
-      <w:r>
-        <w:br/>
-      </w:r>
-      <w:r>
-        <w:br/>
-        <w:t>-- 19.  Mostre todas as devoluções em que a condição do EPI seja Danificado.</w:t>
-      </w:r>
-      <w:r>
-        <w:br/>
-        <w:t xml:space="preserve">SELECT * FROM </w:t>
-      </w:r>
-      <w:proofErr w:type="spellStart"/>
-      <w:r>
-        <w:t>devolucao</w:t>
-      </w:r>
-      <w:proofErr w:type="spellEnd"/>
-      <w:r>
-        <w:br/>
-        <w:t xml:space="preserve">WHERE </w:t>
-      </w:r>
-      <w:proofErr w:type="spellStart"/>
-      <w:r>
-        <w:t>condicao_epi</w:t>
-      </w:r>
-      <w:proofErr w:type="spellEnd"/>
-      <w:r>
-        <w:t xml:space="preserve"> = 'DANIFICADO';</w:t>
-      </w:r>
-      <w:r>
-        <w:br/>
-      </w:r>
-      <w:r>
-        <w:br/>
-        <w:t>-- 20.  Mostre as 10 devoluções mais recentes, ordenadas pela data de devolução.</w:t>
-      </w:r>
-      <w:r>
-        <w:br/>
-        <w:t xml:space="preserve">SELECT * FROM </w:t>
-      </w:r>
-      <w:proofErr w:type="spellStart"/>
-      <w:r>
-        <w:t>devolucao</w:t>
-      </w:r>
-      <w:proofErr w:type="spellEnd"/>
-      <w:r>
-        <w:br/>
-        <w:t xml:space="preserve">ORDER BY </w:t>
-      </w:r>
-      <w:proofErr w:type="spellStart"/>
-      <w:r>
-        <w:t>data_devolucao</w:t>
-      </w:r>
-      <w:proofErr w:type="spellEnd"/>
-      <w:r>
-        <w:t xml:space="preserve"> ASC</w:t>
-      </w:r>
-      <w:r>
-        <w:br/>
-        <w:t>LIMIT 10;</w:t>
-      </w:r>
-    </w:p>
-    <w:p>
-      <w:pPr>
-        <w:spacing w:after="101" w:line="263" w:lineRule="auto"/>
-        <w:ind w:left="332"/>
-      </w:pPr>
-    </w:p>
-    <w:p>
-      <w:pPr>
         <w:pStyle w:val="Ttulo1"/>
         <w:ind w:left="361" w:hanging="376"/>
       </w:pPr>
@@ -5861,9 +5710,7 @@
         <w:tblW w:w="10098" w:type="dxa"/>
         <w:tblInd w:w="20" w:type="dxa"/>
         <w:tblCellMar>
-          <w:top w:w="0" w:type="dxa"/>
           <w:left w:w="100" w:type="dxa"/>
-          <w:bottom w:w="0" w:type="dxa"/>
           <w:right w:w="115" w:type="dxa"/>
         </w:tblCellMar>
         <w:tblLook w:val="04A0" w:firstRow="1" w:lastRow="0" w:firstColumn="1" w:lastColumn="0" w:noHBand="0" w:noVBand="1"/>
@@ -5889,7 +5736,7 @@
           </w:tcPr>
           <w:p>
             <w:pPr>
-              <w:spacing w:after="0" w:line="278" w:lineRule="auto"/>
+              <w:spacing w:line="278" w:lineRule="auto"/>
               <w:ind w:right="6273"/>
             </w:pPr>
             <w:r>
@@ -6011,31 +5858,97 @@
             <w:proofErr w:type="spellEnd"/>
           </w:p>
           <w:p>
+            <w:r>
+              <w:rPr>
+                <w:rFonts w:ascii="Courier New" w:eastAsia="Courier New" w:hAnsi="Courier New" w:cs="Courier New"/>
+                <w:sz w:val="13"/>
+              </w:rPr>
+              <w:t xml:space="preserve">ORDER BY </w:t>
+            </w:r>
+            <w:proofErr w:type="spellStart"/>
+            <w:r>
+              <w:rPr>
+                <w:rFonts w:ascii="Courier New" w:eastAsia="Courier New" w:hAnsi="Courier New" w:cs="Courier New"/>
+                <w:sz w:val="13"/>
+              </w:rPr>
+              <w:t>colaborador.nome</w:t>
+            </w:r>
+            <w:proofErr w:type="spellEnd"/>
+            <w:r>
+              <w:rPr>
+                <w:rFonts w:ascii="Courier New" w:eastAsia="Courier New" w:hAnsi="Courier New" w:cs="Courier New"/>
+                <w:sz w:val="13"/>
+              </w:rPr>
+              <w:t>;</w:t>
+            </w:r>
+          </w:p>
+        </w:tc>
+      </w:tr>
+      <w:tr>
+        <w:trPr>
+          <w:trHeight w:val="1040"/>
+        </w:trPr>
+        <w:tc>
+          <w:tcPr>
+            <w:tcW w:w="10098" w:type="dxa"/>
+            <w:tcBorders>
+              <w:top w:val="single" w:sz="3" w:space="0" w:color="CCCCCC"/>
+              <w:left w:val="single" w:sz="3" w:space="0" w:color="CCCCCC"/>
+              <w:bottom w:val="single" w:sz="3" w:space="0" w:color="CCCCCC"/>
+              <w:right w:val="single" w:sz="3" w:space="0" w:color="CCCCCC"/>
+            </w:tcBorders>
+            <w:shd w:val="clear" w:color="auto" w:fill="F3F3F3"/>
+            <w:vAlign w:val="center"/>
+          </w:tcPr>
+          <w:p>
             <w:pPr>
-              <w:spacing w:after="0"/>
+              <w:spacing w:line="278" w:lineRule="auto"/>
+              <w:ind w:right="6273"/>
+              <w:rPr>
+                <w:rFonts w:ascii="Courier New" w:eastAsia="Courier New" w:hAnsi="Courier New" w:cs="Courier New"/>
+                <w:sz w:val="13"/>
+              </w:rPr>
             </w:pPr>
             <w:r>
               <w:rPr>
                 <w:rFonts w:ascii="Courier New" w:eastAsia="Courier New" w:hAnsi="Courier New" w:cs="Courier New"/>
                 <w:sz w:val="13"/>
               </w:rPr>
-              <w:t xml:space="preserve">ORDER BY </w:t>
-            </w:r>
-            <w:proofErr w:type="spellStart"/>
-            <w:r>
-              <w:rPr>
-                <w:rFonts w:ascii="Courier New" w:eastAsia="Courier New" w:hAnsi="Courier New" w:cs="Courier New"/>
-                <w:sz w:val="13"/>
-              </w:rPr>
-              <w:t>colaborador.nome</w:t>
-            </w:r>
-            <w:proofErr w:type="spellEnd"/>
-            <w:r>
-              <w:rPr>
-                <w:rFonts w:ascii="Courier New" w:eastAsia="Courier New" w:hAnsi="Courier New" w:cs="Courier New"/>
-                <w:sz w:val="13"/>
-              </w:rPr>
-              <w:t>;</w:t>
+              <w:drawing>
+                <wp:inline distT="0" distB="0" distL="0" distR="0" wp14:anchorId="4A0E69DD" wp14:editId="3175ADBC">
+                  <wp:extent cx="1711960" cy="1603785"/>
+                  <wp:effectExtent l="0" t="0" r="2540" b="0"/>
+                  <wp:docPr id="21" name="Imagem 21"/>
+                  <wp:cNvGraphicFramePr>
+                    <a:graphicFrameLocks xmlns:a="http://schemas.openxmlformats.org/drawingml/2006/main" noChangeAspect="1"/>
+                  </wp:cNvGraphicFramePr>
+                  <a:graphic xmlns:a="http://schemas.openxmlformats.org/drawingml/2006/main">
+                    <a:graphicData uri="http://schemas.openxmlformats.org/drawingml/2006/picture">
+                      <pic:pic xmlns:pic="http://schemas.openxmlformats.org/drawingml/2006/picture">
+                        <pic:nvPicPr>
+                          <pic:cNvPr id="1" name=""/>
+                          <pic:cNvPicPr/>
+                        </pic:nvPicPr>
+                        <pic:blipFill>
+                          <a:blip r:embed="rId27"/>
+                          <a:stretch>
+                            <a:fillRect/>
+                          </a:stretch>
+                        </pic:blipFill>
+                        <pic:spPr>
+                          <a:xfrm>
+                            <a:off x="0" y="0"/>
+                            <a:ext cx="1725420" cy="1616394"/>
+                          </a:xfrm>
+                          <a:prstGeom prst="rect">
+                            <a:avLst/>
+                          </a:prstGeom>
+                        </pic:spPr>
+                      </pic:pic>
+                    </a:graphicData>
+                  </a:graphic>
+                </wp:inline>
+              </w:drawing>
             </w:r>
           </w:p>
         </w:tc>
@@ -6055,6 +5968,7 @@
           <w:b/>
           <w:sz w:val="21"/>
         </w:rPr>
+        <w:lastRenderedPageBreak/>
         <w:t>Relatório de EPIs e suas categorias.</w:t>
       </w:r>
     </w:p>
@@ -6064,9 +5978,1002 @@
         <w:tblW w:w="10098" w:type="dxa"/>
         <w:tblInd w:w="20" w:type="dxa"/>
         <w:tblCellMar>
-          <w:top w:w="0" w:type="dxa"/>
           <w:left w:w="100" w:type="dxa"/>
-          <w:bottom w:w="0" w:type="dxa"/>
+          <w:right w:w="115" w:type="dxa"/>
+        </w:tblCellMar>
+        <w:tblLook w:val="04A0" w:firstRow="1" w:lastRow="0" w:firstColumn="1" w:lastColumn="0" w:noHBand="0" w:noVBand="1"/>
+      </w:tblPr>
+      <w:tblGrid>
+        <w:gridCol w:w="10447"/>
+      </w:tblGrid>
+      <w:tr>
+        <w:trPr>
+          <w:trHeight w:val="1208"/>
+        </w:trPr>
+        <w:tc>
+          <w:tcPr>
+            <w:tcW w:w="10098" w:type="dxa"/>
+            <w:tcBorders>
+              <w:top w:val="single" w:sz="3" w:space="0" w:color="CCCCCC"/>
+              <w:left w:val="single" w:sz="3" w:space="0" w:color="CCCCCC"/>
+              <w:bottom w:val="single" w:sz="3" w:space="0" w:color="CCCCCC"/>
+              <w:right w:val="single" w:sz="3" w:space="0" w:color="CCCCCC"/>
+            </w:tcBorders>
+            <w:shd w:val="clear" w:color="auto" w:fill="F3F3F3"/>
+            <w:vAlign w:val="center"/>
+          </w:tcPr>
+          <w:p>
+            <w:pPr>
+              <w:spacing w:line="278" w:lineRule="auto"/>
+              <w:ind w:right="6657"/>
+            </w:pPr>
+            <w:r>
+              <w:rPr>
+                <w:rFonts w:ascii="Courier New" w:eastAsia="Courier New" w:hAnsi="Courier New" w:cs="Courier New"/>
+                <w:sz w:val="13"/>
+              </w:rPr>
+              <w:t xml:space="preserve">SELECT </w:t>
+            </w:r>
+            <w:proofErr w:type="spellStart"/>
+            <w:r>
+              <w:rPr>
+                <w:rFonts w:ascii="Courier New" w:eastAsia="Courier New" w:hAnsi="Courier New" w:cs="Courier New"/>
+                <w:sz w:val="13"/>
+              </w:rPr>
+              <w:t>epi.nome</w:t>
+            </w:r>
+            <w:proofErr w:type="spellEnd"/>
+            <w:r>
+              <w:rPr>
+                <w:rFonts w:ascii="Courier New" w:eastAsia="Courier New" w:hAnsi="Courier New" w:cs="Courier New"/>
+                <w:sz w:val="13"/>
+              </w:rPr>
+              <w:t xml:space="preserve"> AS epi, epi.ca,        </w:t>
+            </w:r>
+            <w:proofErr w:type="spellStart"/>
+            <w:r>
+              <w:rPr>
+                <w:rFonts w:ascii="Courier New" w:eastAsia="Courier New" w:hAnsi="Courier New" w:cs="Courier New"/>
+                <w:sz w:val="13"/>
+              </w:rPr>
+              <w:t>categoria_epi.nome</w:t>
+            </w:r>
+            <w:proofErr w:type="spellEnd"/>
+            <w:r>
+              <w:rPr>
+                <w:rFonts w:ascii="Courier New" w:eastAsia="Courier New" w:hAnsi="Courier New" w:cs="Courier New"/>
+                <w:sz w:val="13"/>
+              </w:rPr>
+              <w:t xml:space="preserve"> AS categoria FROM epi</w:t>
+            </w:r>
+          </w:p>
+          <w:p>
+            <w:pPr>
+              <w:spacing w:after="11"/>
+              <w:rPr>
+                <w:lang w:val="en-US"/>
+              </w:rPr>
+            </w:pPr>
+            <w:r>
+              <w:rPr>
+                <w:rFonts w:ascii="Courier New" w:eastAsia="Courier New" w:hAnsi="Courier New" w:cs="Courier New"/>
+                <w:sz w:val="13"/>
+                <w:lang w:val="en-US"/>
+              </w:rPr>
+              <w:t xml:space="preserve">INNER JOIN </w:t>
+            </w:r>
+            <w:proofErr w:type="spellStart"/>
+            <w:r>
+              <w:rPr>
+                <w:rFonts w:ascii="Courier New" w:eastAsia="Courier New" w:hAnsi="Courier New" w:cs="Courier New"/>
+                <w:sz w:val="13"/>
+                <w:lang w:val="en-US"/>
+              </w:rPr>
+              <w:t>categoria_epi</w:t>
+            </w:r>
+            <w:proofErr w:type="spellEnd"/>
+          </w:p>
+          <w:p>
+            <w:pPr>
+              <w:spacing w:after="11"/>
+              <w:rPr>
+                <w:lang w:val="en-US"/>
+              </w:rPr>
+            </w:pPr>
+            <w:r>
+              <w:rPr>
+                <w:rFonts w:ascii="Courier New" w:eastAsia="Courier New" w:hAnsi="Courier New" w:cs="Courier New"/>
+                <w:sz w:val="13"/>
+                <w:lang w:val="en-US"/>
+              </w:rPr>
+              <w:t xml:space="preserve">ON </w:t>
+            </w:r>
+            <w:proofErr w:type="spellStart"/>
+            <w:r>
+              <w:rPr>
+                <w:rFonts w:ascii="Courier New" w:eastAsia="Courier New" w:hAnsi="Courier New" w:cs="Courier New"/>
+                <w:sz w:val="13"/>
+                <w:lang w:val="en-US"/>
+              </w:rPr>
+              <w:t>epi.id_categoria</w:t>
+            </w:r>
+            <w:proofErr w:type="spellEnd"/>
+            <w:r>
+              <w:rPr>
+                <w:rFonts w:ascii="Courier New" w:eastAsia="Courier New" w:hAnsi="Courier New" w:cs="Courier New"/>
+                <w:sz w:val="13"/>
+                <w:lang w:val="en-US"/>
+              </w:rPr>
+              <w:t xml:space="preserve"> = </w:t>
+            </w:r>
+            <w:proofErr w:type="spellStart"/>
+            <w:r>
+              <w:rPr>
+                <w:rFonts w:ascii="Courier New" w:eastAsia="Courier New" w:hAnsi="Courier New" w:cs="Courier New"/>
+                <w:sz w:val="13"/>
+                <w:lang w:val="en-US"/>
+              </w:rPr>
+              <w:t>categoria_epi.id_categoria</w:t>
+            </w:r>
+            <w:proofErr w:type="spellEnd"/>
+          </w:p>
+          <w:p>
+            <w:r>
+              <w:rPr>
+                <w:rFonts w:ascii="Courier New" w:eastAsia="Courier New" w:hAnsi="Courier New" w:cs="Courier New"/>
+                <w:sz w:val="13"/>
+              </w:rPr>
+              <w:t xml:space="preserve">ORDER BY </w:t>
+            </w:r>
+            <w:proofErr w:type="spellStart"/>
+            <w:r>
+              <w:rPr>
+                <w:rFonts w:ascii="Courier New" w:eastAsia="Courier New" w:hAnsi="Courier New" w:cs="Courier New"/>
+                <w:sz w:val="13"/>
+              </w:rPr>
+              <w:t>epi.nome</w:t>
+            </w:r>
+            <w:proofErr w:type="spellEnd"/>
+            <w:r>
+              <w:rPr>
+                <w:rFonts w:ascii="Courier New" w:eastAsia="Courier New" w:hAnsi="Courier New" w:cs="Courier New"/>
+                <w:sz w:val="13"/>
+              </w:rPr>
+              <w:t>;</w:t>
+            </w:r>
+          </w:p>
+        </w:tc>
+      </w:tr>
+      <w:tr>
+        <w:trPr>
+          <w:trHeight w:val="1208"/>
+        </w:trPr>
+        <w:tc>
+          <w:tcPr>
+            <w:tcW w:w="10098" w:type="dxa"/>
+            <w:tcBorders>
+              <w:top w:val="single" w:sz="3" w:space="0" w:color="CCCCCC"/>
+              <w:left w:val="single" w:sz="3" w:space="0" w:color="CCCCCC"/>
+              <w:bottom w:val="single" w:sz="3" w:space="0" w:color="CCCCCC"/>
+              <w:right w:val="single" w:sz="3" w:space="0" w:color="CCCCCC"/>
+            </w:tcBorders>
+            <w:shd w:val="clear" w:color="auto" w:fill="F3F3F3"/>
+            <w:vAlign w:val="center"/>
+          </w:tcPr>
+          <w:p>
+            <w:pPr>
+              <w:spacing w:line="278" w:lineRule="auto"/>
+              <w:ind w:right="6657"/>
+              <w:rPr>
+                <w:rFonts w:ascii="Courier New" w:eastAsia="Courier New" w:hAnsi="Courier New" w:cs="Courier New"/>
+                <w:sz w:val="13"/>
+              </w:rPr>
+            </w:pPr>
+            <w:r>
+              <w:rPr>
+                <w:rFonts w:ascii="Courier New" w:eastAsia="Courier New" w:hAnsi="Courier New" w:cs="Courier New"/>
+                <w:sz w:val="13"/>
+              </w:rPr>
+              <w:drawing>
+                <wp:inline distT="0" distB="0" distL="0" distR="0" wp14:anchorId="078B3517" wp14:editId="0011C382">
+                  <wp:extent cx="2269597" cy="1874520"/>
+                  <wp:effectExtent l="0" t="0" r="0" b="0"/>
+                  <wp:docPr id="22" name="Imagem 22"/>
+                  <wp:cNvGraphicFramePr>
+                    <a:graphicFrameLocks xmlns:a="http://schemas.openxmlformats.org/drawingml/2006/main" noChangeAspect="1"/>
+                  </wp:cNvGraphicFramePr>
+                  <a:graphic xmlns:a="http://schemas.openxmlformats.org/drawingml/2006/main">
+                    <a:graphicData uri="http://schemas.openxmlformats.org/drawingml/2006/picture">
+                      <pic:pic xmlns:pic="http://schemas.openxmlformats.org/drawingml/2006/picture">
+                        <pic:nvPicPr>
+                          <pic:cNvPr id="1" name=""/>
+                          <pic:cNvPicPr/>
+                        </pic:nvPicPr>
+                        <pic:blipFill>
+                          <a:blip r:embed="rId28"/>
+                          <a:stretch>
+                            <a:fillRect/>
+                          </a:stretch>
+                        </pic:blipFill>
+                        <pic:spPr>
+                          <a:xfrm>
+                            <a:off x="0" y="0"/>
+                            <a:ext cx="2272039" cy="1876537"/>
+                          </a:xfrm>
+                          <a:prstGeom prst="rect">
+                            <a:avLst/>
+                          </a:prstGeom>
+                        </pic:spPr>
+                      </pic:pic>
+                    </a:graphicData>
+                  </a:graphic>
+                </wp:inline>
+              </w:drawing>
+            </w:r>
+          </w:p>
+        </w:tc>
+      </w:tr>
+    </w:tbl>
+    <w:p>
+      <w:pPr>
+        <w:numPr>
+          <w:ilvl w:val="0"/>
+          <w:numId w:val="2"/>
+        </w:numPr>
+        <w:spacing w:after="3"/>
+        <w:ind w:hanging="449"/>
+      </w:pPr>
+      <w:r>
+        <w:rPr>
+          <w:b/>
+          <w:sz w:val="21"/>
+        </w:rPr>
+        <w:t>Relatório de empréstimos com o nome do colaborador.</w:t>
+      </w:r>
+    </w:p>
+    <w:p>
+      <w:pPr>
+        <w:pBdr>
+          <w:top w:val="single" w:sz="3" w:space="0" w:color="CCCCCC"/>
+          <w:left w:val="single" w:sz="3" w:space="0" w:color="CCCCCC"/>
+          <w:bottom w:val="single" w:sz="3" w:space="0" w:color="CCCCCC"/>
+          <w:right w:val="single" w:sz="3" w:space="0" w:color="CCCCCC"/>
+        </w:pBdr>
+        <w:shd w:val="clear" w:color="auto" w:fill="F3F3F3"/>
+        <w:spacing w:after="6" w:line="268" w:lineRule="auto"/>
+        <w:ind w:left="115" w:right="3734" w:hanging="10"/>
+      </w:pPr>
+      <w:r>
+        <w:rPr>
+          <w:rFonts w:ascii="Courier New" w:eastAsia="Courier New" w:hAnsi="Courier New" w:cs="Courier New"/>
+          <w:sz w:val="13"/>
+        </w:rPr>
+        <w:t xml:space="preserve">SELECT </w:t>
+      </w:r>
+      <w:proofErr w:type="spellStart"/>
+      <w:r>
+        <w:rPr>
+          <w:rFonts w:ascii="Courier New" w:eastAsia="Courier New" w:hAnsi="Courier New" w:cs="Courier New"/>
+          <w:sz w:val="13"/>
+        </w:rPr>
+        <w:t>emprestimo.id_emprestimo</w:t>
+      </w:r>
+      <w:proofErr w:type="spellEnd"/>
+      <w:r>
+        <w:rPr>
+          <w:rFonts w:ascii="Courier New" w:eastAsia="Courier New" w:hAnsi="Courier New" w:cs="Courier New"/>
+          <w:sz w:val="13"/>
+        </w:rPr>
+        <w:t xml:space="preserve">, </w:t>
+      </w:r>
+      <w:proofErr w:type="spellStart"/>
+      <w:r>
+        <w:rPr>
+          <w:rFonts w:ascii="Courier New" w:eastAsia="Courier New" w:hAnsi="Courier New" w:cs="Courier New"/>
+          <w:sz w:val="13"/>
+        </w:rPr>
+        <w:t>colaborador.nome</w:t>
+      </w:r>
+      <w:proofErr w:type="spellEnd"/>
+      <w:r>
+        <w:rPr>
+          <w:rFonts w:ascii="Courier New" w:eastAsia="Courier New" w:hAnsi="Courier New" w:cs="Courier New"/>
+          <w:sz w:val="13"/>
+        </w:rPr>
+        <w:t xml:space="preserve"> AS colaborador,        </w:t>
+      </w:r>
+      <w:proofErr w:type="spellStart"/>
+      <w:r>
+        <w:rPr>
+          <w:rFonts w:ascii="Courier New" w:eastAsia="Courier New" w:hAnsi="Courier New" w:cs="Courier New"/>
+          <w:sz w:val="13"/>
+        </w:rPr>
+        <w:t>emprestimo.data_emprestimo</w:t>
+      </w:r>
+      <w:proofErr w:type="spellEnd"/>
+      <w:r>
+        <w:rPr>
+          <w:rFonts w:ascii="Courier New" w:eastAsia="Courier New" w:hAnsi="Courier New" w:cs="Courier New"/>
+          <w:sz w:val="13"/>
+        </w:rPr>
+        <w:t xml:space="preserve">, </w:t>
+      </w:r>
+      <w:proofErr w:type="spellStart"/>
+      <w:r>
+        <w:rPr>
+          <w:rFonts w:ascii="Courier New" w:eastAsia="Courier New" w:hAnsi="Courier New" w:cs="Courier New"/>
+          <w:sz w:val="13"/>
+        </w:rPr>
+        <w:t>emprestimo.status</w:t>
+      </w:r>
+      <w:proofErr w:type="spellEnd"/>
+      <w:r>
+        <w:rPr>
+          <w:rFonts w:ascii="Courier New" w:eastAsia="Courier New" w:hAnsi="Courier New" w:cs="Courier New"/>
+          <w:sz w:val="13"/>
+        </w:rPr>
+        <w:t xml:space="preserve"> FROM </w:t>
+      </w:r>
+      <w:proofErr w:type="spellStart"/>
+      <w:r>
+        <w:rPr>
+          <w:rFonts w:ascii="Courier New" w:eastAsia="Courier New" w:hAnsi="Courier New" w:cs="Courier New"/>
+          <w:sz w:val="13"/>
+        </w:rPr>
+        <w:t>emprestimo</w:t>
+      </w:r>
+      <w:proofErr w:type="spellEnd"/>
+    </w:p>
+    <w:p>
+      <w:pPr>
+        <w:pBdr>
+          <w:top w:val="single" w:sz="3" w:space="0" w:color="CCCCCC"/>
+          <w:left w:val="single" w:sz="3" w:space="0" w:color="CCCCCC"/>
+          <w:bottom w:val="single" w:sz="3" w:space="0" w:color="CCCCCC"/>
+          <w:right w:val="single" w:sz="3" w:space="0" w:color="CCCCCC"/>
+        </w:pBdr>
+        <w:shd w:val="clear" w:color="auto" w:fill="F3F3F3"/>
+        <w:spacing w:after="6" w:line="268" w:lineRule="auto"/>
+        <w:ind w:left="115" w:right="3734" w:hanging="10"/>
+      </w:pPr>
+      <w:r>
+        <w:rPr>
+          <w:rFonts w:ascii="Courier New" w:eastAsia="Courier New" w:hAnsi="Courier New" w:cs="Courier New"/>
+          <w:sz w:val="13"/>
+        </w:rPr>
+        <w:t>INNER JOIN colaborador</w:t>
+      </w:r>
+    </w:p>
+    <w:p>
+      <w:pPr>
+        <w:pBdr>
+          <w:top w:val="single" w:sz="3" w:space="0" w:color="CCCCCC"/>
+          <w:left w:val="single" w:sz="3" w:space="0" w:color="CCCCCC"/>
+          <w:bottom w:val="single" w:sz="3" w:space="0" w:color="CCCCCC"/>
+          <w:right w:val="single" w:sz="3" w:space="0" w:color="CCCCCC"/>
+        </w:pBdr>
+        <w:shd w:val="clear" w:color="auto" w:fill="F3F3F3"/>
+        <w:spacing w:after="210" w:line="268" w:lineRule="auto"/>
+        <w:ind w:left="115" w:right="3734" w:hanging="10"/>
+        <w:rPr>
+          <w:rFonts w:ascii="Courier New" w:eastAsia="Courier New" w:hAnsi="Courier New" w:cs="Courier New"/>
+          <w:sz w:val="13"/>
+        </w:rPr>
+      </w:pPr>
+      <w:r>
+        <w:rPr>
+          <w:rFonts w:ascii="Courier New" w:eastAsia="Courier New" w:hAnsi="Courier New" w:cs="Courier New"/>
+          <w:sz w:val="13"/>
+        </w:rPr>
+        <w:t xml:space="preserve">ON </w:t>
+      </w:r>
+      <w:proofErr w:type="spellStart"/>
+      <w:r>
+        <w:rPr>
+          <w:rFonts w:ascii="Courier New" w:eastAsia="Courier New" w:hAnsi="Courier New" w:cs="Courier New"/>
+          <w:sz w:val="13"/>
+        </w:rPr>
+        <w:t>emprestimo.id_colaborador</w:t>
+      </w:r>
+      <w:proofErr w:type="spellEnd"/>
+      <w:r>
+        <w:rPr>
+          <w:rFonts w:ascii="Courier New" w:eastAsia="Courier New" w:hAnsi="Courier New" w:cs="Courier New"/>
+          <w:sz w:val="13"/>
+        </w:rPr>
+        <w:t xml:space="preserve"> = </w:t>
+      </w:r>
+      <w:proofErr w:type="spellStart"/>
+      <w:r>
+        <w:rPr>
+          <w:rFonts w:ascii="Courier New" w:eastAsia="Courier New" w:hAnsi="Courier New" w:cs="Courier New"/>
+          <w:sz w:val="13"/>
+        </w:rPr>
+        <w:t>colaborador.id_colaborador</w:t>
+      </w:r>
+      <w:proofErr w:type="spellEnd"/>
+      <w:r>
+        <w:rPr>
+          <w:rFonts w:ascii="Courier New" w:eastAsia="Courier New" w:hAnsi="Courier New" w:cs="Courier New"/>
+          <w:sz w:val="13"/>
+        </w:rPr>
+        <w:t>;</w:t>
+      </w:r>
+    </w:p>
+    <w:p>
+      <w:pPr>
+        <w:pBdr>
+          <w:top w:val="single" w:sz="3" w:space="0" w:color="CCCCCC"/>
+          <w:left w:val="single" w:sz="3" w:space="0" w:color="CCCCCC"/>
+          <w:bottom w:val="single" w:sz="3" w:space="0" w:color="CCCCCC"/>
+          <w:right w:val="single" w:sz="3" w:space="0" w:color="CCCCCC"/>
+        </w:pBdr>
+        <w:shd w:val="clear" w:color="auto" w:fill="F3F3F3"/>
+        <w:spacing w:after="210" w:line="268" w:lineRule="auto"/>
+        <w:ind w:left="115" w:right="3734" w:hanging="10"/>
+      </w:pPr>
+      <w:r>
+        <w:drawing>
+          <wp:inline distT="0" distB="0" distL="0" distR="0" wp14:anchorId="5C0EE0E5" wp14:editId="65CCA342">
+            <wp:extent cx="2190756" cy="1813560"/>
+            <wp:effectExtent l="0" t="0" r="0" b="0"/>
+            <wp:docPr id="23" name="Imagem 23"/>
+            <wp:cNvGraphicFramePr>
+              <a:graphicFrameLocks xmlns:a="http://schemas.openxmlformats.org/drawingml/2006/main" noChangeAspect="1"/>
+            </wp:cNvGraphicFramePr>
+            <a:graphic xmlns:a="http://schemas.openxmlformats.org/drawingml/2006/main">
+              <a:graphicData uri="http://schemas.openxmlformats.org/drawingml/2006/picture">
+                <pic:pic xmlns:pic="http://schemas.openxmlformats.org/drawingml/2006/picture">
+                  <pic:nvPicPr>
+                    <pic:cNvPr id="1" name=""/>
+                    <pic:cNvPicPr/>
+                  </pic:nvPicPr>
+                  <pic:blipFill>
+                    <a:blip r:embed="rId29"/>
+                    <a:stretch>
+                      <a:fillRect/>
+                    </a:stretch>
+                  </pic:blipFill>
+                  <pic:spPr>
+                    <a:xfrm>
+                      <a:off x="0" y="0"/>
+                      <a:ext cx="2192699" cy="1815168"/>
+                    </a:xfrm>
+                    <a:prstGeom prst="rect">
+                      <a:avLst/>
+                    </a:prstGeom>
+                  </pic:spPr>
+                </pic:pic>
+              </a:graphicData>
+            </a:graphic>
+          </wp:inline>
+        </w:drawing>
+      </w:r>
+    </w:p>
+    <w:p>
+      <w:pPr>
+        <w:numPr>
+          <w:ilvl w:val="0"/>
+          <w:numId w:val="2"/>
+        </w:numPr>
+        <w:spacing w:after="3"/>
+        <w:ind w:hanging="449"/>
+      </w:pPr>
+      <w:r>
+        <w:rPr>
+          <w:b/>
+          <w:sz w:val="21"/>
+        </w:rPr>
+        <w:t>Relatório de empréstimos com o EPI entregue.</w:t>
+      </w:r>
+    </w:p>
+    <w:p>
+      <w:pPr>
+        <w:pBdr>
+          <w:top w:val="single" w:sz="3" w:space="0" w:color="CCCCCC"/>
+          <w:left w:val="single" w:sz="3" w:space="0" w:color="CCCCCC"/>
+          <w:bottom w:val="single" w:sz="3" w:space="0" w:color="CCCCCC"/>
+          <w:right w:val="single" w:sz="3" w:space="0" w:color="CCCCCC"/>
+        </w:pBdr>
+        <w:shd w:val="clear" w:color="auto" w:fill="F3F3F3"/>
+        <w:spacing w:after="6" w:line="268" w:lineRule="auto"/>
+        <w:ind w:left="115" w:right="4509" w:hanging="10"/>
+      </w:pPr>
+      <w:r>
+        <w:rPr>
+          <w:rFonts w:ascii="Courier New" w:eastAsia="Courier New" w:hAnsi="Courier New" w:cs="Courier New"/>
+          <w:sz w:val="13"/>
+        </w:rPr>
+        <w:t xml:space="preserve">SELECT </w:t>
+      </w:r>
+      <w:proofErr w:type="spellStart"/>
+      <w:r>
+        <w:rPr>
+          <w:rFonts w:ascii="Courier New" w:eastAsia="Courier New" w:hAnsi="Courier New" w:cs="Courier New"/>
+          <w:sz w:val="13"/>
+        </w:rPr>
+        <w:t>emprestimo.id_emprestimo</w:t>
+      </w:r>
+      <w:proofErr w:type="spellEnd"/>
+      <w:r>
+        <w:rPr>
+          <w:rFonts w:ascii="Courier New" w:eastAsia="Courier New" w:hAnsi="Courier New" w:cs="Courier New"/>
+          <w:sz w:val="13"/>
+        </w:rPr>
+        <w:t xml:space="preserve">, </w:t>
+      </w:r>
+      <w:proofErr w:type="spellStart"/>
+      <w:r>
+        <w:rPr>
+          <w:rFonts w:ascii="Courier New" w:eastAsia="Courier New" w:hAnsi="Courier New" w:cs="Courier New"/>
+          <w:sz w:val="13"/>
+        </w:rPr>
+        <w:t>epi.nome</w:t>
+      </w:r>
+      <w:proofErr w:type="spellEnd"/>
+      <w:r>
+        <w:rPr>
+          <w:rFonts w:ascii="Courier New" w:eastAsia="Courier New" w:hAnsi="Courier New" w:cs="Courier New"/>
+          <w:sz w:val="13"/>
+        </w:rPr>
+        <w:t xml:space="preserve"> AS epi,        </w:t>
+      </w:r>
+      <w:proofErr w:type="spellStart"/>
+      <w:r>
+        <w:rPr>
+          <w:rFonts w:ascii="Courier New" w:eastAsia="Courier New" w:hAnsi="Courier New" w:cs="Courier New"/>
+          <w:sz w:val="13"/>
+        </w:rPr>
+        <w:t>emprestimo.quantidade</w:t>
+      </w:r>
+      <w:proofErr w:type="spellEnd"/>
+      <w:r>
+        <w:rPr>
+          <w:rFonts w:ascii="Courier New" w:eastAsia="Courier New" w:hAnsi="Courier New" w:cs="Courier New"/>
+          <w:sz w:val="13"/>
+        </w:rPr>
+        <w:t xml:space="preserve">, </w:t>
+      </w:r>
+      <w:proofErr w:type="spellStart"/>
+      <w:r>
+        <w:rPr>
+          <w:rFonts w:ascii="Courier New" w:eastAsia="Courier New" w:hAnsi="Courier New" w:cs="Courier New"/>
+          <w:sz w:val="13"/>
+        </w:rPr>
+        <w:t>emprestimo.data_emprestimo</w:t>
+      </w:r>
+      <w:proofErr w:type="spellEnd"/>
+      <w:r>
+        <w:rPr>
+          <w:rFonts w:ascii="Courier New" w:eastAsia="Courier New" w:hAnsi="Courier New" w:cs="Courier New"/>
+          <w:sz w:val="13"/>
+        </w:rPr>
+        <w:t xml:space="preserve"> FROM </w:t>
+      </w:r>
+      <w:proofErr w:type="spellStart"/>
+      <w:r>
+        <w:rPr>
+          <w:rFonts w:ascii="Courier New" w:eastAsia="Courier New" w:hAnsi="Courier New" w:cs="Courier New"/>
+          <w:sz w:val="13"/>
+        </w:rPr>
+        <w:t>emprestimo</w:t>
+      </w:r>
+      <w:proofErr w:type="spellEnd"/>
+    </w:p>
+    <w:p>
+      <w:pPr>
+        <w:pBdr>
+          <w:top w:val="single" w:sz="3" w:space="0" w:color="CCCCCC"/>
+          <w:left w:val="single" w:sz="3" w:space="0" w:color="CCCCCC"/>
+          <w:bottom w:val="single" w:sz="3" w:space="0" w:color="CCCCCC"/>
+          <w:right w:val="single" w:sz="3" w:space="0" w:color="CCCCCC"/>
+        </w:pBdr>
+        <w:shd w:val="clear" w:color="auto" w:fill="F3F3F3"/>
+        <w:spacing w:after="210" w:line="268" w:lineRule="auto"/>
+        <w:ind w:left="115" w:right="4509" w:hanging="10"/>
+        <w:rPr>
+          <w:rFonts w:ascii="Courier New" w:eastAsia="Courier New" w:hAnsi="Courier New" w:cs="Courier New"/>
+          <w:sz w:val="13"/>
+          <w:lang w:val="en-US"/>
+        </w:rPr>
+      </w:pPr>
+      <w:r>
+        <w:rPr>
+          <w:rFonts w:ascii="Courier New" w:eastAsia="Courier New" w:hAnsi="Courier New" w:cs="Courier New"/>
+          <w:sz w:val="13"/>
+          <w:lang w:val="en-US"/>
+        </w:rPr>
+        <w:t xml:space="preserve">INNER JOIN epi ON </w:t>
+      </w:r>
+      <w:proofErr w:type="spellStart"/>
+      <w:r>
+        <w:rPr>
+          <w:rFonts w:ascii="Courier New" w:eastAsia="Courier New" w:hAnsi="Courier New" w:cs="Courier New"/>
+          <w:sz w:val="13"/>
+          <w:lang w:val="en-US"/>
+        </w:rPr>
+        <w:t>emprestimo.id_epi</w:t>
+      </w:r>
+      <w:proofErr w:type="spellEnd"/>
+      <w:r>
+        <w:rPr>
+          <w:rFonts w:ascii="Courier New" w:eastAsia="Courier New" w:hAnsi="Courier New" w:cs="Courier New"/>
+          <w:sz w:val="13"/>
+          <w:lang w:val="en-US"/>
+        </w:rPr>
+        <w:t xml:space="preserve"> = </w:t>
+      </w:r>
+      <w:proofErr w:type="spellStart"/>
+      <w:r>
+        <w:rPr>
+          <w:rFonts w:ascii="Courier New" w:eastAsia="Courier New" w:hAnsi="Courier New" w:cs="Courier New"/>
+          <w:sz w:val="13"/>
+          <w:lang w:val="en-US"/>
+        </w:rPr>
+        <w:t>epi.id_epi</w:t>
+      </w:r>
+      <w:proofErr w:type="spellEnd"/>
+      <w:r>
+        <w:rPr>
+          <w:rFonts w:ascii="Courier New" w:eastAsia="Courier New" w:hAnsi="Courier New" w:cs="Courier New"/>
+          <w:sz w:val="13"/>
+          <w:lang w:val="en-US"/>
+        </w:rPr>
+        <w:t>;</w:t>
+      </w:r>
+    </w:p>
+    <w:p>
+      <w:pPr>
+        <w:pBdr>
+          <w:top w:val="single" w:sz="3" w:space="0" w:color="CCCCCC"/>
+          <w:left w:val="single" w:sz="3" w:space="0" w:color="CCCCCC"/>
+          <w:bottom w:val="single" w:sz="3" w:space="0" w:color="CCCCCC"/>
+          <w:right w:val="single" w:sz="3" w:space="0" w:color="CCCCCC"/>
+        </w:pBdr>
+        <w:shd w:val="clear" w:color="auto" w:fill="F3F3F3"/>
+        <w:spacing w:after="210" w:line="268" w:lineRule="auto"/>
+        <w:ind w:left="115" w:right="4509" w:hanging="10"/>
+        <w:rPr>
+          <w:lang w:val="en-US"/>
+        </w:rPr>
+      </w:pPr>
+      <w:r>
+        <w:rPr>
+          <w:lang w:val="en-US"/>
+        </w:rPr>
+        <w:drawing>
+          <wp:inline distT="0" distB="0" distL="0" distR="0" wp14:anchorId="38B8E297" wp14:editId="791B3AA8">
+            <wp:extent cx="3220720" cy="2075953"/>
+            <wp:effectExtent l="0" t="0" r="0" b="635"/>
+            <wp:docPr id="24" name="Imagem 24"/>
+            <wp:cNvGraphicFramePr>
+              <a:graphicFrameLocks xmlns:a="http://schemas.openxmlformats.org/drawingml/2006/main" noChangeAspect="1"/>
+            </wp:cNvGraphicFramePr>
+            <a:graphic xmlns:a="http://schemas.openxmlformats.org/drawingml/2006/main">
+              <a:graphicData uri="http://schemas.openxmlformats.org/drawingml/2006/picture">
+                <pic:pic xmlns:pic="http://schemas.openxmlformats.org/drawingml/2006/picture">
+                  <pic:nvPicPr>
+                    <pic:cNvPr id="1" name=""/>
+                    <pic:cNvPicPr/>
+                  </pic:nvPicPr>
+                  <pic:blipFill>
+                    <a:blip r:embed="rId30"/>
+                    <a:stretch>
+                      <a:fillRect/>
+                    </a:stretch>
+                  </pic:blipFill>
+                  <pic:spPr>
+                    <a:xfrm>
+                      <a:off x="0" y="0"/>
+                      <a:ext cx="3227297" cy="2080192"/>
+                    </a:xfrm>
+                    <a:prstGeom prst="rect">
+                      <a:avLst/>
+                    </a:prstGeom>
+                  </pic:spPr>
+                </pic:pic>
+              </a:graphicData>
+            </a:graphic>
+          </wp:inline>
+        </w:drawing>
+      </w:r>
+    </w:p>
+    <w:p>
+      <w:pPr>
+        <w:numPr>
+          <w:ilvl w:val="0"/>
+          <w:numId w:val="2"/>
+        </w:numPr>
+        <w:spacing w:after="3"/>
+        <w:ind w:hanging="449"/>
+      </w:pPr>
+      <w:r>
+        <w:rPr>
+          <w:b/>
+          <w:sz w:val="21"/>
+        </w:rPr>
+        <w:t>Relatório dos usuários responsáveis pelos registros de empréstimo.</w:t>
+      </w:r>
+    </w:p>
+    <w:tbl>
+      <w:tblPr>
+        <w:tblStyle w:val="TableGrid"/>
+        <w:tblW w:w="10098" w:type="dxa"/>
+        <w:tblInd w:w="20" w:type="dxa"/>
+        <w:tblCellMar>
+          <w:left w:w="100" w:type="dxa"/>
+          <w:right w:w="115" w:type="dxa"/>
+        </w:tblCellMar>
+        <w:tblLook w:val="04A0" w:firstRow="1" w:lastRow="0" w:firstColumn="1" w:lastColumn="0" w:noHBand="0" w:noVBand="1"/>
+      </w:tblPr>
+      <w:tblGrid>
+        <w:gridCol w:w="10098"/>
+      </w:tblGrid>
+      <w:tr>
+        <w:trPr>
+          <w:trHeight w:val="872"/>
+        </w:trPr>
+        <w:tc>
+          <w:tcPr>
+            <w:tcW w:w="10098" w:type="dxa"/>
+            <w:tcBorders>
+              <w:top w:val="single" w:sz="3" w:space="0" w:color="CCCCCC"/>
+              <w:left w:val="single" w:sz="3" w:space="0" w:color="CCCCCC"/>
+              <w:bottom w:val="single" w:sz="3" w:space="0" w:color="CCCCCC"/>
+              <w:right w:val="single" w:sz="3" w:space="0" w:color="CCCCCC"/>
+            </w:tcBorders>
+            <w:shd w:val="clear" w:color="auto" w:fill="F3F3F3"/>
+            <w:vAlign w:val="center"/>
+          </w:tcPr>
+          <w:p>
+            <w:pPr>
+              <w:spacing w:line="278" w:lineRule="auto"/>
+              <w:ind w:right="5505"/>
+            </w:pPr>
+            <w:r>
+              <w:rPr>
+                <w:rFonts w:ascii="Courier New" w:eastAsia="Courier New" w:hAnsi="Courier New" w:cs="Courier New"/>
+                <w:sz w:val="13"/>
+              </w:rPr>
+              <w:t xml:space="preserve">SELECT </w:t>
+            </w:r>
+            <w:proofErr w:type="spellStart"/>
+            <w:r>
+              <w:rPr>
+                <w:rFonts w:ascii="Courier New" w:eastAsia="Courier New" w:hAnsi="Courier New" w:cs="Courier New"/>
+                <w:sz w:val="13"/>
+              </w:rPr>
+              <w:t>emprestimo.id_emprestimo</w:t>
+            </w:r>
+            <w:proofErr w:type="spellEnd"/>
+            <w:r>
+              <w:rPr>
+                <w:rFonts w:ascii="Courier New" w:eastAsia="Courier New" w:hAnsi="Courier New" w:cs="Courier New"/>
+                <w:sz w:val="13"/>
+              </w:rPr>
+              <w:t xml:space="preserve">, </w:t>
+            </w:r>
+            <w:proofErr w:type="spellStart"/>
+            <w:r>
+              <w:rPr>
+                <w:rFonts w:ascii="Courier New" w:eastAsia="Courier New" w:hAnsi="Courier New" w:cs="Courier New"/>
+                <w:sz w:val="13"/>
+              </w:rPr>
+              <w:t>usuario.nome</w:t>
+            </w:r>
+            <w:proofErr w:type="spellEnd"/>
+            <w:r>
+              <w:rPr>
+                <w:rFonts w:ascii="Courier New" w:eastAsia="Courier New" w:hAnsi="Courier New" w:cs="Courier New"/>
+                <w:sz w:val="13"/>
+              </w:rPr>
+              <w:t xml:space="preserve"> AS </w:t>
+            </w:r>
+            <w:proofErr w:type="spellStart"/>
+            <w:r>
+              <w:rPr>
+                <w:rFonts w:ascii="Courier New" w:eastAsia="Courier New" w:hAnsi="Courier New" w:cs="Courier New"/>
+                <w:sz w:val="13"/>
+              </w:rPr>
+              <w:t>usuario</w:t>
+            </w:r>
+            <w:proofErr w:type="spellEnd"/>
+            <w:r>
+              <w:rPr>
+                <w:rFonts w:ascii="Courier New" w:eastAsia="Courier New" w:hAnsi="Courier New" w:cs="Courier New"/>
+                <w:sz w:val="13"/>
+              </w:rPr>
+              <w:t xml:space="preserve">,        </w:t>
+            </w:r>
+            <w:proofErr w:type="spellStart"/>
+            <w:r>
+              <w:rPr>
+                <w:rFonts w:ascii="Courier New" w:eastAsia="Courier New" w:hAnsi="Courier New" w:cs="Courier New"/>
+                <w:sz w:val="13"/>
+              </w:rPr>
+              <w:t>usuario.perfil</w:t>
+            </w:r>
+            <w:proofErr w:type="spellEnd"/>
+            <w:r>
+              <w:rPr>
+                <w:rFonts w:ascii="Courier New" w:eastAsia="Courier New" w:hAnsi="Courier New" w:cs="Courier New"/>
+                <w:sz w:val="13"/>
+              </w:rPr>
+              <w:t xml:space="preserve">, </w:t>
+            </w:r>
+            <w:proofErr w:type="spellStart"/>
+            <w:r>
+              <w:rPr>
+                <w:rFonts w:ascii="Courier New" w:eastAsia="Courier New" w:hAnsi="Courier New" w:cs="Courier New"/>
+                <w:sz w:val="13"/>
+              </w:rPr>
+              <w:t>emprestimo.data_emprestimo</w:t>
+            </w:r>
+            <w:proofErr w:type="spellEnd"/>
+            <w:r>
+              <w:rPr>
+                <w:rFonts w:ascii="Courier New" w:eastAsia="Courier New" w:hAnsi="Courier New" w:cs="Courier New"/>
+                <w:sz w:val="13"/>
+              </w:rPr>
+              <w:t xml:space="preserve"> FROM </w:t>
+            </w:r>
+            <w:proofErr w:type="spellStart"/>
+            <w:r>
+              <w:rPr>
+                <w:rFonts w:ascii="Courier New" w:eastAsia="Courier New" w:hAnsi="Courier New" w:cs="Courier New"/>
+                <w:sz w:val="13"/>
+              </w:rPr>
+              <w:t>emprestimo</w:t>
+            </w:r>
+            <w:proofErr w:type="spellEnd"/>
+          </w:p>
+          <w:p>
+            <w:pPr>
+              <w:rPr>
+                <w:rFonts w:ascii="Courier New" w:eastAsia="Courier New" w:hAnsi="Courier New" w:cs="Courier New"/>
+                <w:sz w:val="13"/>
+                <w:lang w:val="en-US"/>
+              </w:rPr>
+            </w:pPr>
+            <w:r>
+              <w:rPr>
+                <w:rFonts w:ascii="Courier New" w:eastAsia="Courier New" w:hAnsi="Courier New" w:cs="Courier New"/>
+                <w:sz w:val="13"/>
+                <w:lang w:val="en-US"/>
+              </w:rPr>
+              <w:t xml:space="preserve">INNER JOIN </w:t>
+            </w:r>
+            <w:proofErr w:type="spellStart"/>
+            <w:r>
+              <w:rPr>
+                <w:rFonts w:ascii="Courier New" w:eastAsia="Courier New" w:hAnsi="Courier New" w:cs="Courier New"/>
+                <w:sz w:val="13"/>
+                <w:lang w:val="en-US"/>
+              </w:rPr>
+              <w:t>usuario</w:t>
+            </w:r>
+            <w:proofErr w:type="spellEnd"/>
+            <w:r>
+              <w:rPr>
+                <w:rFonts w:ascii="Courier New" w:eastAsia="Courier New" w:hAnsi="Courier New" w:cs="Courier New"/>
+                <w:sz w:val="13"/>
+                <w:lang w:val="en-US"/>
+              </w:rPr>
+              <w:t xml:space="preserve"> ON </w:t>
+            </w:r>
+            <w:proofErr w:type="spellStart"/>
+            <w:r>
+              <w:rPr>
+                <w:rFonts w:ascii="Courier New" w:eastAsia="Courier New" w:hAnsi="Courier New" w:cs="Courier New"/>
+                <w:sz w:val="13"/>
+                <w:lang w:val="en-US"/>
+              </w:rPr>
+              <w:t>emprestimo.id_usuario</w:t>
+            </w:r>
+            <w:proofErr w:type="spellEnd"/>
+            <w:r>
+              <w:rPr>
+                <w:rFonts w:ascii="Courier New" w:eastAsia="Courier New" w:hAnsi="Courier New" w:cs="Courier New"/>
+                <w:sz w:val="13"/>
+                <w:lang w:val="en-US"/>
+              </w:rPr>
+              <w:t xml:space="preserve"> = </w:t>
+            </w:r>
+            <w:proofErr w:type="spellStart"/>
+            <w:r>
+              <w:rPr>
+                <w:rFonts w:ascii="Courier New" w:eastAsia="Courier New" w:hAnsi="Courier New" w:cs="Courier New"/>
+                <w:sz w:val="13"/>
+                <w:lang w:val="en-US"/>
+              </w:rPr>
+              <w:t>usuario.id_usuario</w:t>
+            </w:r>
+            <w:proofErr w:type="spellEnd"/>
+            <w:r>
+              <w:rPr>
+                <w:rFonts w:ascii="Courier New" w:eastAsia="Courier New" w:hAnsi="Courier New" w:cs="Courier New"/>
+                <w:sz w:val="13"/>
+                <w:lang w:val="en-US"/>
+              </w:rPr>
+              <w:t>;</w:t>
+            </w:r>
+          </w:p>
+          <w:p>
+            <w:pPr>
+              <w:rPr>
+                <w:lang w:val="en-US"/>
+              </w:rPr>
+            </w:pPr>
+            <w:r>
+              <w:rPr>
+                <w:lang w:val="en-US"/>
+              </w:rPr>
+              <w:lastRenderedPageBreak/>
+              <w:drawing>
+                <wp:inline distT="0" distB="0" distL="0" distR="0" wp14:anchorId="4486F79C" wp14:editId="6BF3A509">
+                  <wp:extent cx="2283862" cy="1737360"/>
+                  <wp:effectExtent l="0" t="0" r="2540" b="0"/>
+                  <wp:docPr id="25" name="Imagem 25"/>
+                  <wp:cNvGraphicFramePr>
+                    <a:graphicFrameLocks xmlns:a="http://schemas.openxmlformats.org/drawingml/2006/main" noChangeAspect="1"/>
+                  </wp:cNvGraphicFramePr>
+                  <a:graphic xmlns:a="http://schemas.openxmlformats.org/drawingml/2006/main">
+                    <a:graphicData uri="http://schemas.openxmlformats.org/drawingml/2006/picture">
+                      <pic:pic xmlns:pic="http://schemas.openxmlformats.org/drawingml/2006/picture">
+                        <pic:nvPicPr>
+                          <pic:cNvPr id="1" name=""/>
+                          <pic:cNvPicPr/>
+                        </pic:nvPicPr>
+                        <pic:blipFill>
+                          <a:blip r:embed="rId31"/>
+                          <a:stretch>
+                            <a:fillRect/>
+                          </a:stretch>
+                        </pic:blipFill>
+                        <pic:spPr>
+                          <a:xfrm>
+                            <a:off x="0" y="0"/>
+                            <a:ext cx="2293439" cy="1744645"/>
+                          </a:xfrm>
+                          <a:prstGeom prst="rect">
+                            <a:avLst/>
+                          </a:prstGeom>
+                        </pic:spPr>
+                      </pic:pic>
+                    </a:graphicData>
+                  </a:graphic>
+                </wp:inline>
+              </w:drawing>
+            </w:r>
+          </w:p>
+        </w:tc>
+      </w:tr>
+    </w:tbl>
+    <w:p>
+      <w:pPr>
+        <w:numPr>
+          <w:ilvl w:val="0"/>
+          <w:numId w:val="2"/>
+        </w:numPr>
+        <w:spacing w:after="3"/>
+        <w:ind w:hanging="449"/>
+      </w:pPr>
+      <w:r>
+        <w:rPr>
+          <w:b/>
+          <w:sz w:val="21"/>
+        </w:rPr>
+        <w:lastRenderedPageBreak/>
+        <w:t>Relatório de empréstimos contendo colaborador e EPI.</w:t>
+      </w:r>
+    </w:p>
+    <w:tbl>
+      <w:tblPr>
+        <w:tblStyle w:val="TableGrid"/>
+        <w:tblW w:w="10098" w:type="dxa"/>
+        <w:tblInd w:w="20" w:type="dxa"/>
+        <w:tblCellMar>
+          <w:left w:w="100" w:type="dxa"/>
           <w:right w:w="115" w:type="dxa"/>
         </w:tblCellMar>
         <w:tblLook w:val="04A0" w:firstRow="1" w:lastRow="0" w:firstColumn="1" w:lastColumn="0" w:noHBand="0" w:noVBand="1"/>
@@ -6092,8 +6999,8 @@
           </w:tcPr>
           <w:p>
             <w:pPr>
-              <w:spacing w:after="0" w:line="278" w:lineRule="auto"/>
-              <w:ind w:right="6657"/>
+              <w:spacing w:line="278" w:lineRule="auto"/>
+              <w:ind w:right="5505"/>
             </w:pPr>
             <w:r>
               <w:rPr>
@@ -6108,6 +7015,22 @@
                 <w:rFonts w:ascii="Courier New" w:eastAsia="Courier New" w:hAnsi="Courier New" w:cs="Courier New"/>
                 <w:sz w:val="13"/>
               </w:rPr>
+              <w:t>colaborador.nome</w:t>
+            </w:r>
+            <w:proofErr w:type="spellEnd"/>
+            <w:r>
+              <w:rPr>
+                <w:rFonts w:ascii="Courier New" w:eastAsia="Courier New" w:hAnsi="Courier New" w:cs="Courier New"/>
+                <w:sz w:val="13"/>
+              </w:rPr>
+              <w:t xml:space="preserve"> AS colaborador, </w:t>
+            </w:r>
+            <w:proofErr w:type="spellStart"/>
+            <w:r>
+              <w:rPr>
+                <w:rFonts w:ascii="Courier New" w:eastAsia="Courier New" w:hAnsi="Courier New" w:cs="Courier New"/>
+                <w:sz w:val="13"/>
+              </w:rPr>
               <w:t>epi.nome</w:t>
             </w:r>
             <w:proofErr w:type="spellEnd"/>
@@ -6116,29 +7039,108 @@
                 <w:rFonts w:ascii="Courier New" w:eastAsia="Courier New" w:hAnsi="Courier New" w:cs="Courier New"/>
                 <w:sz w:val="13"/>
               </w:rPr>
-              <w:t xml:space="preserve"> AS epi, epi.ca,        </w:t>
-            </w:r>
-            <w:proofErr w:type="spellStart"/>
-            <w:r>
-              <w:rPr>
-                <w:rFonts w:ascii="Courier New" w:eastAsia="Courier New" w:hAnsi="Courier New" w:cs="Courier New"/>
-                <w:sz w:val="13"/>
-              </w:rPr>
-              <w:t>categoria_epi.nome</w:t>
-            </w:r>
-            <w:proofErr w:type="spellEnd"/>
-            <w:r>
-              <w:rPr>
-                <w:rFonts w:ascii="Courier New" w:eastAsia="Courier New" w:hAnsi="Courier New" w:cs="Courier New"/>
-                <w:sz w:val="13"/>
-              </w:rPr>
-              <w:t xml:space="preserve"> AS categoria FROM epi</w:t>
-            </w:r>
+              <w:t xml:space="preserve"> AS epi,        </w:t>
+            </w:r>
+            <w:proofErr w:type="spellStart"/>
+            <w:r>
+              <w:rPr>
+                <w:rFonts w:ascii="Courier New" w:eastAsia="Courier New" w:hAnsi="Courier New" w:cs="Courier New"/>
+                <w:sz w:val="13"/>
+              </w:rPr>
+              <w:t>emprestimo.data_emprestimo</w:t>
+            </w:r>
+            <w:proofErr w:type="spellEnd"/>
+            <w:r>
+              <w:rPr>
+                <w:rFonts w:ascii="Courier New" w:eastAsia="Courier New" w:hAnsi="Courier New" w:cs="Courier New"/>
+                <w:sz w:val="13"/>
+              </w:rPr>
+              <w:t xml:space="preserve">, </w:t>
+            </w:r>
+            <w:proofErr w:type="spellStart"/>
+            <w:r>
+              <w:rPr>
+                <w:rFonts w:ascii="Courier New" w:eastAsia="Courier New" w:hAnsi="Courier New" w:cs="Courier New"/>
+                <w:sz w:val="13"/>
+              </w:rPr>
+              <w:t>emprestimo.quantidade</w:t>
+            </w:r>
+            <w:proofErr w:type="spellEnd"/>
+            <w:r>
+              <w:rPr>
+                <w:rFonts w:ascii="Courier New" w:eastAsia="Courier New" w:hAnsi="Courier New" w:cs="Courier New"/>
+                <w:sz w:val="13"/>
+              </w:rPr>
+              <w:t xml:space="preserve">,        </w:t>
+            </w:r>
+            <w:proofErr w:type="spellStart"/>
+            <w:r>
+              <w:rPr>
+                <w:rFonts w:ascii="Courier New" w:eastAsia="Courier New" w:hAnsi="Courier New" w:cs="Courier New"/>
+                <w:sz w:val="13"/>
+              </w:rPr>
+              <w:t>emprestimo.status</w:t>
+            </w:r>
+            <w:proofErr w:type="spellEnd"/>
+            <w:r>
+              <w:rPr>
+                <w:rFonts w:ascii="Courier New" w:eastAsia="Courier New" w:hAnsi="Courier New" w:cs="Courier New"/>
+                <w:sz w:val="13"/>
+              </w:rPr>
+              <w:t xml:space="preserve"> FROM </w:t>
+            </w:r>
+            <w:proofErr w:type="spellStart"/>
+            <w:r>
+              <w:rPr>
+                <w:rFonts w:ascii="Courier New" w:eastAsia="Courier New" w:hAnsi="Courier New" w:cs="Courier New"/>
+                <w:sz w:val="13"/>
+              </w:rPr>
+              <w:t>emprestimo</w:t>
+            </w:r>
+            <w:proofErr w:type="spellEnd"/>
           </w:p>
           <w:p>
             <w:pPr>
               <w:spacing w:after="11"/>
-              <w:rPr>
+            </w:pPr>
+            <w:r>
+              <w:rPr>
+                <w:rFonts w:ascii="Courier New" w:eastAsia="Courier New" w:hAnsi="Courier New" w:cs="Courier New"/>
+                <w:sz w:val="13"/>
+              </w:rPr>
+              <w:t xml:space="preserve">INNER JOIN colaborador ON </w:t>
+            </w:r>
+            <w:proofErr w:type="spellStart"/>
+            <w:r>
+              <w:rPr>
+                <w:rFonts w:ascii="Courier New" w:eastAsia="Courier New" w:hAnsi="Courier New" w:cs="Courier New"/>
+                <w:sz w:val="13"/>
+              </w:rPr>
+              <w:t>emprestimo.id_colaborador</w:t>
+            </w:r>
+            <w:proofErr w:type="spellEnd"/>
+            <w:r>
+              <w:rPr>
+                <w:rFonts w:ascii="Courier New" w:eastAsia="Courier New" w:hAnsi="Courier New" w:cs="Courier New"/>
+                <w:sz w:val="13"/>
+              </w:rPr>
+              <w:t xml:space="preserve"> = </w:t>
+            </w:r>
+            <w:proofErr w:type="spellStart"/>
+            <w:r>
+              <w:rPr>
+                <w:rFonts w:ascii="Courier New" w:eastAsia="Courier New" w:hAnsi="Courier New" w:cs="Courier New"/>
+                <w:sz w:val="13"/>
+              </w:rPr>
+              <w:t>colaborador.id_colaborador</w:t>
+            </w:r>
+            <w:proofErr w:type="spellEnd"/>
+          </w:p>
+          <w:p>
+            <w:pPr>
+              <w:rPr>
+                <w:rFonts w:ascii="Courier New" w:eastAsia="Courier New" w:hAnsi="Courier New" w:cs="Courier New"/>
+                <w:sz w:val="13"/>
                 <w:lang w:val="en-US"/>
               </w:rPr>
             </w:pPr>
@@ -6148,7 +7150,7 @@
                 <w:sz w:val="13"/>
                 <w:lang w:val="en-US"/>
               </w:rPr>
-              <w:t xml:space="preserve">INNER JOIN </w:t>
+              <w:t xml:space="preserve">INNER JOIN epi ON </w:t>
             </w:r>
             <w:proofErr w:type="spellStart"/>
             <w:r>
@@ -6157,80 +7159,81 @@
                 <w:sz w:val="13"/>
                 <w:lang w:val="en-US"/>
               </w:rPr>
-              <w:t>categoria_epi</w:t>
-            </w:r>
-            <w:proofErr w:type="spellEnd"/>
+              <w:t>emprestimo.id_epi</w:t>
+            </w:r>
+            <w:proofErr w:type="spellEnd"/>
+            <w:r>
+              <w:rPr>
+                <w:rFonts w:ascii="Courier New" w:eastAsia="Courier New" w:hAnsi="Courier New" w:cs="Courier New"/>
+                <w:sz w:val="13"/>
+                <w:lang w:val="en-US"/>
+              </w:rPr>
+              <w:t xml:space="preserve"> = </w:t>
+            </w:r>
+            <w:proofErr w:type="spellStart"/>
+            <w:r>
+              <w:rPr>
+                <w:rFonts w:ascii="Courier New" w:eastAsia="Courier New" w:hAnsi="Courier New" w:cs="Courier New"/>
+                <w:sz w:val="13"/>
+                <w:lang w:val="en-US"/>
+              </w:rPr>
+              <w:t>epi.id_epi</w:t>
+            </w:r>
+            <w:proofErr w:type="spellEnd"/>
+            <w:r>
+              <w:rPr>
+                <w:rFonts w:ascii="Courier New" w:eastAsia="Courier New" w:hAnsi="Courier New" w:cs="Courier New"/>
+                <w:sz w:val="13"/>
+                <w:lang w:val="en-US"/>
+              </w:rPr>
+              <w:t>;</w:t>
+            </w:r>
           </w:p>
           <w:p>
             <w:pPr>
-              <w:spacing w:after="11"/>
               <w:rPr>
                 <w:lang w:val="en-US"/>
               </w:rPr>
             </w:pPr>
             <w:r>
               <w:rPr>
-                <w:rFonts w:ascii="Courier New" w:eastAsia="Courier New" w:hAnsi="Courier New" w:cs="Courier New"/>
-                <w:sz w:val="13"/>
                 <w:lang w:val="en-US"/>
               </w:rPr>
-              <w:t xml:space="preserve">ON </w:t>
-            </w:r>
-            <w:proofErr w:type="spellStart"/>
-            <w:r>
-              <w:rPr>
-                <w:rFonts w:ascii="Courier New" w:eastAsia="Courier New" w:hAnsi="Courier New" w:cs="Courier New"/>
-                <w:sz w:val="13"/>
-                <w:lang w:val="en-US"/>
-              </w:rPr>
-              <w:t>epi.id_categoria</w:t>
-            </w:r>
-            <w:proofErr w:type="spellEnd"/>
-            <w:r>
-              <w:rPr>
-                <w:rFonts w:ascii="Courier New" w:eastAsia="Courier New" w:hAnsi="Courier New" w:cs="Courier New"/>
-                <w:sz w:val="13"/>
-                <w:lang w:val="en-US"/>
-              </w:rPr>
-              <w:t xml:space="preserve"> = </w:t>
-            </w:r>
-            <w:proofErr w:type="spellStart"/>
-            <w:r>
-              <w:rPr>
-                <w:rFonts w:ascii="Courier New" w:eastAsia="Courier New" w:hAnsi="Courier New" w:cs="Courier New"/>
-                <w:sz w:val="13"/>
-                <w:lang w:val="en-US"/>
-              </w:rPr>
-              <w:t>categoria_epi.id_categoria</w:t>
-            </w:r>
-            <w:proofErr w:type="spellEnd"/>
-          </w:p>
-          <w:p>
-            <w:pPr>
-              <w:spacing w:after="0"/>
-            </w:pPr>
-            <w:r>
-              <w:rPr>
-                <w:rFonts w:ascii="Courier New" w:eastAsia="Courier New" w:hAnsi="Courier New" w:cs="Courier New"/>
-                <w:sz w:val="13"/>
-              </w:rPr>
-              <w:t xml:space="preserve">ORDER BY </w:t>
-            </w:r>
-            <w:proofErr w:type="spellStart"/>
-            <w:r>
-              <w:rPr>
-                <w:rFonts w:ascii="Courier New" w:eastAsia="Courier New" w:hAnsi="Courier New" w:cs="Courier New"/>
-                <w:sz w:val="13"/>
-              </w:rPr>
-              <w:t>epi.nome</w:t>
-            </w:r>
-            <w:proofErr w:type="spellEnd"/>
-            <w:r>
-              <w:rPr>
-                <w:rFonts w:ascii="Courier New" w:eastAsia="Courier New" w:hAnsi="Courier New" w:cs="Courier New"/>
-                <w:sz w:val="13"/>
-              </w:rPr>
-              <w:t>;</w:t>
+              <w:drawing>
+                <wp:inline distT="0" distB="0" distL="0" distR="0" wp14:anchorId="42DF863E" wp14:editId="4D4BB394">
+                  <wp:extent cx="4000475" cy="2032000"/>
+                  <wp:effectExtent l="0" t="0" r="635" b="6350"/>
+                  <wp:docPr id="26" name="Imagem 26"/>
+                  <wp:cNvGraphicFramePr>
+                    <a:graphicFrameLocks xmlns:a="http://schemas.openxmlformats.org/drawingml/2006/main" noChangeAspect="1"/>
+                  </wp:cNvGraphicFramePr>
+                  <a:graphic xmlns:a="http://schemas.openxmlformats.org/drawingml/2006/main">
+                    <a:graphicData uri="http://schemas.openxmlformats.org/drawingml/2006/picture">
+                      <pic:pic xmlns:pic="http://schemas.openxmlformats.org/drawingml/2006/picture">
+                        <pic:nvPicPr>
+                          <pic:cNvPr id="1" name=""/>
+                          <pic:cNvPicPr/>
+                        </pic:nvPicPr>
+                        <pic:blipFill>
+                          <a:blip r:embed="rId32"/>
+                          <a:stretch>
+                            <a:fillRect/>
+                          </a:stretch>
+                        </pic:blipFill>
+                        <pic:spPr>
+                          <a:xfrm>
+                            <a:off x="0" y="0"/>
+                            <a:ext cx="4002174" cy="2032863"/>
+                          </a:xfrm>
+                          <a:prstGeom prst="rect">
+                            <a:avLst/>
+                          </a:prstGeom>
+                        </pic:spPr>
+                      </pic:pic>
+                    </a:graphicData>
+                  </a:graphic>
+                </wp:inline>
+              </w:drawing>
             </w:r>
           </w:p>
         </w:tc>
@@ -6250,359 +7253,7 @@
           <w:b/>
           <w:sz w:val="21"/>
         </w:rPr>
-        <w:t>Relatório de empréstimos com o nome do colaborador.</w:t>
-      </w:r>
-    </w:p>
-    <w:p>
-      <w:pPr>
-        <w:pBdr>
-          <w:top w:val="single" w:sz="3" w:space="0" w:color="CCCCCC"/>
-          <w:left w:val="single" w:sz="3" w:space="0" w:color="CCCCCC"/>
-          <w:bottom w:val="single" w:sz="3" w:space="0" w:color="CCCCCC"/>
-          <w:right w:val="single" w:sz="3" w:space="0" w:color="CCCCCC"/>
-        </w:pBdr>
-        <w:shd w:val="clear" w:color="auto" w:fill="F3F3F3"/>
-        <w:spacing w:after="6" w:line="268" w:lineRule="auto"/>
-        <w:ind w:left="115" w:right="3734" w:hanging="10"/>
-      </w:pPr>
-      <w:r>
-        <w:rPr>
-          <w:rFonts w:ascii="Courier New" w:eastAsia="Courier New" w:hAnsi="Courier New" w:cs="Courier New"/>
-          <w:sz w:val="13"/>
-        </w:rPr>
-        <w:t xml:space="preserve">SELECT </w:t>
-      </w:r>
-      <w:proofErr w:type="spellStart"/>
-      <w:r>
-        <w:rPr>
-          <w:rFonts w:ascii="Courier New" w:eastAsia="Courier New" w:hAnsi="Courier New" w:cs="Courier New"/>
-          <w:sz w:val="13"/>
-        </w:rPr>
-        <w:t>emprestimo.id_emprestimo</w:t>
-      </w:r>
-      <w:proofErr w:type="spellEnd"/>
-      <w:r>
-        <w:rPr>
-          <w:rFonts w:ascii="Courier New" w:eastAsia="Courier New" w:hAnsi="Courier New" w:cs="Courier New"/>
-          <w:sz w:val="13"/>
-        </w:rPr>
-        <w:t xml:space="preserve">, </w:t>
-      </w:r>
-      <w:proofErr w:type="spellStart"/>
-      <w:r>
-        <w:rPr>
-          <w:rFonts w:ascii="Courier New" w:eastAsia="Courier New" w:hAnsi="Courier New" w:cs="Courier New"/>
-          <w:sz w:val="13"/>
-        </w:rPr>
-        <w:t>colaborador.nome</w:t>
-      </w:r>
-      <w:proofErr w:type="spellEnd"/>
-      <w:r>
-        <w:rPr>
-          <w:rFonts w:ascii="Courier New" w:eastAsia="Courier New" w:hAnsi="Courier New" w:cs="Courier New"/>
-          <w:sz w:val="13"/>
-        </w:rPr>
-        <w:t xml:space="preserve"> AS colaborador,        </w:t>
-      </w:r>
-      <w:proofErr w:type="spellStart"/>
-      <w:r>
-        <w:rPr>
-          <w:rFonts w:ascii="Courier New" w:eastAsia="Courier New" w:hAnsi="Courier New" w:cs="Courier New"/>
-          <w:sz w:val="13"/>
-        </w:rPr>
-        <w:t>emprestimo.data_emprestimo</w:t>
-      </w:r>
-      <w:proofErr w:type="spellEnd"/>
-      <w:r>
-        <w:rPr>
-          <w:rFonts w:ascii="Courier New" w:eastAsia="Courier New" w:hAnsi="Courier New" w:cs="Courier New"/>
-          <w:sz w:val="13"/>
-        </w:rPr>
-        <w:t xml:space="preserve">, </w:t>
-      </w:r>
-      <w:proofErr w:type="spellStart"/>
-      <w:r>
-        <w:rPr>
-          <w:rFonts w:ascii="Courier New" w:eastAsia="Courier New" w:hAnsi="Courier New" w:cs="Courier New"/>
-          <w:sz w:val="13"/>
-        </w:rPr>
-        <w:t>emprestimo.status</w:t>
-      </w:r>
-      <w:proofErr w:type="spellEnd"/>
-      <w:r>
-        <w:rPr>
-          <w:rFonts w:ascii="Courier New" w:eastAsia="Courier New" w:hAnsi="Courier New" w:cs="Courier New"/>
-          <w:sz w:val="13"/>
-        </w:rPr>
-        <w:t xml:space="preserve"> FROM </w:t>
-      </w:r>
-      <w:proofErr w:type="spellStart"/>
-      <w:r>
-        <w:rPr>
-          <w:rFonts w:ascii="Courier New" w:eastAsia="Courier New" w:hAnsi="Courier New" w:cs="Courier New"/>
-          <w:sz w:val="13"/>
-        </w:rPr>
-        <w:t>emprestimo</w:t>
-      </w:r>
-      <w:proofErr w:type="spellEnd"/>
-    </w:p>
-    <w:p>
-      <w:pPr>
-        <w:pBdr>
-          <w:top w:val="single" w:sz="3" w:space="0" w:color="CCCCCC"/>
-          <w:left w:val="single" w:sz="3" w:space="0" w:color="CCCCCC"/>
-          <w:bottom w:val="single" w:sz="3" w:space="0" w:color="CCCCCC"/>
-          <w:right w:val="single" w:sz="3" w:space="0" w:color="CCCCCC"/>
-        </w:pBdr>
-        <w:shd w:val="clear" w:color="auto" w:fill="F3F3F3"/>
-        <w:spacing w:after="6" w:line="268" w:lineRule="auto"/>
-        <w:ind w:left="115" w:right="3734" w:hanging="10"/>
-      </w:pPr>
-      <w:r>
-        <w:rPr>
-          <w:rFonts w:ascii="Courier New" w:eastAsia="Courier New" w:hAnsi="Courier New" w:cs="Courier New"/>
-          <w:sz w:val="13"/>
-        </w:rPr>
-        <w:t>INNER JOIN colaborador</w:t>
-      </w:r>
-    </w:p>
-    <w:p>
-      <w:pPr>
-        <w:pBdr>
-          <w:top w:val="single" w:sz="3" w:space="0" w:color="CCCCCC"/>
-          <w:left w:val="single" w:sz="3" w:space="0" w:color="CCCCCC"/>
-          <w:bottom w:val="single" w:sz="3" w:space="0" w:color="CCCCCC"/>
-          <w:right w:val="single" w:sz="3" w:space="0" w:color="CCCCCC"/>
-        </w:pBdr>
-        <w:shd w:val="clear" w:color="auto" w:fill="F3F3F3"/>
-        <w:spacing w:after="210" w:line="268" w:lineRule="auto"/>
-        <w:ind w:left="115" w:right="3734" w:hanging="10"/>
-      </w:pPr>
-      <w:r>
-        <w:rPr>
-          <w:rFonts w:ascii="Courier New" w:eastAsia="Courier New" w:hAnsi="Courier New" w:cs="Courier New"/>
-          <w:sz w:val="13"/>
-        </w:rPr>
-        <w:t xml:space="preserve">ON </w:t>
-      </w:r>
-      <w:proofErr w:type="spellStart"/>
-      <w:r>
-        <w:rPr>
-          <w:rFonts w:ascii="Courier New" w:eastAsia="Courier New" w:hAnsi="Courier New" w:cs="Courier New"/>
-          <w:sz w:val="13"/>
-        </w:rPr>
-        <w:t>emprestimo.id_colaborador</w:t>
-      </w:r>
-      <w:proofErr w:type="spellEnd"/>
-      <w:r>
-        <w:rPr>
-          <w:rFonts w:ascii="Courier New" w:eastAsia="Courier New" w:hAnsi="Courier New" w:cs="Courier New"/>
-          <w:sz w:val="13"/>
-        </w:rPr>
-        <w:t xml:space="preserve"> = </w:t>
-      </w:r>
-      <w:proofErr w:type="spellStart"/>
-      <w:r>
-        <w:rPr>
-          <w:rFonts w:ascii="Courier New" w:eastAsia="Courier New" w:hAnsi="Courier New" w:cs="Courier New"/>
-          <w:sz w:val="13"/>
-        </w:rPr>
-        <w:t>colaborador.id_colaborador</w:t>
-      </w:r>
-      <w:proofErr w:type="spellEnd"/>
-      <w:r>
-        <w:rPr>
-          <w:rFonts w:ascii="Courier New" w:eastAsia="Courier New" w:hAnsi="Courier New" w:cs="Courier New"/>
-          <w:sz w:val="13"/>
-        </w:rPr>
-        <w:t>;</w:t>
-      </w:r>
-    </w:p>
-    <w:p>
-      <w:pPr>
-        <w:numPr>
-          <w:ilvl w:val="0"/>
-          <w:numId w:val="2"/>
-        </w:numPr>
-        <w:spacing w:after="3"/>
-        <w:ind w:hanging="449"/>
-      </w:pPr>
-      <w:r>
-        <w:rPr>
-          <w:b/>
-          <w:sz w:val="21"/>
-        </w:rPr>
-        <w:t>Relatório de empréstimos com o EPI entregue.</w:t>
-      </w:r>
-    </w:p>
-    <w:p>
-      <w:pPr>
-        <w:pBdr>
-          <w:top w:val="single" w:sz="3" w:space="0" w:color="CCCCCC"/>
-          <w:left w:val="single" w:sz="3" w:space="0" w:color="CCCCCC"/>
-          <w:bottom w:val="single" w:sz="3" w:space="0" w:color="CCCCCC"/>
-          <w:right w:val="single" w:sz="3" w:space="0" w:color="CCCCCC"/>
-        </w:pBdr>
-        <w:shd w:val="clear" w:color="auto" w:fill="F3F3F3"/>
-        <w:spacing w:after="6" w:line="268" w:lineRule="auto"/>
-        <w:ind w:left="115" w:right="4509" w:hanging="10"/>
-      </w:pPr>
-      <w:r>
-        <w:rPr>
-          <w:rFonts w:ascii="Courier New" w:eastAsia="Courier New" w:hAnsi="Courier New" w:cs="Courier New"/>
-          <w:sz w:val="13"/>
-        </w:rPr>
-        <w:t xml:space="preserve">SELECT </w:t>
-      </w:r>
-      <w:proofErr w:type="spellStart"/>
-      <w:r>
-        <w:rPr>
-          <w:rFonts w:ascii="Courier New" w:eastAsia="Courier New" w:hAnsi="Courier New" w:cs="Courier New"/>
-          <w:sz w:val="13"/>
-        </w:rPr>
-        <w:t>emprestimo.id_emprestimo</w:t>
-      </w:r>
-      <w:proofErr w:type="spellEnd"/>
-      <w:r>
-        <w:rPr>
-          <w:rFonts w:ascii="Courier New" w:eastAsia="Courier New" w:hAnsi="Courier New" w:cs="Courier New"/>
-          <w:sz w:val="13"/>
-        </w:rPr>
-        <w:t xml:space="preserve">, </w:t>
-      </w:r>
-      <w:proofErr w:type="spellStart"/>
-      <w:r>
-        <w:rPr>
-          <w:rFonts w:ascii="Courier New" w:eastAsia="Courier New" w:hAnsi="Courier New" w:cs="Courier New"/>
-          <w:sz w:val="13"/>
-        </w:rPr>
-        <w:t>epi.nome</w:t>
-      </w:r>
-      <w:proofErr w:type="spellEnd"/>
-      <w:r>
-        <w:rPr>
-          <w:rFonts w:ascii="Courier New" w:eastAsia="Courier New" w:hAnsi="Courier New" w:cs="Courier New"/>
-          <w:sz w:val="13"/>
-        </w:rPr>
-        <w:t xml:space="preserve"> AS epi,        </w:t>
-      </w:r>
-      <w:proofErr w:type="spellStart"/>
-      <w:r>
-        <w:rPr>
-          <w:rFonts w:ascii="Courier New" w:eastAsia="Courier New" w:hAnsi="Courier New" w:cs="Courier New"/>
-          <w:sz w:val="13"/>
-        </w:rPr>
-        <w:t>emprestimo.quantidade</w:t>
-      </w:r>
-      <w:proofErr w:type="spellEnd"/>
-      <w:r>
-        <w:rPr>
-          <w:rFonts w:ascii="Courier New" w:eastAsia="Courier New" w:hAnsi="Courier New" w:cs="Courier New"/>
-          <w:sz w:val="13"/>
-        </w:rPr>
-        <w:t xml:space="preserve">, </w:t>
-      </w:r>
-      <w:proofErr w:type="spellStart"/>
-      <w:r>
-        <w:rPr>
-          <w:rFonts w:ascii="Courier New" w:eastAsia="Courier New" w:hAnsi="Courier New" w:cs="Courier New"/>
-          <w:sz w:val="13"/>
-        </w:rPr>
-        <w:t>emprestimo.data_emprestimo</w:t>
-      </w:r>
-      <w:proofErr w:type="spellEnd"/>
-      <w:r>
-        <w:rPr>
-          <w:rFonts w:ascii="Courier New" w:eastAsia="Courier New" w:hAnsi="Courier New" w:cs="Courier New"/>
-          <w:sz w:val="13"/>
-        </w:rPr>
-        <w:t xml:space="preserve"> FROM </w:t>
-      </w:r>
-      <w:proofErr w:type="spellStart"/>
-      <w:r>
-        <w:rPr>
-          <w:rFonts w:ascii="Courier New" w:eastAsia="Courier New" w:hAnsi="Courier New" w:cs="Courier New"/>
-          <w:sz w:val="13"/>
-        </w:rPr>
-        <w:t>emprestimo</w:t>
-      </w:r>
-      <w:proofErr w:type="spellEnd"/>
-    </w:p>
-    <w:p>
-      <w:pPr>
-        <w:pBdr>
-          <w:top w:val="single" w:sz="3" w:space="0" w:color="CCCCCC"/>
-          <w:left w:val="single" w:sz="3" w:space="0" w:color="CCCCCC"/>
-          <w:bottom w:val="single" w:sz="3" w:space="0" w:color="CCCCCC"/>
-          <w:right w:val="single" w:sz="3" w:space="0" w:color="CCCCCC"/>
-        </w:pBdr>
-        <w:shd w:val="clear" w:color="auto" w:fill="F3F3F3"/>
-        <w:spacing w:after="210" w:line="268" w:lineRule="auto"/>
-        <w:ind w:left="115" w:right="4509" w:hanging="10"/>
-        <w:rPr>
-          <w:lang w:val="en-US"/>
-        </w:rPr>
-      </w:pPr>
-      <w:r>
-        <w:rPr>
-          <w:rFonts w:ascii="Courier New" w:eastAsia="Courier New" w:hAnsi="Courier New" w:cs="Courier New"/>
-          <w:sz w:val="13"/>
-          <w:lang w:val="en-US"/>
-        </w:rPr>
-        <w:t xml:space="preserve">INNER JOIN epi ON </w:t>
-      </w:r>
-      <w:proofErr w:type="spellStart"/>
-      <w:r>
-        <w:rPr>
-          <w:rFonts w:ascii="Courier New" w:eastAsia="Courier New" w:hAnsi="Courier New" w:cs="Courier New"/>
-          <w:sz w:val="13"/>
-          <w:lang w:val="en-US"/>
-        </w:rPr>
-        <w:t>emprestimo.id_epi</w:t>
-      </w:r>
-      <w:proofErr w:type="spellEnd"/>
-      <w:r>
-        <w:rPr>
-          <w:rFonts w:ascii="Courier New" w:eastAsia="Courier New" w:hAnsi="Courier New" w:cs="Courier New"/>
-          <w:sz w:val="13"/>
-          <w:lang w:val="en-US"/>
-        </w:rPr>
-        <w:t xml:space="preserve"> = </w:t>
-      </w:r>
-      <w:proofErr w:type="spellStart"/>
-      <w:r>
-        <w:rPr>
-          <w:rFonts w:ascii="Courier New" w:eastAsia="Courier New" w:hAnsi="Courier New" w:cs="Courier New"/>
-          <w:sz w:val="13"/>
-          <w:lang w:val="en-US"/>
-        </w:rPr>
-        <w:t>epi.id_epi</w:t>
-      </w:r>
-      <w:proofErr w:type="spellEnd"/>
-      <w:r>
-        <w:rPr>
-          <w:rFonts w:ascii="Courier New" w:eastAsia="Courier New" w:hAnsi="Courier New" w:cs="Courier New"/>
-          <w:sz w:val="13"/>
-          <w:lang w:val="en-US"/>
-        </w:rPr>
-        <w:t>;</w:t>
-      </w:r>
-    </w:p>
-    <w:p>
-      <w:pPr>
-        <w:numPr>
-          <w:ilvl w:val="0"/>
-          <w:numId w:val="2"/>
-        </w:numPr>
-        <w:spacing w:after="3"/>
-        <w:ind w:hanging="449"/>
-      </w:pPr>
-      <w:r>
-        <w:rPr>
-          <w:b/>
-          <w:sz w:val="21"/>
-        </w:rPr>
-        <w:t>Relatório dos usuários responsáveis pelos registros de empréstimo.</w:t>
+        <w:t>Relatório dos colaboradores que estão atualmente com EPIs emprestados.</w:t>
       </w:r>
     </w:p>
     <w:tbl>
@@ -6611,476 +7262,7 @@
         <w:tblW w:w="10098" w:type="dxa"/>
         <w:tblInd w:w="20" w:type="dxa"/>
         <w:tblCellMar>
-          <w:top w:w="0" w:type="dxa"/>
           <w:left w:w="100" w:type="dxa"/>
-          <w:bottom w:w="0" w:type="dxa"/>
-          <w:right w:w="115" w:type="dxa"/>
-        </w:tblCellMar>
-        <w:tblLook w:val="04A0" w:firstRow="1" w:lastRow="0" w:firstColumn="1" w:lastColumn="0" w:noHBand="0" w:noVBand="1"/>
-      </w:tblPr>
-      <w:tblGrid>
-        <w:gridCol w:w="10098"/>
-      </w:tblGrid>
-      <w:tr>
-        <w:trPr>
-          <w:trHeight w:val="872"/>
-        </w:trPr>
-        <w:tc>
-          <w:tcPr>
-            <w:tcW w:w="10098" w:type="dxa"/>
-            <w:tcBorders>
-              <w:top w:val="single" w:sz="3" w:space="0" w:color="CCCCCC"/>
-              <w:left w:val="single" w:sz="3" w:space="0" w:color="CCCCCC"/>
-              <w:bottom w:val="single" w:sz="3" w:space="0" w:color="CCCCCC"/>
-              <w:right w:val="single" w:sz="3" w:space="0" w:color="CCCCCC"/>
-            </w:tcBorders>
-            <w:shd w:val="clear" w:color="auto" w:fill="F3F3F3"/>
-            <w:vAlign w:val="center"/>
-          </w:tcPr>
-          <w:p>
-            <w:pPr>
-              <w:spacing w:after="0" w:line="278" w:lineRule="auto"/>
-              <w:ind w:right="5505"/>
-            </w:pPr>
-            <w:r>
-              <w:rPr>
-                <w:rFonts w:ascii="Courier New" w:eastAsia="Courier New" w:hAnsi="Courier New" w:cs="Courier New"/>
-                <w:sz w:val="13"/>
-              </w:rPr>
-              <w:t xml:space="preserve">SELECT </w:t>
-            </w:r>
-            <w:proofErr w:type="spellStart"/>
-            <w:r>
-              <w:rPr>
-                <w:rFonts w:ascii="Courier New" w:eastAsia="Courier New" w:hAnsi="Courier New" w:cs="Courier New"/>
-                <w:sz w:val="13"/>
-              </w:rPr>
-              <w:t>emprestimo.id_emprestimo</w:t>
-            </w:r>
-            <w:proofErr w:type="spellEnd"/>
-            <w:r>
-              <w:rPr>
-                <w:rFonts w:ascii="Courier New" w:eastAsia="Courier New" w:hAnsi="Courier New" w:cs="Courier New"/>
-                <w:sz w:val="13"/>
-              </w:rPr>
-              <w:t xml:space="preserve">, </w:t>
-            </w:r>
-            <w:proofErr w:type="spellStart"/>
-            <w:r>
-              <w:rPr>
-                <w:rFonts w:ascii="Courier New" w:eastAsia="Courier New" w:hAnsi="Courier New" w:cs="Courier New"/>
-                <w:sz w:val="13"/>
-              </w:rPr>
-              <w:t>usuario.nome</w:t>
-            </w:r>
-            <w:proofErr w:type="spellEnd"/>
-            <w:r>
-              <w:rPr>
-                <w:rFonts w:ascii="Courier New" w:eastAsia="Courier New" w:hAnsi="Courier New" w:cs="Courier New"/>
-                <w:sz w:val="13"/>
-              </w:rPr>
-              <w:t xml:space="preserve"> AS </w:t>
-            </w:r>
-            <w:proofErr w:type="spellStart"/>
-            <w:r>
-              <w:rPr>
-                <w:rFonts w:ascii="Courier New" w:eastAsia="Courier New" w:hAnsi="Courier New" w:cs="Courier New"/>
-                <w:sz w:val="13"/>
-              </w:rPr>
-              <w:t>usuario</w:t>
-            </w:r>
-            <w:proofErr w:type="spellEnd"/>
-            <w:r>
-              <w:rPr>
-                <w:rFonts w:ascii="Courier New" w:eastAsia="Courier New" w:hAnsi="Courier New" w:cs="Courier New"/>
-                <w:sz w:val="13"/>
-              </w:rPr>
-              <w:t xml:space="preserve">,        </w:t>
-            </w:r>
-            <w:proofErr w:type="spellStart"/>
-            <w:r>
-              <w:rPr>
-                <w:rFonts w:ascii="Courier New" w:eastAsia="Courier New" w:hAnsi="Courier New" w:cs="Courier New"/>
-                <w:sz w:val="13"/>
-              </w:rPr>
-              <w:t>usuario.perfil</w:t>
-            </w:r>
-            <w:proofErr w:type="spellEnd"/>
-            <w:r>
-              <w:rPr>
-                <w:rFonts w:ascii="Courier New" w:eastAsia="Courier New" w:hAnsi="Courier New" w:cs="Courier New"/>
-                <w:sz w:val="13"/>
-              </w:rPr>
-              <w:t xml:space="preserve">, </w:t>
-            </w:r>
-            <w:proofErr w:type="spellStart"/>
-            <w:r>
-              <w:rPr>
-                <w:rFonts w:ascii="Courier New" w:eastAsia="Courier New" w:hAnsi="Courier New" w:cs="Courier New"/>
-                <w:sz w:val="13"/>
-              </w:rPr>
-              <w:t>emprestimo.data_emprestimo</w:t>
-            </w:r>
-            <w:proofErr w:type="spellEnd"/>
-            <w:r>
-              <w:rPr>
-                <w:rFonts w:ascii="Courier New" w:eastAsia="Courier New" w:hAnsi="Courier New" w:cs="Courier New"/>
-                <w:sz w:val="13"/>
-              </w:rPr>
-              <w:t xml:space="preserve"> FROM </w:t>
-            </w:r>
-            <w:proofErr w:type="spellStart"/>
-            <w:r>
-              <w:rPr>
-                <w:rFonts w:ascii="Courier New" w:eastAsia="Courier New" w:hAnsi="Courier New" w:cs="Courier New"/>
-                <w:sz w:val="13"/>
-              </w:rPr>
-              <w:t>emprestimo</w:t>
-            </w:r>
-            <w:proofErr w:type="spellEnd"/>
-          </w:p>
-          <w:p>
-            <w:pPr>
-              <w:spacing w:after="0"/>
-              <w:rPr>
-                <w:lang w:val="en-US"/>
-              </w:rPr>
-            </w:pPr>
-            <w:r>
-              <w:rPr>
-                <w:rFonts w:ascii="Courier New" w:eastAsia="Courier New" w:hAnsi="Courier New" w:cs="Courier New"/>
-                <w:sz w:val="13"/>
-                <w:lang w:val="en-US"/>
-              </w:rPr>
-              <w:t xml:space="preserve">INNER JOIN </w:t>
-            </w:r>
-            <w:proofErr w:type="spellStart"/>
-            <w:r>
-              <w:rPr>
-                <w:rFonts w:ascii="Courier New" w:eastAsia="Courier New" w:hAnsi="Courier New" w:cs="Courier New"/>
-                <w:sz w:val="13"/>
-                <w:lang w:val="en-US"/>
-              </w:rPr>
-              <w:t>usuario</w:t>
-            </w:r>
-            <w:proofErr w:type="spellEnd"/>
-            <w:r>
-              <w:rPr>
-                <w:rFonts w:ascii="Courier New" w:eastAsia="Courier New" w:hAnsi="Courier New" w:cs="Courier New"/>
-                <w:sz w:val="13"/>
-                <w:lang w:val="en-US"/>
-              </w:rPr>
-              <w:t xml:space="preserve"> ON </w:t>
-            </w:r>
-            <w:proofErr w:type="spellStart"/>
-            <w:r>
-              <w:rPr>
-                <w:rFonts w:ascii="Courier New" w:eastAsia="Courier New" w:hAnsi="Courier New" w:cs="Courier New"/>
-                <w:sz w:val="13"/>
-                <w:lang w:val="en-US"/>
-              </w:rPr>
-              <w:t>emprestimo.id_usuario</w:t>
-            </w:r>
-            <w:proofErr w:type="spellEnd"/>
-            <w:r>
-              <w:rPr>
-                <w:rFonts w:ascii="Courier New" w:eastAsia="Courier New" w:hAnsi="Courier New" w:cs="Courier New"/>
-                <w:sz w:val="13"/>
-                <w:lang w:val="en-US"/>
-              </w:rPr>
-              <w:t xml:space="preserve"> = </w:t>
-            </w:r>
-            <w:proofErr w:type="spellStart"/>
-            <w:r>
-              <w:rPr>
-                <w:rFonts w:ascii="Courier New" w:eastAsia="Courier New" w:hAnsi="Courier New" w:cs="Courier New"/>
-                <w:sz w:val="13"/>
-                <w:lang w:val="en-US"/>
-              </w:rPr>
-              <w:t>usuario.id_usuario</w:t>
-            </w:r>
-            <w:proofErr w:type="spellEnd"/>
-            <w:r>
-              <w:rPr>
-                <w:rFonts w:ascii="Courier New" w:eastAsia="Courier New" w:hAnsi="Courier New" w:cs="Courier New"/>
-                <w:sz w:val="13"/>
-                <w:lang w:val="en-US"/>
-              </w:rPr>
-              <w:t>;</w:t>
-            </w:r>
-          </w:p>
-        </w:tc>
-      </w:tr>
-    </w:tbl>
-    <w:p>
-      <w:pPr>
-        <w:numPr>
-          <w:ilvl w:val="0"/>
-          <w:numId w:val="2"/>
-        </w:numPr>
-        <w:spacing w:after="3"/>
-        <w:ind w:hanging="449"/>
-      </w:pPr>
-      <w:r>
-        <w:rPr>
-          <w:b/>
-          <w:sz w:val="21"/>
-        </w:rPr>
-        <w:t>Relatório de empréstimos contendo colaborador e EPI.</w:t>
-      </w:r>
-    </w:p>
-    <w:tbl>
-      <w:tblPr>
-        <w:tblStyle w:val="TableGrid"/>
-        <w:tblW w:w="10098" w:type="dxa"/>
-        <w:tblInd w:w="20" w:type="dxa"/>
-        <w:tblCellMar>
-          <w:top w:w="0" w:type="dxa"/>
-          <w:left w:w="100" w:type="dxa"/>
-          <w:bottom w:w="0" w:type="dxa"/>
-          <w:right w:w="115" w:type="dxa"/>
-        </w:tblCellMar>
-        <w:tblLook w:val="04A0" w:firstRow="1" w:lastRow="0" w:firstColumn="1" w:lastColumn="0" w:noHBand="0" w:noVBand="1"/>
-      </w:tblPr>
-      <w:tblGrid>
-        <w:gridCol w:w="10098"/>
-      </w:tblGrid>
-      <w:tr>
-        <w:trPr>
-          <w:trHeight w:val="1208"/>
-        </w:trPr>
-        <w:tc>
-          <w:tcPr>
-            <w:tcW w:w="10098" w:type="dxa"/>
-            <w:tcBorders>
-              <w:top w:val="single" w:sz="3" w:space="0" w:color="CCCCCC"/>
-              <w:left w:val="single" w:sz="3" w:space="0" w:color="CCCCCC"/>
-              <w:bottom w:val="single" w:sz="3" w:space="0" w:color="CCCCCC"/>
-              <w:right w:val="single" w:sz="3" w:space="0" w:color="CCCCCC"/>
-            </w:tcBorders>
-            <w:shd w:val="clear" w:color="auto" w:fill="F3F3F3"/>
-            <w:vAlign w:val="center"/>
-          </w:tcPr>
-          <w:p>
-            <w:pPr>
-              <w:spacing w:after="0" w:line="278" w:lineRule="auto"/>
-              <w:ind w:right="5505"/>
-            </w:pPr>
-            <w:r>
-              <w:rPr>
-                <w:rFonts w:ascii="Courier New" w:eastAsia="Courier New" w:hAnsi="Courier New" w:cs="Courier New"/>
-                <w:sz w:val="13"/>
-              </w:rPr>
-              <w:t xml:space="preserve">SELECT </w:t>
-            </w:r>
-            <w:proofErr w:type="spellStart"/>
-            <w:r>
-              <w:rPr>
-                <w:rFonts w:ascii="Courier New" w:eastAsia="Courier New" w:hAnsi="Courier New" w:cs="Courier New"/>
-                <w:sz w:val="13"/>
-              </w:rPr>
-              <w:t>colaborador.nome</w:t>
-            </w:r>
-            <w:proofErr w:type="spellEnd"/>
-            <w:r>
-              <w:rPr>
-                <w:rFonts w:ascii="Courier New" w:eastAsia="Courier New" w:hAnsi="Courier New" w:cs="Courier New"/>
-                <w:sz w:val="13"/>
-              </w:rPr>
-              <w:t xml:space="preserve"> AS colaborador, </w:t>
-            </w:r>
-            <w:proofErr w:type="spellStart"/>
-            <w:r>
-              <w:rPr>
-                <w:rFonts w:ascii="Courier New" w:eastAsia="Courier New" w:hAnsi="Courier New" w:cs="Courier New"/>
-                <w:sz w:val="13"/>
-              </w:rPr>
-              <w:t>epi.nome</w:t>
-            </w:r>
-            <w:proofErr w:type="spellEnd"/>
-            <w:r>
-              <w:rPr>
-                <w:rFonts w:ascii="Courier New" w:eastAsia="Courier New" w:hAnsi="Courier New" w:cs="Courier New"/>
-                <w:sz w:val="13"/>
-              </w:rPr>
-              <w:t xml:space="preserve"> AS epi,        </w:t>
-            </w:r>
-            <w:proofErr w:type="spellStart"/>
-            <w:r>
-              <w:rPr>
-                <w:rFonts w:ascii="Courier New" w:eastAsia="Courier New" w:hAnsi="Courier New" w:cs="Courier New"/>
-                <w:sz w:val="13"/>
-              </w:rPr>
-              <w:t>emprestimo.data_emprestimo</w:t>
-            </w:r>
-            <w:proofErr w:type="spellEnd"/>
-            <w:r>
-              <w:rPr>
-                <w:rFonts w:ascii="Courier New" w:eastAsia="Courier New" w:hAnsi="Courier New" w:cs="Courier New"/>
-                <w:sz w:val="13"/>
-              </w:rPr>
-              <w:t xml:space="preserve">, </w:t>
-            </w:r>
-            <w:proofErr w:type="spellStart"/>
-            <w:r>
-              <w:rPr>
-                <w:rFonts w:ascii="Courier New" w:eastAsia="Courier New" w:hAnsi="Courier New" w:cs="Courier New"/>
-                <w:sz w:val="13"/>
-              </w:rPr>
-              <w:t>emprestimo.quantidade</w:t>
-            </w:r>
-            <w:proofErr w:type="spellEnd"/>
-            <w:r>
-              <w:rPr>
-                <w:rFonts w:ascii="Courier New" w:eastAsia="Courier New" w:hAnsi="Courier New" w:cs="Courier New"/>
-                <w:sz w:val="13"/>
-              </w:rPr>
-              <w:t xml:space="preserve">,        </w:t>
-            </w:r>
-            <w:proofErr w:type="spellStart"/>
-            <w:r>
-              <w:rPr>
-                <w:rFonts w:ascii="Courier New" w:eastAsia="Courier New" w:hAnsi="Courier New" w:cs="Courier New"/>
-                <w:sz w:val="13"/>
-              </w:rPr>
-              <w:t>emprestimo.status</w:t>
-            </w:r>
-            <w:proofErr w:type="spellEnd"/>
-            <w:r>
-              <w:rPr>
-                <w:rFonts w:ascii="Courier New" w:eastAsia="Courier New" w:hAnsi="Courier New" w:cs="Courier New"/>
-                <w:sz w:val="13"/>
-              </w:rPr>
-              <w:t xml:space="preserve"> FROM </w:t>
-            </w:r>
-            <w:proofErr w:type="spellStart"/>
-            <w:r>
-              <w:rPr>
-                <w:rFonts w:ascii="Courier New" w:eastAsia="Courier New" w:hAnsi="Courier New" w:cs="Courier New"/>
-                <w:sz w:val="13"/>
-              </w:rPr>
-              <w:t>emprestimo</w:t>
-            </w:r>
-            <w:proofErr w:type="spellEnd"/>
-          </w:p>
-          <w:p>
-            <w:pPr>
-              <w:spacing w:after="11"/>
-            </w:pPr>
-            <w:r>
-              <w:rPr>
-                <w:rFonts w:ascii="Courier New" w:eastAsia="Courier New" w:hAnsi="Courier New" w:cs="Courier New"/>
-                <w:sz w:val="13"/>
-              </w:rPr>
-              <w:t xml:space="preserve">INNER JOIN colaborador ON </w:t>
-            </w:r>
-            <w:proofErr w:type="spellStart"/>
-            <w:r>
-              <w:rPr>
-                <w:rFonts w:ascii="Courier New" w:eastAsia="Courier New" w:hAnsi="Courier New" w:cs="Courier New"/>
-                <w:sz w:val="13"/>
-              </w:rPr>
-              <w:t>emprestimo.id_colaborador</w:t>
-            </w:r>
-            <w:proofErr w:type="spellEnd"/>
-            <w:r>
-              <w:rPr>
-                <w:rFonts w:ascii="Courier New" w:eastAsia="Courier New" w:hAnsi="Courier New" w:cs="Courier New"/>
-                <w:sz w:val="13"/>
-              </w:rPr>
-              <w:t xml:space="preserve"> = </w:t>
-            </w:r>
-            <w:proofErr w:type="spellStart"/>
-            <w:r>
-              <w:rPr>
-                <w:rFonts w:ascii="Courier New" w:eastAsia="Courier New" w:hAnsi="Courier New" w:cs="Courier New"/>
-                <w:sz w:val="13"/>
-              </w:rPr>
-              <w:t>colaborador.id_colaborador</w:t>
-            </w:r>
-            <w:proofErr w:type="spellEnd"/>
-          </w:p>
-          <w:p>
-            <w:pPr>
-              <w:spacing w:after="0"/>
-              <w:rPr>
-                <w:lang w:val="en-US"/>
-              </w:rPr>
-            </w:pPr>
-            <w:r>
-              <w:rPr>
-                <w:rFonts w:ascii="Courier New" w:eastAsia="Courier New" w:hAnsi="Courier New" w:cs="Courier New"/>
-                <w:sz w:val="13"/>
-                <w:lang w:val="en-US"/>
-              </w:rPr>
-              <w:t xml:space="preserve">INNER JOIN epi ON </w:t>
-            </w:r>
-            <w:proofErr w:type="spellStart"/>
-            <w:r>
-              <w:rPr>
-                <w:rFonts w:ascii="Courier New" w:eastAsia="Courier New" w:hAnsi="Courier New" w:cs="Courier New"/>
-                <w:sz w:val="13"/>
-                <w:lang w:val="en-US"/>
-              </w:rPr>
-              <w:t>emprestimo.id_epi</w:t>
-            </w:r>
-            <w:proofErr w:type="spellEnd"/>
-            <w:r>
-              <w:rPr>
-                <w:rFonts w:ascii="Courier New" w:eastAsia="Courier New" w:hAnsi="Courier New" w:cs="Courier New"/>
-                <w:sz w:val="13"/>
-                <w:lang w:val="en-US"/>
-              </w:rPr>
-              <w:t xml:space="preserve"> = </w:t>
-            </w:r>
-            <w:proofErr w:type="spellStart"/>
-            <w:r>
-              <w:rPr>
-                <w:rFonts w:ascii="Courier New" w:eastAsia="Courier New" w:hAnsi="Courier New" w:cs="Courier New"/>
-                <w:sz w:val="13"/>
-                <w:lang w:val="en-US"/>
-              </w:rPr>
-              <w:t>epi.id_epi</w:t>
-            </w:r>
-            <w:proofErr w:type="spellEnd"/>
-            <w:r>
-              <w:rPr>
-                <w:rFonts w:ascii="Courier New" w:eastAsia="Courier New" w:hAnsi="Courier New" w:cs="Courier New"/>
-                <w:sz w:val="13"/>
-                <w:lang w:val="en-US"/>
-              </w:rPr>
-              <w:t>;</w:t>
-            </w:r>
-          </w:p>
-        </w:tc>
-      </w:tr>
-    </w:tbl>
-    <w:p>
-      <w:pPr>
-        <w:numPr>
-          <w:ilvl w:val="0"/>
-          <w:numId w:val="2"/>
-        </w:numPr>
-        <w:spacing w:after="3"/>
-        <w:ind w:hanging="449"/>
-      </w:pPr>
-      <w:r>
-        <w:rPr>
-          <w:b/>
-          <w:sz w:val="21"/>
-        </w:rPr>
-        <w:t>Relatório dos colaboradores que estão atualmente com EPIs emprestados.</w:t>
-      </w:r>
-    </w:p>
-    <w:tbl>
-      <w:tblPr>
-        <w:tblStyle w:val="TableGrid"/>
-        <w:tblW w:w="10098" w:type="dxa"/>
-        <w:tblInd w:w="20" w:type="dxa"/>
-        <w:tblCellMar>
-          <w:top w:w="0" w:type="dxa"/>
-          <w:left w:w="100" w:type="dxa"/>
-          <w:bottom w:w="0" w:type="dxa"/>
           <w:right w:w="115" w:type="dxa"/>
         </w:tblCellMar>
         <w:tblLook w:val="04A0" w:firstRow="1" w:lastRow="0" w:firstColumn="1" w:lastColumn="0" w:noHBand="0" w:noVBand="1"/>
@@ -7106,7 +7288,7 @@
           </w:tcPr>
           <w:p>
             <w:pPr>
-              <w:spacing w:after="0" w:line="278" w:lineRule="auto"/>
+              <w:spacing w:line="278" w:lineRule="auto"/>
               <w:ind w:right="5121"/>
             </w:pPr>
             <w:r>
@@ -7114,7 +7296,6 @@
                 <w:rFonts w:ascii="Courier New" w:eastAsia="Courier New" w:hAnsi="Courier New" w:cs="Courier New"/>
                 <w:sz w:val="13"/>
               </w:rPr>
-              <w:lastRenderedPageBreak/>
               <w:t xml:space="preserve">SELECT </w:t>
             </w:r>
             <w:proofErr w:type="spellStart"/>
@@ -7318,7 +7499,10 @@
           </w:p>
           <w:p>
             <w:pPr>
-              <w:spacing w:after="0"/>
+              <w:rPr>
+                <w:rFonts w:ascii="Courier New" w:eastAsia="Courier New" w:hAnsi="Courier New" w:cs="Courier New"/>
+                <w:sz w:val="13"/>
+              </w:rPr>
             </w:pPr>
             <w:r>
               <w:rPr>
@@ -7342,6 +7526,45 @@
                 <w:sz w:val="13"/>
               </w:rPr>
               <w:t>;</w:t>
+            </w:r>
+          </w:p>
+          <w:p>
+            <w:r>
+              <w:drawing>
+                <wp:inline distT="0" distB="0" distL="0" distR="0" wp14:anchorId="6043BEE6" wp14:editId="2E61E584">
+                  <wp:extent cx="3302000" cy="1862549"/>
+                  <wp:effectExtent l="0" t="0" r="0" b="4445"/>
+                  <wp:docPr id="27" name="Imagem 27"/>
+                  <wp:cNvGraphicFramePr>
+                    <a:graphicFrameLocks xmlns:a="http://schemas.openxmlformats.org/drawingml/2006/main" noChangeAspect="1"/>
+                  </wp:cNvGraphicFramePr>
+                  <a:graphic xmlns:a="http://schemas.openxmlformats.org/drawingml/2006/main">
+                    <a:graphicData uri="http://schemas.openxmlformats.org/drawingml/2006/picture">
+                      <pic:pic xmlns:pic="http://schemas.openxmlformats.org/drawingml/2006/picture">
+                        <pic:nvPicPr>
+                          <pic:cNvPr id="1" name=""/>
+                          <pic:cNvPicPr/>
+                        </pic:nvPicPr>
+                        <pic:blipFill>
+                          <a:blip r:embed="rId33"/>
+                          <a:stretch>
+                            <a:fillRect/>
+                          </a:stretch>
+                        </pic:blipFill>
+                        <pic:spPr>
+                          <a:xfrm>
+                            <a:off x="0" y="0"/>
+                            <a:ext cx="3317141" cy="1871089"/>
+                          </a:xfrm>
+                          <a:prstGeom prst="rect">
+                            <a:avLst/>
+                          </a:prstGeom>
+                        </pic:spPr>
+                      </pic:pic>
+                    </a:graphicData>
+                  </a:graphic>
+                </wp:inline>
+              </w:drawing>
             </w:r>
           </w:p>
         </w:tc>
@@ -7370,9 +7593,7 @@
         <w:tblW w:w="10098" w:type="dxa"/>
         <w:tblInd w:w="20" w:type="dxa"/>
         <w:tblCellMar>
-          <w:top w:w="0" w:type="dxa"/>
           <w:left w:w="100" w:type="dxa"/>
-          <w:bottom w:w="0" w:type="dxa"/>
           <w:right w:w="115" w:type="dxa"/>
         </w:tblCellMar>
         <w:tblLook w:val="04A0" w:firstRow="1" w:lastRow="0" w:firstColumn="1" w:lastColumn="0" w:noHBand="0" w:noVBand="1"/>
@@ -7398,7 +7619,7 @@
           </w:tcPr>
           <w:p>
             <w:pPr>
-              <w:spacing w:after="0" w:line="278" w:lineRule="auto"/>
+              <w:spacing w:line="278" w:lineRule="auto"/>
               <w:ind w:right="4507"/>
             </w:pPr>
             <w:r>
@@ -7521,7 +7742,7 @@
           </w:p>
           <w:p>
             <w:pPr>
-              <w:spacing w:after="0" w:line="278" w:lineRule="auto"/>
+              <w:spacing w:line="278" w:lineRule="auto"/>
               <w:ind w:right="4277"/>
               <w:rPr>
                 <w:lang w:val="en-US"/>
@@ -7620,7 +7841,10 @@
           </w:p>
           <w:p>
             <w:pPr>
-              <w:spacing w:after="0"/>
+              <w:rPr>
+                <w:rFonts w:ascii="Courier New" w:eastAsia="Courier New" w:hAnsi="Courier New" w:cs="Courier New"/>
+                <w:sz w:val="13"/>
+              </w:rPr>
             </w:pPr>
             <w:r>
               <w:rPr>
@@ -7644,6 +7868,46 @@
                 <w:sz w:val="13"/>
               </w:rPr>
               <w:t xml:space="preserve"> = 'EMPRESTADO';</w:t>
+            </w:r>
+          </w:p>
+          <w:p>
+            <w:r>
+              <w:lastRenderedPageBreak/>
+              <w:drawing>
+                <wp:inline distT="0" distB="0" distL="0" distR="0" wp14:anchorId="03BA6581" wp14:editId="2BEB8A24">
+                  <wp:extent cx="2443480" cy="1654528"/>
+                  <wp:effectExtent l="0" t="0" r="0" b="3175"/>
+                  <wp:docPr id="28" name="Imagem 28"/>
+                  <wp:cNvGraphicFramePr>
+                    <a:graphicFrameLocks xmlns:a="http://schemas.openxmlformats.org/drawingml/2006/main" noChangeAspect="1"/>
+                  </wp:cNvGraphicFramePr>
+                  <a:graphic xmlns:a="http://schemas.openxmlformats.org/drawingml/2006/main">
+                    <a:graphicData uri="http://schemas.openxmlformats.org/drawingml/2006/picture">
+                      <pic:pic xmlns:pic="http://schemas.openxmlformats.org/drawingml/2006/picture">
+                        <pic:nvPicPr>
+                          <pic:cNvPr id="1" name=""/>
+                          <pic:cNvPicPr/>
+                        </pic:nvPicPr>
+                        <pic:blipFill>
+                          <a:blip r:embed="rId34"/>
+                          <a:stretch>
+                            <a:fillRect/>
+                          </a:stretch>
+                        </pic:blipFill>
+                        <pic:spPr>
+                          <a:xfrm>
+                            <a:off x="0" y="0"/>
+                            <a:ext cx="2463583" cy="1668140"/>
+                          </a:xfrm>
+                          <a:prstGeom prst="rect">
+                            <a:avLst/>
+                          </a:prstGeom>
+                        </pic:spPr>
+                      </pic:pic>
+                    </a:graphicData>
+                  </a:graphic>
+                </wp:inline>
+              </w:drawing>
             </w:r>
           </w:p>
         </w:tc>
@@ -7663,6 +7927,7 @@
           <w:b/>
           <w:sz w:val="21"/>
         </w:rPr>
+        <w:lastRenderedPageBreak/>
         <w:t>Relatório de empréstimos com colaborador, setor e EPI.</w:t>
       </w:r>
     </w:p>
@@ -7889,52 +8154,110 @@
         <w:spacing w:after="6" w:line="268" w:lineRule="auto"/>
         <w:ind w:left="115" w:right="3734" w:hanging="10"/>
         <w:rPr>
-          <w:lang w:val="en-US"/>
-        </w:rPr>
-      </w:pPr>
-      <w:r>
-        <w:rPr>
           <w:rFonts w:ascii="Courier New" w:eastAsia="Courier New" w:hAnsi="Courier New" w:cs="Courier New"/>
           <w:sz w:val="13"/>
           <w:lang w:val="en-US"/>
         </w:rPr>
-        <w:t xml:space="preserve">INNER JOIN epi ON </w:t>
-      </w:r>
-      <w:proofErr w:type="spellStart"/>
+      </w:pPr>
       <w:r>
         <w:rPr>
           <w:rFonts w:ascii="Courier New" w:eastAsia="Courier New" w:hAnsi="Courier New" w:cs="Courier New"/>
           <w:sz w:val="13"/>
           <w:lang w:val="en-US"/>
         </w:rPr>
-        <w:t>emprestimo.id_epi</w:t>
-      </w:r>
-      <w:proofErr w:type="spellEnd"/>
+        <w:t xml:space="preserve">INNER JOIN epi ON </w:t>
+      </w:r>
+      <w:proofErr w:type="spellStart"/>
       <w:r>
         <w:rPr>
           <w:rFonts w:ascii="Courier New" w:eastAsia="Courier New" w:hAnsi="Courier New" w:cs="Courier New"/>
           <w:sz w:val="13"/>
           <w:lang w:val="en-US"/>
         </w:rPr>
-        <w:t xml:space="preserve"> = </w:t>
-      </w:r>
-      <w:proofErr w:type="spellStart"/>
+        <w:t>emprestimo.id_epi</w:t>
+      </w:r>
+      <w:proofErr w:type="spellEnd"/>
       <w:r>
         <w:rPr>
           <w:rFonts w:ascii="Courier New" w:eastAsia="Courier New" w:hAnsi="Courier New" w:cs="Courier New"/>
           <w:sz w:val="13"/>
           <w:lang w:val="en-US"/>
         </w:rPr>
-        <w:t>epi.id_epi</w:t>
-      </w:r>
-      <w:proofErr w:type="spellEnd"/>
+        <w:t xml:space="preserve"> = </w:t>
+      </w:r>
+      <w:proofErr w:type="spellStart"/>
       <w:r>
         <w:rPr>
           <w:rFonts w:ascii="Courier New" w:eastAsia="Courier New" w:hAnsi="Courier New" w:cs="Courier New"/>
           <w:sz w:val="13"/>
           <w:lang w:val="en-US"/>
         </w:rPr>
+        <w:t>epi.id_epi</w:t>
+      </w:r>
+      <w:proofErr w:type="spellEnd"/>
+      <w:r>
+        <w:rPr>
+          <w:rFonts w:ascii="Courier New" w:eastAsia="Courier New" w:hAnsi="Courier New" w:cs="Courier New"/>
+          <w:sz w:val="13"/>
+          <w:lang w:val="en-US"/>
+        </w:rPr>
         <w:t>;</w:t>
+      </w:r>
+    </w:p>
+    <w:p>
+      <w:pPr>
+        <w:pBdr>
+          <w:top w:val="single" w:sz="3" w:space="0" w:color="CCCCCC"/>
+          <w:left w:val="single" w:sz="3" w:space="0" w:color="CCCCCC"/>
+          <w:bottom w:val="single" w:sz="3" w:space="0" w:color="CCCCCC"/>
+          <w:right w:val="single" w:sz="3" w:space="0" w:color="CCCCCC"/>
+        </w:pBdr>
+        <w:shd w:val="clear" w:color="auto" w:fill="F3F3F3"/>
+        <w:spacing w:after="6" w:line="268" w:lineRule="auto"/>
+        <w:ind w:left="115" w:right="3734" w:hanging="10"/>
+        <w:rPr>
+          <w:lang w:val="en-US"/>
+        </w:rPr>
+      </w:pPr>
+      <w:r>
+        <w:rPr>
+          <w:lang w:val="en-US"/>
+        </w:rPr>
+        <w:drawing>
+          <wp:inline distT="0" distB="0" distL="0" distR="0" wp14:anchorId="2F608EE4" wp14:editId="48B2EE1D">
+            <wp:extent cx="3103880" cy="1894628"/>
+            <wp:effectExtent l="0" t="0" r="1270" b="0"/>
+            <wp:docPr id="29" name="Imagem 29"/>
+            <wp:cNvGraphicFramePr>
+              <a:graphicFrameLocks xmlns:a="http://schemas.openxmlformats.org/drawingml/2006/main" noChangeAspect="1"/>
+            </wp:cNvGraphicFramePr>
+            <a:graphic xmlns:a="http://schemas.openxmlformats.org/drawingml/2006/main">
+              <a:graphicData uri="http://schemas.openxmlformats.org/drawingml/2006/picture">
+                <pic:pic xmlns:pic="http://schemas.openxmlformats.org/drawingml/2006/picture">
+                  <pic:nvPicPr>
+                    <pic:cNvPr id="1" name=""/>
+                    <pic:cNvPicPr/>
+                  </pic:nvPicPr>
+                  <pic:blipFill>
+                    <a:blip r:embed="rId35"/>
+                    <a:stretch>
+                      <a:fillRect/>
+                    </a:stretch>
+                  </pic:blipFill>
+                  <pic:spPr>
+                    <a:xfrm>
+                      <a:off x="0" y="0"/>
+                      <a:ext cx="3116358" cy="1902245"/>
+                    </a:xfrm>
+                    <a:prstGeom prst="rect">
+                      <a:avLst/>
+                    </a:prstGeom>
+                  </pic:spPr>
+                </pic:pic>
+              </a:graphicData>
+            </a:graphic>
+          </wp:inline>
+        </w:drawing>
       </w:r>
     </w:p>
     <w:p>
@@ -7960,9 +8283,7 @@
         <w:tblW w:w="10098" w:type="dxa"/>
         <w:tblInd w:w="20" w:type="dxa"/>
         <w:tblCellMar>
-          <w:top w:w="0" w:type="dxa"/>
           <w:left w:w="100" w:type="dxa"/>
-          <w:bottom w:w="0" w:type="dxa"/>
           <w:right w:w="115" w:type="dxa"/>
         </w:tblCellMar>
         <w:tblLook w:val="04A0" w:firstRow="1" w:lastRow="0" w:firstColumn="1" w:lastColumn="0" w:noHBand="0" w:noVBand="1"/>
@@ -7988,7 +8309,7 @@
           </w:tcPr>
           <w:p>
             <w:pPr>
-              <w:spacing w:after="0" w:line="278" w:lineRule="auto"/>
+              <w:spacing w:line="278" w:lineRule="auto"/>
               <w:ind w:right="5045"/>
             </w:pPr>
             <w:r>
@@ -8187,8 +8508,9 @@
           </w:p>
           <w:p>
             <w:pPr>
-              <w:spacing w:after="0"/>
-              <w:rPr>
+              <w:rPr>
+                <w:rFonts w:ascii="Courier New" w:eastAsia="Courier New" w:hAnsi="Courier New" w:cs="Courier New"/>
+                <w:sz w:val="13"/>
                 <w:lang w:val="en-US"/>
               </w:rPr>
             </w:pPr>
@@ -8253,6 +8575,53 @@
                 <w:lang w:val="en-US"/>
               </w:rPr>
               <w:t>;</w:t>
+            </w:r>
+          </w:p>
+          <w:p>
+            <w:pPr>
+              <w:rPr>
+                <w:lang w:val="en-US"/>
+              </w:rPr>
+            </w:pPr>
+            <w:r>
+              <w:rPr>
+                <w:lang w:val="en-US"/>
+              </w:rPr>
+              <w:drawing>
+                <wp:inline distT="0" distB="0" distL="0" distR="0" wp14:anchorId="634809F0" wp14:editId="3E436572">
+                  <wp:extent cx="3175000" cy="1881916"/>
+                  <wp:effectExtent l="0" t="0" r="6350" b="4445"/>
+                  <wp:docPr id="30" name="Imagem 30"/>
+                  <wp:cNvGraphicFramePr>
+                    <a:graphicFrameLocks xmlns:a="http://schemas.openxmlformats.org/drawingml/2006/main" noChangeAspect="1"/>
+                  </wp:cNvGraphicFramePr>
+                  <a:graphic xmlns:a="http://schemas.openxmlformats.org/drawingml/2006/main">
+                    <a:graphicData uri="http://schemas.openxmlformats.org/drawingml/2006/picture">
+                      <pic:pic xmlns:pic="http://schemas.openxmlformats.org/drawingml/2006/picture">
+                        <pic:nvPicPr>
+                          <pic:cNvPr id="1" name=""/>
+                          <pic:cNvPicPr/>
+                        </pic:nvPicPr>
+                        <pic:blipFill>
+                          <a:blip r:embed="rId36"/>
+                          <a:stretch>
+                            <a:fillRect/>
+                          </a:stretch>
+                        </pic:blipFill>
+                        <pic:spPr>
+                          <a:xfrm>
+                            <a:off x="0" y="0"/>
+                            <a:ext cx="3199835" cy="1896636"/>
+                          </a:xfrm>
+                          <a:prstGeom prst="rect">
+                            <a:avLst/>
+                          </a:prstGeom>
+                        </pic:spPr>
+                      </pic:pic>
+                    </a:graphicData>
+                  </a:graphic>
+                </wp:inline>
+              </w:drawing>
             </w:r>
           </w:p>
         </w:tc>
@@ -8281,15 +8650,13 @@
         <w:tblW w:w="10098" w:type="dxa"/>
         <w:tblInd w:w="20" w:type="dxa"/>
         <w:tblCellMar>
-          <w:top w:w="0" w:type="dxa"/>
           <w:left w:w="100" w:type="dxa"/>
-          <w:bottom w:w="0" w:type="dxa"/>
           <w:right w:w="115" w:type="dxa"/>
         </w:tblCellMar>
         <w:tblLook w:val="04A0" w:firstRow="1" w:lastRow="0" w:firstColumn="1" w:lastColumn="0" w:noHBand="0" w:noVBand="1"/>
       </w:tblPr>
       <w:tblGrid>
-        <w:gridCol w:w="10098"/>
+        <w:gridCol w:w="10325"/>
       </w:tblGrid>
       <w:tr>
         <w:trPr>
@@ -8309,7 +8676,7 @@
           </w:tcPr>
           <w:p>
             <w:pPr>
-              <w:spacing w:after="0" w:line="278" w:lineRule="auto"/>
+              <w:spacing w:line="278" w:lineRule="auto"/>
               <w:ind w:right="5275"/>
             </w:pPr>
             <w:r>
@@ -8538,7 +8905,10 @@
           </w:p>
           <w:p>
             <w:pPr>
-              <w:spacing w:after="0"/>
+              <w:rPr>
+                <w:rFonts w:ascii="Courier New" w:eastAsia="Courier New" w:hAnsi="Courier New" w:cs="Courier New"/>
+                <w:sz w:val="13"/>
+              </w:rPr>
             </w:pPr>
             <w:r>
               <w:rPr>
@@ -8578,6 +8948,45 @@
                 <w:sz w:val="13"/>
               </w:rPr>
               <w:t xml:space="preserve"> = 'EMPRESTADO';</w:t>
+            </w:r>
+          </w:p>
+          <w:p>
+            <w:r>
+              <w:drawing>
+                <wp:inline distT="0" distB="0" distL="0" distR="0" wp14:anchorId="23EA0FAE" wp14:editId="6313DD2F">
+                  <wp:extent cx="6415163" cy="787400"/>
+                  <wp:effectExtent l="0" t="0" r="5080" b="0"/>
+                  <wp:docPr id="31" name="Imagem 31"/>
+                  <wp:cNvGraphicFramePr>
+                    <a:graphicFrameLocks xmlns:a="http://schemas.openxmlformats.org/drawingml/2006/main" noChangeAspect="1"/>
+                  </wp:cNvGraphicFramePr>
+                  <a:graphic xmlns:a="http://schemas.openxmlformats.org/drawingml/2006/main">
+                    <a:graphicData uri="http://schemas.openxmlformats.org/drawingml/2006/picture">
+                      <pic:pic xmlns:pic="http://schemas.openxmlformats.org/drawingml/2006/picture">
+                        <pic:nvPicPr>
+                          <pic:cNvPr id="1" name=""/>
+                          <pic:cNvPicPr/>
+                        </pic:nvPicPr>
+                        <pic:blipFill>
+                          <a:blip r:embed="rId37"/>
+                          <a:stretch>
+                            <a:fillRect/>
+                          </a:stretch>
+                        </pic:blipFill>
+                        <pic:spPr>
+                          <a:xfrm>
+                            <a:off x="0" y="0"/>
+                            <a:ext cx="6456113" cy="792426"/>
+                          </a:xfrm>
+                          <a:prstGeom prst="rect">
+                            <a:avLst/>
+                          </a:prstGeom>
+                        </pic:spPr>
+                      </pic:pic>
+                    </a:graphicData>
+                  </a:graphic>
+                </wp:inline>
+              </w:drawing>
             </w:r>
           </w:p>
         </w:tc>
@@ -8622,9 +9031,7 @@
         <w:tblW w:w="10098" w:type="dxa"/>
         <w:tblInd w:w="20" w:type="dxa"/>
         <w:tblCellMar>
-          <w:top w:w="0" w:type="dxa"/>
           <w:left w:w="100" w:type="dxa"/>
-          <w:bottom w:w="0" w:type="dxa"/>
           <w:right w:w="115" w:type="dxa"/>
         </w:tblCellMar>
         <w:tblLook w:val="04A0" w:firstRow="1" w:lastRow="0" w:firstColumn="1" w:lastColumn="0" w:noHBand="0" w:noVBand="1"/>
@@ -8650,7 +9057,7 @@
           </w:tcPr>
           <w:p>
             <w:pPr>
-              <w:spacing w:after="0" w:line="278" w:lineRule="auto"/>
+              <w:spacing w:line="278" w:lineRule="auto"/>
               <w:ind w:right="4737"/>
             </w:pPr>
             <w:r>
@@ -8658,6 +9065,7 @@
                 <w:rFonts w:ascii="Courier New" w:eastAsia="Courier New" w:hAnsi="Courier New" w:cs="Courier New"/>
                 <w:sz w:val="13"/>
               </w:rPr>
+              <w:lastRenderedPageBreak/>
               <w:t xml:space="preserve">SELECT </w:t>
             </w:r>
             <w:proofErr w:type="spellStart"/>
@@ -8895,7 +9303,10 @@
           </w:p>
           <w:p>
             <w:pPr>
-              <w:spacing w:after="0"/>
+              <w:rPr>
+                <w:rFonts w:ascii="Courier New" w:eastAsia="Courier New" w:hAnsi="Courier New" w:cs="Courier New"/>
+                <w:sz w:val="13"/>
+              </w:rPr>
             </w:pPr>
             <w:r>
               <w:rPr>
@@ -8935,6 +9346,45 @@
                 <w:sz w:val="13"/>
               </w:rPr>
               <w:t xml:space="preserve"> contra Quedas';</w:t>
+            </w:r>
+          </w:p>
+          <w:p>
+            <w:r>
+              <w:drawing>
+                <wp:inline distT="0" distB="0" distL="0" distR="0" wp14:anchorId="665E65AC" wp14:editId="7B3BC4F3">
+                  <wp:extent cx="4800600" cy="1210098"/>
+                  <wp:effectExtent l="0" t="0" r="0" b="9525"/>
+                  <wp:docPr id="32" name="Imagem 32"/>
+                  <wp:cNvGraphicFramePr>
+                    <a:graphicFrameLocks xmlns:a="http://schemas.openxmlformats.org/drawingml/2006/main" noChangeAspect="1"/>
+                  </wp:cNvGraphicFramePr>
+                  <a:graphic xmlns:a="http://schemas.openxmlformats.org/drawingml/2006/main">
+                    <a:graphicData uri="http://schemas.openxmlformats.org/drawingml/2006/picture">
+                      <pic:pic xmlns:pic="http://schemas.openxmlformats.org/drawingml/2006/picture">
+                        <pic:nvPicPr>
+                          <pic:cNvPr id="1" name=""/>
+                          <pic:cNvPicPr/>
+                        </pic:nvPicPr>
+                        <pic:blipFill>
+                          <a:blip r:embed="rId38"/>
+                          <a:stretch>
+                            <a:fillRect/>
+                          </a:stretch>
+                        </pic:blipFill>
+                        <pic:spPr>
+                          <a:xfrm>
+                            <a:off x="0" y="0"/>
+                            <a:ext cx="4810938" cy="1212704"/>
+                          </a:xfrm>
+                          <a:prstGeom prst="rect">
+                            <a:avLst/>
+                          </a:prstGeom>
+                        </pic:spPr>
+                      </pic:pic>
+                    </a:graphicData>
+                  </a:graphic>
+                </wp:inline>
+              </w:drawing>
             </w:r>
           </w:p>
         </w:tc>
@@ -8963,9 +9413,7 @@
         <w:tblW w:w="10098" w:type="dxa"/>
         <w:tblInd w:w="20" w:type="dxa"/>
         <w:tblCellMar>
-          <w:top w:w="0" w:type="dxa"/>
           <w:left w:w="100" w:type="dxa"/>
-          <w:bottom w:w="0" w:type="dxa"/>
           <w:right w:w="115" w:type="dxa"/>
         </w:tblCellMar>
         <w:tblLook w:val="04A0" w:firstRow="1" w:lastRow="0" w:firstColumn="1" w:lastColumn="0" w:noHBand="0" w:noVBand="1"/>
@@ -8991,7 +9439,7 @@
           </w:tcPr>
           <w:p>
             <w:pPr>
-              <w:spacing w:after="0" w:line="278" w:lineRule="auto"/>
+              <w:spacing w:line="278" w:lineRule="auto"/>
               <w:ind w:right="5275"/>
             </w:pPr>
             <w:r>
@@ -9220,8 +9668,9 @@
           </w:p>
           <w:p>
             <w:pPr>
-              <w:spacing w:after="0"/>
-              <w:rPr>
+              <w:rPr>
+                <w:rFonts w:ascii="Courier New" w:eastAsia="Courier New" w:hAnsi="Courier New" w:cs="Courier New"/>
+                <w:sz w:val="13"/>
                 <w:lang w:val="en-US"/>
               </w:rPr>
             </w:pPr>
@@ -9250,6 +9699,53 @@
                 <w:lang w:val="en-US"/>
               </w:rPr>
               <w:t>;</w:t>
+            </w:r>
+          </w:p>
+          <w:p>
+            <w:pPr>
+              <w:rPr>
+                <w:lang w:val="en-US"/>
+              </w:rPr>
+            </w:pPr>
+            <w:r>
+              <w:rPr>
+                <w:lang w:val="en-US"/>
+              </w:rPr>
+              <w:drawing>
+                <wp:inline distT="0" distB="0" distL="0" distR="0" wp14:anchorId="7C2CCBFF" wp14:editId="60C70B99">
+                  <wp:extent cx="4038600" cy="2077582"/>
+                  <wp:effectExtent l="0" t="0" r="0" b="0"/>
+                  <wp:docPr id="33" name="Imagem 33"/>
+                  <wp:cNvGraphicFramePr>
+                    <a:graphicFrameLocks xmlns:a="http://schemas.openxmlformats.org/drawingml/2006/main" noChangeAspect="1"/>
+                  </wp:cNvGraphicFramePr>
+                  <a:graphic xmlns:a="http://schemas.openxmlformats.org/drawingml/2006/main">
+                    <a:graphicData uri="http://schemas.openxmlformats.org/drawingml/2006/picture">
+                      <pic:pic xmlns:pic="http://schemas.openxmlformats.org/drawingml/2006/picture">
+                        <pic:nvPicPr>
+                          <pic:cNvPr id="1" name=""/>
+                          <pic:cNvPicPr/>
+                        </pic:nvPicPr>
+                        <pic:blipFill>
+                          <a:blip r:embed="rId39"/>
+                          <a:stretch>
+                            <a:fillRect/>
+                          </a:stretch>
+                        </pic:blipFill>
+                        <pic:spPr>
+                          <a:xfrm>
+                            <a:off x="0" y="0"/>
+                            <a:ext cx="4048691" cy="2082773"/>
+                          </a:xfrm>
+                          <a:prstGeom prst="rect">
+                            <a:avLst/>
+                          </a:prstGeom>
+                        </pic:spPr>
+                      </pic:pic>
+                    </a:graphicData>
+                  </a:graphic>
+                </wp:inline>
+              </w:drawing>
             </w:r>
           </w:p>
         </w:tc>
@@ -9278,9 +9774,7 @@
         <w:tblW w:w="10098" w:type="dxa"/>
         <w:tblInd w:w="20" w:type="dxa"/>
         <w:tblCellMar>
-          <w:top w:w="0" w:type="dxa"/>
           <w:left w:w="100" w:type="dxa"/>
-          <w:bottom w:w="0" w:type="dxa"/>
           <w:right w:w="115" w:type="dxa"/>
         </w:tblCellMar>
         <w:tblLook w:val="04A0" w:firstRow="1" w:lastRow="0" w:firstColumn="1" w:lastColumn="0" w:noHBand="0" w:noVBand="1"/>
@@ -9306,7 +9800,7 @@
           </w:tcPr>
           <w:p>
             <w:pPr>
-              <w:spacing w:after="0" w:line="278" w:lineRule="auto"/>
+              <w:spacing w:line="278" w:lineRule="auto"/>
               <w:ind w:right="5582"/>
             </w:pPr>
             <w:r>
@@ -9551,8 +10045,9 @@
           </w:p>
           <w:p>
             <w:pPr>
-              <w:spacing w:after="0"/>
-              <w:rPr>
+              <w:rPr>
+                <w:rFonts w:ascii="Courier New" w:eastAsia="Courier New" w:hAnsi="Courier New" w:cs="Courier New"/>
+                <w:sz w:val="13"/>
                 <w:lang w:val="en-US"/>
               </w:rPr>
             </w:pPr>
@@ -9617,6 +10112,53 @@
                 <w:lang w:val="en-US"/>
               </w:rPr>
               <w:t>;</w:t>
+            </w:r>
+          </w:p>
+          <w:p>
+            <w:pPr>
+              <w:rPr>
+                <w:lang w:val="en-US"/>
+              </w:rPr>
+            </w:pPr>
+            <w:r>
+              <w:rPr>
+                <w:lang w:val="en-US"/>
+              </w:rPr>
+              <w:drawing>
+                <wp:inline distT="0" distB="0" distL="0" distR="0" wp14:anchorId="77E2D962" wp14:editId="313C42E4">
+                  <wp:extent cx="3896360" cy="1992735"/>
+                  <wp:effectExtent l="0" t="0" r="8890" b="7620"/>
+                  <wp:docPr id="34" name="Imagem 34"/>
+                  <wp:cNvGraphicFramePr>
+                    <a:graphicFrameLocks xmlns:a="http://schemas.openxmlformats.org/drawingml/2006/main" noChangeAspect="1"/>
+                  </wp:cNvGraphicFramePr>
+                  <a:graphic xmlns:a="http://schemas.openxmlformats.org/drawingml/2006/main">
+                    <a:graphicData uri="http://schemas.openxmlformats.org/drawingml/2006/picture">
+                      <pic:pic xmlns:pic="http://schemas.openxmlformats.org/drawingml/2006/picture">
+                        <pic:nvPicPr>
+                          <pic:cNvPr id="1" name=""/>
+                          <pic:cNvPicPr/>
+                        </pic:nvPicPr>
+                        <pic:blipFill>
+                          <a:blip r:embed="rId40"/>
+                          <a:stretch>
+                            <a:fillRect/>
+                          </a:stretch>
+                        </pic:blipFill>
+                        <pic:spPr>
+                          <a:xfrm>
+                            <a:off x="0" y="0"/>
+                            <a:ext cx="3906927" cy="1998139"/>
+                          </a:xfrm>
+                          <a:prstGeom prst="rect">
+                            <a:avLst/>
+                          </a:prstGeom>
+                        </pic:spPr>
+                      </pic:pic>
+                    </a:graphicData>
+                  </a:graphic>
+                </wp:inline>
+              </w:drawing>
             </w:r>
           </w:p>
         </w:tc>
@@ -9661,9 +10203,7 @@
         <w:tblW w:w="10098" w:type="dxa"/>
         <w:tblInd w:w="20" w:type="dxa"/>
         <w:tblCellMar>
-          <w:top w:w="0" w:type="dxa"/>
           <w:left w:w="100" w:type="dxa"/>
-          <w:bottom w:w="0" w:type="dxa"/>
           <w:right w:w="115" w:type="dxa"/>
         </w:tblCellMar>
         <w:tblLook w:val="04A0" w:firstRow="1" w:lastRow="0" w:firstColumn="1" w:lastColumn="0" w:noHBand="0" w:noVBand="1"/>
@@ -9689,7 +10229,7 @@
           </w:tcPr>
           <w:p>
             <w:pPr>
-              <w:spacing w:after="0" w:line="278" w:lineRule="auto"/>
+              <w:spacing w:line="278" w:lineRule="auto"/>
               <w:ind w:right="4737"/>
             </w:pPr>
             <w:r>
@@ -10135,7 +10675,10 @@
           </w:p>
           <w:p>
             <w:pPr>
-              <w:spacing w:after="0"/>
+              <w:rPr>
+                <w:rFonts w:ascii="Courier New" w:eastAsia="Courier New" w:hAnsi="Courier New" w:cs="Courier New"/>
+                <w:sz w:val="13"/>
+              </w:rPr>
             </w:pPr>
             <w:r>
               <w:rPr>
@@ -10175,6 +10718,45 @@
                 <w:sz w:val="13"/>
               </w:rPr>
               <w:t>;</w:t>
+            </w:r>
+          </w:p>
+          <w:p>
+            <w:r>
+              <w:drawing>
+                <wp:inline distT="0" distB="0" distL="0" distR="0" wp14:anchorId="2F52F1A0" wp14:editId="3707D967">
+                  <wp:extent cx="4612640" cy="2166969"/>
+                  <wp:effectExtent l="0" t="0" r="0" b="5080"/>
+                  <wp:docPr id="35" name="Imagem 35"/>
+                  <wp:cNvGraphicFramePr>
+                    <a:graphicFrameLocks xmlns:a="http://schemas.openxmlformats.org/drawingml/2006/main" noChangeAspect="1"/>
+                  </wp:cNvGraphicFramePr>
+                  <a:graphic xmlns:a="http://schemas.openxmlformats.org/drawingml/2006/main">
+                    <a:graphicData uri="http://schemas.openxmlformats.org/drawingml/2006/picture">
+                      <pic:pic xmlns:pic="http://schemas.openxmlformats.org/drawingml/2006/picture">
+                        <pic:nvPicPr>
+                          <pic:cNvPr id="1" name=""/>
+                          <pic:cNvPicPr/>
+                        </pic:nvPicPr>
+                        <pic:blipFill>
+                          <a:blip r:embed="rId41"/>
+                          <a:stretch>
+                            <a:fillRect/>
+                          </a:stretch>
+                        </pic:blipFill>
+                        <pic:spPr>
+                          <a:xfrm>
+                            <a:off x="0" y="0"/>
+                            <a:ext cx="4625105" cy="2172825"/>
+                          </a:xfrm>
+                          <a:prstGeom prst="rect">
+                            <a:avLst/>
+                          </a:prstGeom>
+                        </pic:spPr>
+                      </pic:pic>
+                    </a:graphicData>
+                  </a:graphic>
+                </wp:inline>
+              </w:drawing>
             </w:r>
           </w:p>
         </w:tc>
@@ -10203,9 +10785,7 @@
         <w:tblW w:w="10098" w:type="dxa"/>
         <w:tblInd w:w="20" w:type="dxa"/>
         <w:tblCellMar>
-          <w:top w:w="0" w:type="dxa"/>
           <w:left w:w="100" w:type="dxa"/>
-          <w:bottom w:w="0" w:type="dxa"/>
           <w:right w:w="115" w:type="dxa"/>
         </w:tblCellMar>
         <w:tblLook w:val="04A0" w:firstRow="1" w:lastRow="0" w:firstColumn="1" w:lastColumn="0" w:noHBand="0" w:noVBand="1"/>
@@ -10231,7 +10811,7 @@
           </w:tcPr>
           <w:p>
             <w:pPr>
-              <w:spacing w:after="0" w:line="278" w:lineRule="auto"/>
+              <w:spacing w:line="278" w:lineRule="auto"/>
               <w:ind w:right="5275"/>
             </w:pPr>
             <w:r>
@@ -10508,7 +11088,7 @@
           </w:p>
           <w:p>
             <w:pPr>
-              <w:spacing w:after="0" w:line="278" w:lineRule="auto"/>
+              <w:spacing w:line="278" w:lineRule="auto"/>
               <w:ind w:right="4277"/>
               <w:rPr>
                 <w:lang w:val="en-US"/>
@@ -10661,7 +11241,10 @@
           </w:p>
           <w:p>
             <w:pPr>
-              <w:spacing w:after="0"/>
+              <w:rPr>
+                <w:rFonts w:ascii="Courier New" w:eastAsia="Courier New" w:hAnsi="Courier New" w:cs="Courier New"/>
+                <w:sz w:val="13"/>
+              </w:rPr>
             </w:pPr>
             <w:r>
               <w:rPr>
@@ -10685,6 +11268,45 @@
                 <w:sz w:val="13"/>
               </w:rPr>
               <w:t xml:space="preserve"> DESC;</w:t>
+            </w:r>
+          </w:p>
+          <w:p>
+            <w:r>
+              <w:drawing>
+                <wp:inline distT="0" distB="0" distL="0" distR="0" wp14:anchorId="5E4CBE1B" wp14:editId="054B4BEB">
+                  <wp:extent cx="4820920" cy="1874829"/>
+                  <wp:effectExtent l="0" t="0" r="0" b="0"/>
+                  <wp:docPr id="36" name="Imagem 36"/>
+                  <wp:cNvGraphicFramePr>
+                    <a:graphicFrameLocks xmlns:a="http://schemas.openxmlformats.org/drawingml/2006/main" noChangeAspect="1"/>
+                  </wp:cNvGraphicFramePr>
+                  <a:graphic xmlns:a="http://schemas.openxmlformats.org/drawingml/2006/main">
+                    <a:graphicData uri="http://schemas.openxmlformats.org/drawingml/2006/picture">
+                      <pic:pic xmlns:pic="http://schemas.openxmlformats.org/drawingml/2006/picture">
+                        <pic:nvPicPr>
+                          <pic:cNvPr id="1" name=""/>
+                          <pic:cNvPicPr/>
+                        </pic:nvPicPr>
+                        <pic:blipFill>
+                          <a:blip r:embed="rId42"/>
+                          <a:stretch>
+                            <a:fillRect/>
+                          </a:stretch>
+                        </pic:blipFill>
+                        <pic:spPr>
+                          <a:xfrm>
+                            <a:off x="0" y="0"/>
+                            <a:ext cx="4828008" cy="1877585"/>
+                          </a:xfrm>
+                          <a:prstGeom prst="rect">
+                            <a:avLst/>
+                          </a:prstGeom>
+                        </pic:spPr>
+                      </pic:pic>
+                    </a:graphicData>
+                  </a:graphic>
+                </wp:inline>
+              </w:drawing>
             </w:r>
           </w:p>
         </w:tc>
@@ -10735,6 +11357,450 @@
     </w:p>
     <w:p>
       <w:pPr>
+        <w:spacing w:after="3" w:line="263" w:lineRule="auto"/>
+        <w:ind w:left="10"/>
+      </w:pPr>
+      <w:r>
+        <w:t>SELECT</w:t>
+      </w:r>
+    </w:p>
+    <w:p>
+      <w:pPr>
+        <w:spacing w:after="3" w:line="263" w:lineRule="auto"/>
+        <w:ind w:left="10"/>
+      </w:pPr>
+      <w:r>
+        <w:t xml:space="preserve">    </w:t>
+      </w:r>
+      <w:proofErr w:type="spellStart"/>
+      <w:r>
+        <w:t>c.matricula</w:t>
+      </w:r>
+      <w:proofErr w:type="spellEnd"/>
+      <w:r>
+        <w:t>,</w:t>
+      </w:r>
+    </w:p>
+    <w:p>
+      <w:pPr>
+        <w:spacing w:after="3" w:line="263" w:lineRule="auto"/>
+        <w:ind w:left="10"/>
+      </w:pPr>
+      <w:r>
+        <w:t xml:space="preserve">    </w:t>
+      </w:r>
+      <w:proofErr w:type="spellStart"/>
+      <w:r>
+        <w:t>c.nome</w:t>
+      </w:r>
+      <w:proofErr w:type="spellEnd"/>
+      <w:r>
+        <w:t xml:space="preserve"> AS colaborador,</w:t>
+      </w:r>
+    </w:p>
+    <w:p>
+      <w:pPr>
+        <w:spacing w:after="3" w:line="263" w:lineRule="auto"/>
+        <w:ind w:left="10"/>
+      </w:pPr>
+      <w:r>
+        <w:t xml:space="preserve">    </w:t>
+      </w:r>
+      <w:proofErr w:type="spellStart"/>
+      <w:r>
+        <w:t>c.cargo</w:t>
+      </w:r>
+      <w:proofErr w:type="spellEnd"/>
+      <w:r>
+        <w:t>,</w:t>
+      </w:r>
+    </w:p>
+    <w:p>
+      <w:pPr>
+        <w:spacing w:after="3" w:line="263" w:lineRule="auto"/>
+        <w:ind w:left="10"/>
+      </w:pPr>
+      <w:r>
+        <w:t xml:space="preserve">    </w:t>
+      </w:r>
+      <w:proofErr w:type="spellStart"/>
+      <w:r>
+        <w:t>s.nome</w:t>
+      </w:r>
+      <w:proofErr w:type="spellEnd"/>
+      <w:r>
+        <w:t xml:space="preserve"> AS setor,</w:t>
+      </w:r>
+    </w:p>
+    <w:p>
+      <w:pPr>
+        <w:spacing w:after="3" w:line="263" w:lineRule="auto"/>
+        <w:ind w:left="10"/>
+      </w:pPr>
+      <w:r>
+        <w:t xml:space="preserve">    </w:t>
+      </w:r>
+      <w:proofErr w:type="spellStart"/>
+      <w:r>
+        <w:t>ep.nome</w:t>
+      </w:r>
+      <w:proofErr w:type="spellEnd"/>
+      <w:r>
+        <w:t xml:space="preserve"> AS epi,</w:t>
+      </w:r>
+    </w:p>
+    <w:p>
+      <w:pPr>
+        <w:spacing w:after="3" w:line="263" w:lineRule="auto"/>
+        <w:ind w:left="10"/>
+      </w:pPr>
+      <w:r>
+        <w:t xml:space="preserve">    </w:t>
+      </w:r>
+      <w:proofErr w:type="spellStart"/>
+      <w:r>
+        <w:t>cat.nome</w:t>
+      </w:r>
+      <w:proofErr w:type="spellEnd"/>
+      <w:r>
+        <w:t xml:space="preserve"> AS categoria,</w:t>
+      </w:r>
+    </w:p>
+    <w:p>
+      <w:pPr>
+        <w:spacing w:after="3" w:line="263" w:lineRule="auto"/>
+        <w:ind w:left="10"/>
+      </w:pPr>
+      <w:r>
+        <w:t xml:space="preserve">    </w:t>
+      </w:r>
+      <w:proofErr w:type="spellStart"/>
+      <w:r>
+        <w:t>emp.data_emprestimo</w:t>
+      </w:r>
+      <w:proofErr w:type="spellEnd"/>
+      <w:r>
+        <w:t>,</w:t>
+      </w:r>
+    </w:p>
+    <w:p>
+      <w:pPr>
+        <w:spacing w:after="3" w:line="263" w:lineRule="auto"/>
+        <w:ind w:left="10"/>
+      </w:pPr>
+      <w:r>
+        <w:t xml:space="preserve">    </w:t>
+      </w:r>
+      <w:proofErr w:type="spellStart"/>
+      <w:r>
+        <w:t>u.nome</w:t>
+      </w:r>
+      <w:proofErr w:type="spellEnd"/>
+      <w:r>
+        <w:t xml:space="preserve"> AS </w:t>
+      </w:r>
+      <w:proofErr w:type="spellStart"/>
+      <w:r>
+        <w:t>usuario_responsavel_entrega</w:t>
+      </w:r>
+      <w:proofErr w:type="spellEnd"/>
+    </w:p>
+    <w:p>
+      <w:pPr>
+        <w:spacing w:after="3" w:line="263" w:lineRule="auto"/>
+        <w:ind w:left="10"/>
+      </w:pPr>
+      <w:r>
+        <w:t xml:space="preserve">FROM </w:t>
+      </w:r>
+      <w:proofErr w:type="spellStart"/>
+      <w:r>
+        <w:t>emprestimo</w:t>
+      </w:r>
+      <w:proofErr w:type="spellEnd"/>
+      <w:r>
+        <w:t xml:space="preserve"> </w:t>
+      </w:r>
+      <w:proofErr w:type="spellStart"/>
+      <w:r>
+        <w:t>emp</w:t>
+      </w:r>
+      <w:proofErr w:type="spellEnd"/>
+    </w:p>
+    <w:p>
+      <w:pPr>
+        <w:spacing w:after="3" w:line="263" w:lineRule="auto"/>
+        <w:ind w:left="10"/>
+      </w:pPr>
+      <w:r>
+        <w:t xml:space="preserve">JOIN colaborador c ON </w:t>
+      </w:r>
+      <w:proofErr w:type="spellStart"/>
+      <w:r>
+        <w:t>emp.id_colaborador</w:t>
+      </w:r>
+      <w:proofErr w:type="spellEnd"/>
+      <w:r>
+        <w:t xml:space="preserve"> = </w:t>
+      </w:r>
+      <w:proofErr w:type="spellStart"/>
+      <w:r>
+        <w:t>c.id_colaborador</w:t>
+      </w:r>
+      <w:proofErr w:type="spellEnd"/>
+    </w:p>
+    <w:p>
+      <w:pPr>
+        <w:spacing w:after="3" w:line="263" w:lineRule="auto"/>
+        <w:ind w:left="10"/>
+        <w:rPr>
+          <w:lang w:val="en-US"/>
+        </w:rPr>
+      </w:pPr>
+      <w:r>
+        <w:rPr>
+          <w:lang w:val="en-US"/>
+        </w:rPr>
+        <w:lastRenderedPageBreak/>
+        <w:t xml:space="preserve">JOIN </w:t>
+      </w:r>
+      <w:proofErr w:type="spellStart"/>
+      <w:r>
+        <w:rPr>
+          <w:lang w:val="en-US"/>
+        </w:rPr>
+        <w:t>setor</w:t>
+      </w:r>
+      <w:proofErr w:type="spellEnd"/>
+      <w:r>
+        <w:rPr>
+          <w:lang w:val="en-US"/>
+        </w:rPr>
+        <w:t xml:space="preserve"> s ON </w:t>
+      </w:r>
+      <w:proofErr w:type="spellStart"/>
+      <w:r>
+        <w:rPr>
+          <w:lang w:val="en-US"/>
+        </w:rPr>
+        <w:t>c.id_setor</w:t>
+      </w:r>
+      <w:proofErr w:type="spellEnd"/>
+      <w:r>
+        <w:rPr>
+          <w:lang w:val="en-US"/>
+        </w:rPr>
+        <w:t xml:space="preserve"> = </w:t>
+      </w:r>
+      <w:proofErr w:type="spellStart"/>
+      <w:r>
+        <w:rPr>
+          <w:lang w:val="en-US"/>
+        </w:rPr>
+        <w:t>s.id_setor</w:t>
+      </w:r>
+      <w:proofErr w:type="spellEnd"/>
+    </w:p>
+    <w:p>
+      <w:pPr>
+        <w:spacing w:after="3" w:line="263" w:lineRule="auto"/>
+        <w:ind w:left="10"/>
+        <w:rPr>
+          <w:lang w:val="en-US"/>
+        </w:rPr>
+      </w:pPr>
+      <w:r>
+        <w:rPr>
+          <w:lang w:val="en-US"/>
+        </w:rPr>
+        <w:t xml:space="preserve">JOIN epi ep ON </w:t>
+      </w:r>
+      <w:proofErr w:type="spellStart"/>
+      <w:r>
+        <w:rPr>
+          <w:lang w:val="en-US"/>
+        </w:rPr>
+        <w:t>emp.id_epi</w:t>
+      </w:r>
+      <w:proofErr w:type="spellEnd"/>
+      <w:r>
+        <w:rPr>
+          <w:lang w:val="en-US"/>
+        </w:rPr>
+        <w:t xml:space="preserve"> = </w:t>
+      </w:r>
+      <w:proofErr w:type="spellStart"/>
+      <w:r>
+        <w:rPr>
+          <w:lang w:val="en-US"/>
+        </w:rPr>
+        <w:t>ep.id_epi</w:t>
+      </w:r>
+      <w:proofErr w:type="spellEnd"/>
+    </w:p>
+    <w:p>
+      <w:pPr>
+        <w:spacing w:after="3" w:line="263" w:lineRule="auto"/>
+        <w:ind w:left="10"/>
+        <w:rPr>
+          <w:lang w:val="en-US"/>
+        </w:rPr>
+      </w:pPr>
+      <w:r>
+        <w:rPr>
+          <w:lang w:val="en-US"/>
+        </w:rPr>
+        <w:t xml:space="preserve">JOIN </w:t>
+      </w:r>
+      <w:proofErr w:type="spellStart"/>
+      <w:r>
+        <w:rPr>
+          <w:lang w:val="en-US"/>
+        </w:rPr>
+        <w:t>categoria_epi</w:t>
+      </w:r>
+      <w:proofErr w:type="spellEnd"/>
+      <w:r>
+        <w:rPr>
+          <w:lang w:val="en-US"/>
+        </w:rPr>
+        <w:t xml:space="preserve"> cat ON </w:t>
+      </w:r>
+      <w:proofErr w:type="spellStart"/>
+      <w:r>
+        <w:rPr>
+          <w:lang w:val="en-US"/>
+        </w:rPr>
+        <w:t>ep.id_categoria</w:t>
+      </w:r>
+      <w:proofErr w:type="spellEnd"/>
+      <w:r>
+        <w:rPr>
+          <w:lang w:val="en-US"/>
+        </w:rPr>
+        <w:t xml:space="preserve"> = </w:t>
+      </w:r>
+      <w:proofErr w:type="spellStart"/>
+      <w:r>
+        <w:rPr>
+          <w:lang w:val="en-US"/>
+        </w:rPr>
+        <w:t>cat.id_categoria</w:t>
+      </w:r>
+      <w:proofErr w:type="spellEnd"/>
+    </w:p>
+    <w:p>
+      <w:pPr>
+        <w:spacing w:after="3" w:line="263" w:lineRule="auto"/>
+        <w:ind w:left="10"/>
+        <w:rPr>
+          <w:lang w:val="en-US"/>
+        </w:rPr>
+      </w:pPr>
+      <w:r>
+        <w:rPr>
+          <w:lang w:val="en-US"/>
+        </w:rPr>
+        <w:t xml:space="preserve">JOIN </w:t>
+      </w:r>
+      <w:proofErr w:type="spellStart"/>
+      <w:r>
+        <w:rPr>
+          <w:lang w:val="en-US"/>
+        </w:rPr>
+        <w:t>usuario</w:t>
+      </w:r>
+      <w:proofErr w:type="spellEnd"/>
+      <w:r>
+        <w:rPr>
+          <w:lang w:val="en-US"/>
+        </w:rPr>
+        <w:t xml:space="preserve"> u ON </w:t>
+      </w:r>
+      <w:proofErr w:type="spellStart"/>
+      <w:r>
+        <w:rPr>
+          <w:lang w:val="en-US"/>
+        </w:rPr>
+        <w:t>emp.id_usuario</w:t>
+      </w:r>
+      <w:proofErr w:type="spellEnd"/>
+      <w:r>
+        <w:rPr>
+          <w:lang w:val="en-US"/>
+        </w:rPr>
+        <w:t xml:space="preserve"> = </w:t>
+      </w:r>
+      <w:proofErr w:type="spellStart"/>
+      <w:r>
+        <w:rPr>
+          <w:lang w:val="en-US"/>
+        </w:rPr>
+        <w:t>u.id_usuario</w:t>
+      </w:r>
+      <w:proofErr w:type="spellEnd"/>
+    </w:p>
+    <w:p>
+      <w:pPr>
+        <w:spacing w:after="3" w:line="263" w:lineRule="auto"/>
+        <w:ind w:left="10"/>
+      </w:pPr>
+      <w:r>
+        <w:t xml:space="preserve">WHERE </w:t>
+      </w:r>
+      <w:proofErr w:type="spellStart"/>
+      <w:r>
+        <w:t>emp.status</w:t>
+      </w:r>
+      <w:proofErr w:type="spellEnd"/>
+      <w:r>
+        <w:t xml:space="preserve"> = 'EMPRESTADO';</w:t>
+      </w:r>
+    </w:p>
+    <w:p>
+      <w:pPr>
+        <w:spacing w:after="3" w:line="263" w:lineRule="auto"/>
+      </w:pPr>
+      <w:r>
+        <w:drawing>
+          <wp:inline distT="0" distB="0" distL="0" distR="0" wp14:anchorId="5845ABF1" wp14:editId="0B4A4402">
+            <wp:extent cx="3963303" cy="1838960"/>
+            <wp:effectExtent l="0" t="0" r="0" b="8890"/>
+            <wp:docPr id="41" name="Imagem 41"/>
+            <wp:cNvGraphicFramePr>
+              <a:graphicFrameLocks xmlns:a="http://schemas.openxmlformats.org/drawingml/2006/main" noChangeAspect="1"/>
+            </wp:cNvGraphicFramePr>
+            <a:graphic xmlns:a="http://schemas.openxmlformats.org/drawingml/2006/main">
+              <a:graphicData uri="http://schemas.openxmlformats.org/drawingml/2006/picture">
+                <pic:pic xmlns:pic="http://schemas.openxmlformats.org/drawingml/2006/picture">
+                  <pic:nvPicPr>
+                    <pic:cNvPr id="1" name=""/>
+                    <pic:cNvPicPr/>
+                  </pic:nvPicPr>
+                  <pic:blipFill>
+                    <a:blip r:embed="rId43"/>
+                    <a:stretch>
+                      <a:fillRect/>
+                    </a:stretch>
+                  </pic:blipFill>
+                  <pic:spPr>
+                    <a:xfrm>
+                      <a:off x="0" y="0"/>
+                      <a:ext cx="3967769" cy="1841032"/>
+                    </a:xfrm>
+                    <a:prstGeom prst="rect">
+                      <a:avLst/>
+                    </a:prstGeom>
+                  </pic:spPr>
+                </pic:pic>
+              </a:graphicData>
+            </a:graphic>
+          </wp:inline>
+        </w:drawing>
+      </w:r>
+    </w:p>
+    <w:p>
+      <w:pPr>
         <w:numPr>
           <w:ilvl w:val="0"/>
           <w:numId w:val="3"/>
@@ -10765,6 +11831,478 @@
     </w:p>
     <w:p>
       <w:pPr>
+        <w:spacing w:after="101" w:line="263" w:lineRule="auto"/>
+        <w:ind w:left="10"/>
+      </w:pPr>
+      <w:r>
+        <w:t xml:space="preserve">SELECT </w:t>
+      </w:r>
+    </w:p>
+    <w:p>
+      <w:pPr>
+        <w:spacing w:after="101" w:line="263" w:lineRule="auto"/>
+        <w:ind w:left="10"/>
+      </w:pPr>
+      <w:r>
+        <w:t xml:space="preserve">    </w:t>
+      </w:r>
+      <w:proofErr w:type="spellStart"/>
+      <w:r>
+        <w:t>c.nome</w:t>
+      </w:r>
+      <w:proofErr w:type="spellEnd"/>
+      <w:r>
+        <w:t xml:space="preserve"> AS colaborador,</w:t>
+      </w:r>
+    </w:p>
+    <w:p>
+      <w:pPr>
+        <w:spacing w:after="101" w:line="263" w:lineRule="auto"/>
+        <w:ind w:left="10"/>
+      </w:pPr>
+      <w:r>
+        <w:t xml:space="preserve">    </w:t>
+      </w:r>
+      <w:proofErr w:type="spellStart"/>
+      <w:r>
+        <w:t>s.nome</w:t>
+      </w:r>
+      <w:proofErr w:type="spellEnd"/>
+      <w:r>
+        <w:t xml:space="preserve"> AS setor,</w:t>
+      </w:r>
+    </w:p>
+    <w:p>
+      <w:pPr>
+        <w:spacing w:after="101" w:line="263" w:lineRule="auto"/>
+        <w:ind w:left="10"/>
+      </w:pPr>
+      <w:r>
+        <w:t xml:space="preserve">    </w:t>
+      </w:r>
+      <w:proofErr w:type="spellStart"/>
+      <w:r>
+        <w:t>ep.nome</w:t>
+      </w:r>
+      <w:proofErr w:type="spellEnd"/>
+      <w:r>
+        <w:t xml:space="preserve"> AS epi,</w:t>
+      </w:r>
+    </w:p>
+    <w:p>
+      <w:pPr>
+        <w:spacing w:after="101" w:line="263" w:lineRule="auto"/>
+        <w:ind w:left="10"/>
+      </w:pPr>
+      <w:r>
+        <w:t xml:space="preserve">    </w:t>
+      </w:r>
+      <w:proofErr w:type="spellStart"/>
+      <w:r>
+        <w:t>cat.nome</w:t>
+      </w:r>
+      <w:proofErr w:type="spellEnd"/>
+      <w:r>
+        <w:t xml:space="preserve"> AS categoria,</w:t>
+      </w:r>
+    </w:p>
+    <w:p>
+      <w:pPr>
+        <w:spacing w:after="101" w:line="263" w:lineRule="auto"/>
+        <w:ind w:left="10"/>
+      </w:pPr>
+      <w:r>
+        <w:t xml:space="preserve">    </w:t>
+      </w:r>
+      <w:proofErr w:type="spellStart"/>
+      <w:r>
+        <w:t>emp.data_emprestimo</w:t>
+      </w:r>
+      <w:proofErr w:type="spellEnd"/>
+      <w:r>
+        <w:t>,</w:t>
+      </w:r>
+    </w:p>
+    <w:p>
+      <w:pPr>
+        <w:spacing w:after="101" w:line="263" w:lineRule="auto"/>
+        <w:ind w:left="10"/>
+      </w:pPr>
+      <w:r>
+        <w:t xml:space="preserve">    </w:t>
+      </w:r>
+      <w:proofErr w:type="spellStart"/>
+      <w:r>
+        <w:t>d.data_devolucao</w:t>
+      </w:r>
+      <w:proofErr w:type="spellEnd"/>
+      <w:r>
+        <w:t>,</w:t>
+      </w:r>
+    </w:p>
+    <w:p>
+      <w:pPr>
+        <w:spacing w:after="101" w:line="263" w:lineRule="auto"/>
+        <w:ind w:left="10"/>
+      </w:pPr>
+      <w:r>
+        <w:t xml:space="preserve">    </w:t>
+      </w:r>
+      <w:proofErr w:type="spellStart"/>
+      <w:r>
+        <w:t>d.condicao_epi</w:t>
+      </w:r>
+      <w:proofErr w:type="spellEnd"/>
+      <w:r>
+        <w:t>,</w:t>
+      </w:r>
+    </w:p>
+    <w:p>
+      <w:pPr>
+        <w:spacing w:after="101" w:line="263" w:lineRule="auto"/>
+        <w:ind w:left="10"/>
+      </w:pPr>
+      <w:r>
+        <w:t xml:space="preserve">    </w:t>
+      </w:r>
+      <w:proofErr w:type="spellStart"/>
+      <w:r>
+        <w:t>u.nome</w:t>
+      </w:r>
+      <w:proofErr w:type="spellEnd"/>
+      <w:r>
+        <w:t xml:space="preserve"> AS </w:t>
+      </w:r>
+      <w:proofErr w:type="spellStart"/>
+      <w:r>
+        <w:t>usuario_registro_devolucao</w:t>
+      </w:r>
+      <w:proofErr w:type="spellEnd"/>
+    </w:p>
+    <w:p>
+      <w:pPr>
+        <w:spacing w:after="101" w:line="263" w:lineRule="auto"/>
+        <w:ind w:left="10"/>
+      </w:pPr>
+      <w:r>
+        <w:t xml:space="preserve">FROM </w:t>
+      </w:r>
+      <w:proofErr w:type="spellStart"/>
+      <w:r>
+        <w:t>devolucao</w:t>
+      </w:r>
+      <w:proofErr w:type="spellEnd"/>
+      <w:r>
+        <w:t xml:space="preserve"> d</w:t>
+      </w:r>
+    </w:p>
+    <w:p>
+      <w:pPr>
+        <w:spacing w:after="101" w:line="263" w:lineRule="auto"/>
+        <w:ind w:left="10"/>
+      </w:pPr>
+      <w:r>
+        <w:t xml:space="preserve">JOIN </w:t>
+      </w:r>
+      <w:proofErr w:type="spellStart"/>
+      <w:r>
+        <w:t>emprestimo</w:t>
+      </w:r>
+      <w:proofErr w:type="spellEnd"/>
+      <w:r>
+        <w:t xml:space="preserve"> </w:t>
+      </w:r>
+      <w:proofErr w:type="spellStart"/>
+      <w:r>
+        <w:t>emp</w:t>
+      </w:r>
+      <w:proofErr w:type="spellEnd"/>
+      <w:r>
+        <w:t xml:space="preserve"> ON </w:t>
+      </w:r>
+      <w:proofErr w:type="spellStart"/>
+      <w:r>
+        <w:t>d.id_emprestimo</w:t>
+      </w:r>
+      <w:proofErr w:type="spellEnd"/>
+      <w:r>
+        <w:t xml:space="preserve"> = </w:t>
+      </w:r>
+      <w:proofErr w:type="spellStart"/>
+      <w:r>
+        <w:t>emp.id_emprestimo</w:t>
+      </w:r>
+      <w:proofErr w:type="spellEnd"/>
+    </w:p>
+    <w:p>
+      <w:pPr>
+        <w:spacing w:after="101" w:line="263" w:lineRule="auto"/>
+        <w:ind w:left="10"/>
+      </w:pPr>
+      <w:r>
+        <w:t xml:space="preserve">JOIN colaborador c ON </w:t>
+      </w:r>
+      <w:proofErr w:type="spellStart"/>
+      <w:r>
+        <w:t>emp.id_colaborador</w:t>
+      </w:r>
+      <w:proofErr w:type="spellEnd"/>
+      <w:r>
+        <w:t xml:space="preserve"> = </w:t>
+      </w:r>
+      <w:proofErr w:type="spellStart"/>
+      <w:r>
+        <w:t>c.id_colaborador</w:t>
+      </w:r>
+      <w:proofErr w:type="spellEnd"/>
+    </w:p>
+    <w:p>
+      <w:pPr>
+        <w:spacing w:after="101" w:line="263" w:lineRule="auto"/>
+        <w:ind w:left="10"/>
+        <w:rPr>
+          <w:lang w:val="en-US"/>
+        </w:rPr>
+      </w:pPr>
+      <w:r>
+        <w:rPr>
+          <w:lang w:val="en-US"/>
+        </w:rPr>
+        <w:t xml:space="preserve">JOIN </w:t>
+      </w:r>
+      <w:proofErr w:type="spellStart"/>
+      <w:r>
+        <w:rPr>
+          <w:lang w:val="en-US"/>
+        </w:rPr>
+        <w:t>setor</w:t>
+      </w:r>
+      <w:proofErr w:type="spellEnd"/>
+      <w:r>
+        <w:rPr>
+          <w:lang w:val="en-US"/>
+        </w:rPr>
+        <w:t xml:space="preserve"> s ON </w:t>
+      </w:r>
+      <w:proofErr w:type="spellStart"/>
+      <w:r>
+        <w:rPr>
+          <w:lang w:val="en-US"/>
+        </w:rPr>
+        <w:t>c.id_setor</w:t>
+      </w:r>
+      <w:proofErr w:type="spellEnd"/>
+      <w:r>
+        <w:rPr>
+          <w:lang w:val="en-US"/>
+        </w:rPr>
+        <w:t xml:space="preserve"> = </w:t>
+      </w:r>
+      <w:proofErr w:type="spellStart"/>
+      <w:r>
+        <w:rPr>
+          <w:lang w:val="en-US"/>
+        </w:rPr>
+        <w:t>s.id_setor</w:t>
+      </w:r>
+      <w:proofErr w:type="spellEnd"/>
+    </w:p>
+    <w:p>
+      <w:pPr>
+        <w:spacing w:after="101" w:line="263" w:lineRule="auto"/>
+        <w:ind w:left="10"/>
+        <w:rPr>
+          <w:lang w:val="en-US"/>
+        </w:rPr>
+      </w:pPr>
+      <w:r>
+        <w:rPr>
+          <w:lang w:val="en-US"/>
+        </w:rPr>
+        <w:t xml:space="preserve">JOIN epi ep ON </w:t>
+      </w:r>
+      <w:proofErr w:type="spellStart"/>
+      <w:r>
+        <w:rPr>
+          <w:lang w:val="en-US"/>
+        </w:rPr>
+        <w:t>emp.id_epi</w:t>
+      </w:r>
+      <w:proofErr w:type="spellEnd"/>
+      <w:r>
+        <w:rPr>
+          <w:lang w:val="en-US"/>
+        </w:rPr>
+        <w:t xml:space="preserve"> = </w:t>
+      </w:r>
+      <w:proofErr w:type="spellStart"/>
+      <w:r>
+        <w:rPr>
+          <w:lang w:val="en-US"/>
+        </w:rPr>
+        <w:t>ep.id_epi</w:t>
+      </w:r>
+      <w:proofErr w:type="spellEnd"/>
+    </w:p>
+    <w:p>
+      <w:pPr>
+        <w:spacing w:after="101" w:line="263" w:lineRule="auto"/>
+        <w:ind w:left="10"/>
+        <w:rPr>
+          <w:lang w:val="en-US"/>
+        </w:rPr>
+      </w:pPr>
+      <w:r>
+        <w:rPr>
+          <w:lang w:val="en-US"/>
+        </w:rPr>
+        <w:t xml:space="preserve">JOIN </w:t>
+      </w:r>
+      <w:proofErr w:type="spellStart"/>
+      <w:r>
+        <w:rPr>
+          <w:lang w:val="en-US"/>
+        </w:rPr>
+        <w:t>categoria_epi</w:t>
+      </w:r>
+      <w:proofErr w:type="spellEnd"/>
+      <w:r>
+        <w:rPr>
+          <w:lang w:val="en-US"/>
+        </w:rPr>
+        <w:t xml:space="preserve"> cat ON </w:t>
+      </w:r>
+      <w:proofErr w:type="spellStart"/>
+      <w:r>
+        <w:rPr>
+          <w:lang w:val="en-US"/>
+        </w:rPr>
+        <w:t>ep.id_categoria</w:t>
+      </w:r>
+      <w:proofErr w:type="spellEnd"/>
+      <w:r>
+        <w:rPr>
+          <w:lang w:val="en-US"/>
+        </w:rPr>
+        <w:t xml:space="preserve"> = </w:t>
+      </w:r>
+      <w:proofErr w:type="spellStart"/>
+      <w:r>
+        <w:rPr>
+          <w:lang w:val="en-US"/>
+        </w:rPr>
+        <w:t>cat.id_categoria</w:t>
+      </w:r>
+      <w:proofErr w:type="spellEnd"/>
+    </w:p>
+    <w:p>
+      <w:pPr>
+        <w:spacing w:after="101" w:line="263" w:lineRule="auto"/>
+        <w:ind w:left="10"/>
+        <w:rPr>
+          <w:lang w:val="en-US"/>
+        </w:rPr>
+      </w:pPr>
+      <w:r>
+        <w:rPr>
+          <w:lang w:val="en-US"/>
+        </w:rPr>
+        <w:t xml:space="preserve">JOIN </w:t>
+      </w:r>
+      <w:proofErr w:type="spellStart"/>
+      <w:r>
+        <w:rPr>
+          <w:lang w:val="en-US"/>
+        </w:rPr>
+        <w:t>usuario</w:t>
+      </w:r>
+      <w:proofErr w:type="spellEnd"/>
+      <w:r>
+        <w:rPr>
+          <w:lang w:val="en-US"/>
+        </w:rPr>
+        <w:t xml:space="preserve"> u ON </w:t>
+      </w:r>
+      <w:proofErr w:type="spellStart"/>
+      <w:r>
+        <w:rPr>
+          <w:lang w:val="en-US"/>
+        </w:rPr>
+        <w:t>d.id_usuario</w:t>
+      </w:r>
+      <w:proofErr w:type="spellEnd"/>
+      <w:r>
+        <w:rPr>
+          <w:lang w:val="en-US"/>
+        </w:rPr>
+        <w:t xml:space="preserve"> = </w:t>
+      </w:r>
+      <w:proofErr w:type="spellStart"/>
+      <w:r>
+        <w:rPr>
+          <w:lang w:val="en-US"/>
+        </w:rPr>
+        <w:t>u.id_usuario</w:t>
+      </w:r>
+      <w:proofErr w:type="spellEnd"/>
+      <w:r>
+        <w:rPr>
+          <w:lang w:val="en-US"/>
+        </w:rPr>
+        <w:t>;</w:t>
+      </w:r>
+    </w:p>
+    <w:p>
+      <w:pPr>
+        <w:spacing w:after="101" w:line="263" w:lineRule="auto"/>
+        <w:ind w:left="10"/>
+        <w:rPr>
+          <w:lang w:val="en-US"/>
+        </w:rPr>
+      </w:pPr>
+      <w:r>
+        <w:rPr>
+          <w:lang w:val="en-US"/>
+        </w:rPr>
+        <w:drawing>
+          <wp:inline distT="0" distB="0" distL="0" distR="0" wp14:anchorId="6E3F78AB" wp14:editId="7339B915">
+            <wp:extent cx="4109720" cy="1919210"/>
+            <wp:effectExtent l="0" t="0" r="5080" b="5080"/>
+            <wp:docPr id="38" name="Imagem 38"/>
+            <wp:cNvGraphicFramePr>
+              <a:graphicFrameLocks xmlns:a="http://schemas.openxmlformats.org/drawingml/2006/main" noChangeAspect="1"/>
+            </wp:cNvGraphicFramePr>
+            <a:graphic xmlns:a="http://schemas.openxmlformats.org/drawingml/2006/main">
+              <a:graphicData uri="http://schemas.openxmlformats.org/drawingml/2006/picture">
+                <pic:pic xmlns:pic="http://schemas.openxmlformats.org/drawingml/2006/picture">
+                  <pic:nvPicPr>
+                    <pic:cNvPr id="1" name=""/>
+                    <pic:cNvPicPr/>
+                  </pic:nvPicPr>
+                  <pic:blipFill>
+                    <a:blip r:embed="rId44"/>
+                    <a:stretch>
+                      <a:fillRect/>
+                    </a:stretch>
+                  </pic:blipFill>
+                  <pic:spPr>
+                    <a:xfrm>
+                      <a:off x="0" y="0"/>
+                      <a:ext cx="4114515" cy="1921449"/>
+                    </a:xfrm>
+                    <a:prstGeom prst="rect">
+                      <a:avLst/>
+                    </a:prstGeom>
+                  </pic:spPr>
+                </pic:pic>
+              </a:graphicData>
+            </a:graphic>
+          </wp:inline>
+        </w:drawing>
+      </w:r>
+    </w:p>
+    <w:p>
+      <w:pPr>
         <w:numPr>
           <w:ilvl w:val="0"/>
           <w:numId w:val="3"/>
@@ -10823,6 +12361,273 @@
     </w:p>
     <w:p>
       <w:pPr>
+        <w:spacing w:after="101" w:line="263" w:lineRule="auto"/>
+        <w:ind w:left="10"/>
+      </w:pPr>
+      <w:r>
+        <w:lastRenderedPageBreak/>
+        <w:t>SELECT</w:t>
+      </w:r>
+    </w:p>
+    <w:p>
+      <w:pPr>
+        <w:spacing w:after="101" w:line="263" w:lineRule="auto"/>
+        <w:ind w:left="10"/>
+      </w:pPr>
+      <w:r>
+        <w:t xml:space="preserve">    </w:t>
+      </w:r>
+      <w:proofErr w:type="spellStart"/>
+      <w:r>
+        <w:t>c.nome</w:t>
+      </w:r>
+      <w:proofErr w:type="spellEnd"/>
+      <w:r>
+        <w:t xml:space="preserve"> AS colaborador,</w:t>
+      </w:r>
+    </w:p>
+    <w:p>
+      <w:pPr>
+        <w:spacing w:after="101" w:line="263" w:lineRule="auto"/>
+        <w:ind w:left="10"/>
+      </w:pPr>
+      <w:r>
+        <w:t xml:space="preserve">    </w:t>
+      </w:r>
+      <w:proofErr w:type="spellStart"/>
+      <w:r>
+        <w:t>s.nome</w:t>
+      </w:r>
+      <w:proofErr w:type="spellEnd"/>
+      <w:r>
+        <w:t xml:space="preserve"> AS setor,</w:t>
+      </w:r>
+    </w:p>
+    <w:p>
+      <w:pPr>
+        <w:spacing w:after="101" w:line="263" w:lineRule="auto"/>
+        <w:ind w:left="10"/>
+      </w:pPr>
+      <w:r>
+        <w:t xml:space="preserve">    </w:t>
+      </w:r>
+      <w:proofErr w:type="spellStart"/>
+      <w:r>
+        <w:t>ep.nome</w:t>
+      </w:r>
+      <w:proofErr w:type="spellEnd"/>
+      <w:r>
+        <w:t xml:space="preserve"> AS epi,</w:t>
+      </w:r>
+    </w:p>
+    <w:p>
+      <w:pPr>
+        <w:spacing w:after="101" w:line="263" w:lineRule="auto"/>
+        <w:ind w:left="10"/>
+      </w:pPr>
+      <w:r>
+        <w:t xml:space="preserve">    </w:t>
+      </w:r>
+      <w:proofErr w:type="spellStart"/>
+      <w:r>
+        <w:t>emp.quantidade</w:t>
+      </w:r>
+      <w:proofErr w:type="spellEnd"/>
+      <w:r>
+        <w:t>,</w:t>
+      </w:r>
+    </w:p>
+    <w:p>
+      <w:pPr>
+        <w:spacing w:after="101" w:line="263" w:lineRule="auto"/>
+        <w:ind w:left="10"/>
+      </w:pPr>
+      <w:r>
+        <w:t xml:space="preserve">    </w:t>
+      </w:r>
+      <w:proofErr w:type="spellStart"/>
+      <w:r>
+        <w:t>emp.data_emprestimo</w:t>
+      </w:r>
+      <w:proofErr w:type="spellEnd"/>
+    </w:p>
+    <w:p>
+      <w:pPr>
+        <w:spacing w:after="101" w:line="263" w:lineRule="auto"/>
+        <w:ind w:left="10"/>
+      </w:pPr>
+      <w:r>
+        <w:t xml:space="preserve">FROM </w:t>
+      </w:r>
+      <w:proofErr w:type="spellStart"/>
+      <w:r>
+        <w:t>emprestimo</w:t>
+      </w:r>
+      <w:proofErr w:type="spellEnd"/>
+      <w:r>
+        <w:t xml:space="preserve"> </w:t>
+      </w:r>
+      <w:proofErr w:type="spellStart"/>
+      <w:r>
+        <w:t>emp</w:t>
+      </w:r>
+      <w:proofErr w:type="spellEnd"/>
+    </w:p>
+    <w:p>
+      <w:pPr>
+        <w:spacing w:after="101" w:line="263" w:lineRule="auto"/>
+        <w:ind w:left="10"/>
+        <w:rPr>
+          <w:lang w:val="en-US"/>
+        </w:rPr>
+      </w:pPr>
+      <w:r>
+        <w:rPr>
+          <w:lang w:val="en-US"/>
+        </w:rPr>
+        <w:t>JOIN colaborador c ON emp.id_colaborador = c.id_colaborador</w:t>
+      </w:r>
+    </w:p>
+    <w:p>
+      <w:pPr>
+        <w:spacing w:after="101" w:line="263" w:lineRule="auto"/>
+        <w:ind w:left="10"/>
+        <w:rPr>
+          <w:lang w:val="en-US"/>
+        </w:rPr>
+      </w:pPr>
+      <w:r>
+        <w:rPr>
+          <w:lang w:val="en-US"/>
+        </w:rPr>
+        <w:t>JOIN setor s ON c.id_setor = s.id_setor</w:t>
+      </w:r>
+    </w:p>
+    <w:p>
+      <w:pPr>
+        <w:spacing w:after="101" w:line="263" w:lineRule="auto"/>
+        <w:ind w:left="10"/>
+        <w:rPr>
+          <w:lang w:val="en-US"/>
+        </w:rPr>
+      </w:pPr>
+      <w:r>
+        <w:rPr>
+          <w:lang w:val="en-US"/>
+        </w:rPr>
+        <w:t>JOIN epi ep ON emp.id_epi = ep.id_epi</w:t>
+      </w:r>
+    </w:p>
+    <w:p>
+      <w:pPr>
+        <w:spacing w:after="101" w:line="263" w:lineRule="auto"/>
+        <w:ind w:left="10"/>
+        <w:rPr>
+          <w:lang w:val="en-US"/>
+        </w:rPr>
+      </w:pPr>
+      <w:r>
+        <w:rPr>
+          <w:lang w:val="en-US"/>
+        </w:rPr>
+        <w:t>JOIN categoria_epi cat ON ep.id_categoria = cat.id_categoria</w:t>
+      </w:r>
+    </w:p>
+    <w:p>
+      <w:pPr>
+        <w:spacing w:after="101" w:line="263" w:lineRule="auto"/>
+        <w:ind w:left="10"/>
+      </w:pPr>
+      <w:r>
+        <w:t xml:space="preserve">WHERE </w:t>
+      </w:r>
+      <w:proofErr w:type="spellStart"/>
+      <w:r>
+        <w:t>emp.status</w:t>
+      </w:r>
+      <w:proofErr w:type="spellEnd"/>
+      <w:r>
+        <w:t xml:space="preserve"> = 'EMPRESTADO'</w:t>
+      </w:r>
+    </w:p>
+    <w:p>
+      <w:pPr>
+        <w:spacing w:after="101" w:line="263" w:lineRule="auto"/>
+        <w:ind w:left="10"/>
+      </w:pPr>
+      <w:r>
+        <w:t xml:space="preserve">  AND </w:t>
+      </w:r>
+      <w:proofErr w:type="spellStart"/>
+      <w:r>
+        <w:t>cat.nome</w:t>
+      </w:r>
+      <w:proofErr w:type="spellEnd"/>
+      <w:r>
+        <w:t xml:space="preserve"> = '</w:t>
+      </w:r>
+      <w:proofErr w:type="spellStart"/>
+      <w:r>
+        <w:t>Protecao</w:t>
+      </w:r>
+      <w:proofErr w:type="spellEnd"/>
+      <w:r>
+        <w:t xml:space="preserve"> das </w:t>
+      </w:r>
+      <w:proofErr w:type="spellStart"/>
+      <w:r>
+        <w:t>Maos</w:t>
+      </w:r>
+      <w:proofErr w:type="spellEnd"/>
+      <w:r>
+        <w:t>';</w:t>
+      </w:r>
+    </w:p>
+    <w:p>
+      <w:pPr>
+        <w:spacing w:after="101" w:line="263" w:lineRule="auto"/>
+        <w:ind w:left="10"/>
+      </w:pPr>
+      <w:r>
+        <w:drawing>
+          <wp:inline distT="0" distB="0" distL="0" distR="0" wp14:anchorId="51E8C560" wp14:editId="441D1E38">
+            <wp:extent cx="6358255" cy="756285"/>
+            <wp:effectExtent l="0" t="0" r="4445" b="5715"/>
+            <wp:docPr id="42" name="Imagem 42"/>
+            <wp:cNvGraphicFramePr>
+              <a:graphicFrameLocks xmlns:a="http://schemas.openxmlformats.org/drawingml/2006/main" noChangeAspect="1"/>
+            </wp:cNvGraphicFramePr>
+            <a:graphic xmlns:a="http://schemas.openxmlformats.org/drawingml/2006/main">
+              <a:graphicData uri="http://schemas.openxmlformats.org/drawingml/2006/picture">
+                <pic:pic xmlns:pic="http://schemas.openxmlformats.org/drawingml/2006/picture">
+                  <pic:nvPicPr>
+                    <pic:cNvPr id="1" name=""/>
+                    <pic:cNvPicPr/>
+                  </pic:nvPicPr>
+                  <pic:blipFill>
+                    <a:blip r:embed="rId45"/>
+                    <a:stretch>
+                      <a:fillRect/>
+                    </a:stretch>
+                  </pic:blipFill>
+                  <pic:spPr>
+                    <a:xfrm>
+                      <a:off x="0" y="0"/>
+                      <a:ext cx="6358255" cy="756285"/>
+                    </a:xfrm>
+                    <a:prstGeom prst="rect">
+                      <a:avLst/>
+                    </a:prstGeom>
+                  </pic:spPr>
+                </pic:pic>
+              </a:graphicData>
+            </a:graphic>
+          </wp:inline>
+        </w:drawing>
+      </w:r>
+    </w:p>
+    <w:p>
+      <w:pPr>
         <w:numPr>
           <w:ilvl w:val="0"/>
           <w:numId w:val="3"/>
@@ -10851,10 +12656,477 @@
         <w:t>, setor, EPI, categoria, data do empréstimo, data da devolução, condição do EPI e responsável pela devolução, ordenado da devolução mais recente para a mais antiga.</w:t>
       </w:r>
     </w:p>
+    <w:p>
+      <w:pPr>
+        <w:spacing w:after="101" w:line="263" w:lineRule="auto"/>
+        <w:ind w:left="10"/>
+      </w:pPr>
+      <w:r>
+        <w:t xml:space="preserve">SELECT </w:t>
+      </w:r>
+    </w:p>
+    <w:p>
+      <w:pPr>
+        <w:spacing w:after="101" w:line="263" w:lineRule="auto"/>
+        <w:ind w:left="10"/>
+      </w:pPr>
+      <w:r>
+        <w:t xml:space="preserve">    </w:t>
+      </w:r>
+      <w:proofErr w:type="spellStart"/>
+      <w:r>
+        <w:t>c.nome</w:t>
+      </w:r>
+      <w:proofErr w:type="spellEnd"/>
+      <w:r>
+        <w:t xml:space="preserve"> AS colaborador,</w:t>
+      </w:r>
+    </w:p>
+    <w:p>
+      <w:pPr>
+        <w:spacing w:after="101" w:line="263" w:lineRule="auto"/>
+        <w:ind w:left="10"/>
+      </w:pPr>
+      <w:r>
+        <w:t xml:space="preserve">    </w:t>
+      </w:r>
+      <w:proofErr w:type="spellStart"/>
+      <w:r>
+        <w:t>s.nome</w:t>
+      </w:r>
+      <w:proofErr w:type="spellEnd"/>
+      <w:r>
+        <w:t xml:space="preserve"> AS setor,</w:t>
+      </w:r>
+    </w:p>
+    <w:p>
+      <w:pPr>
+        <w:spacing w:after="101" w:line="263" w:lineRule="auto"/>
+        <w:ind w:left="10"/>
+      </w:pPr>
+      <w:r>
+        <w:t xml:space="preserve">    </w:t>
+      </w:r>
+      <w:proofErr w:type="spellStart"/>
+      <w:r>
+        <w:t>ep.nome</w:t>
+      </w:r>
+      <w:proofErr w:type="spellEnd"/>
+      <w:r>
+        <w:t xml:space="preserve"> AS epi,</w:t>
+      </w:r>
+    </w:p>
+    <w:p>
+      <w:pPr>
+        <w:spacing w:after="101" w:line="263" w:lineRule="auto"/>
+        <w:ind w:left="10"/>
+      </w:pPr>
+      <w:r>
+        <w:t xml:space="preserve">    </w:t>
+      </w:r>
+      <w:proofErr w:type="spellStart"/>
+      <w:r>
+        <w:t>cat.nome</w:t>
+      </w:r>
+      <w:proofErr w:type="spellEnd"/>
+      <w:r>
+        <w:t xml:space="preserve"> AS categoria,</w:t>
+      </w:r>
+    </w:p>
+    <w:p>
+      <w:pPr>
+        <w:spacing w:after="101" w:line="263" w:lineRule="auto"/>
+        <w:ind w:left="10"/>
+      </w:pPr>
+      <w:r>
+        <w:t xml:space="preserve">    </w:t>
+      </w:r>
+      <w:proofErr w:type="spellStart"/>
+      <w:r>
+        <w:t>emp.data_emprestimo</w:t>
+      </w:r>
+      <w:proofErr w:type="spellEnd"/>
+      <w:r>
+        <w:t>,</w:t>
+      </w:r>
+    </w:p>
+    <w:p>
+      <w:pPr>
+        <w:spacing w:after="101" w:line="263" w:lineRule="auto"/>
+        <w:ind w:left="10"/>
+      </w:pPr>
+      <w:r>
+        <w:t xml:space="preserve">    </w:t>
+      </w:r>
+      <w:proofErr w:type="spellStart"/>
+      <w:r>
+        <w:t>d.data_devolucao</w:t>
+      </w:r>
+      <w:proofErr w:type="spellEnd"/>
+      <w:r>
+        <w:t>,</w:t>
+      </w:r>
+    </w:p>
+    <w:p>
+      <w:pPr>
+        <w:spacing w:after="101" w:line="263" w:lineRule="auto"/>
+        <w:ind w:left="10"/>
+      </w:pPr>
+      <w:r>
+        <w:t xml:space="preserve">    </w:t>
+      </w:r>
+      <w:proofErr w:type="spellStart"/>
+      <w:r>
+        <w:t>d.condicao_epi</w:t>
+      </w:r>
+      <w:proofErr w:type="spellEnd"/>
+      <w:r>
+        <w:t>,</w:t>
+      </w:r>
+    </w:p>
+    <w:p>
+      <w:pPr>
+        <w:spacing w:after="101" w:line="263" w:lineRule="auto"/>
+        <w:ind w:left="10"/>
+      </w:pPr>
+      <w:r>
+        <w:t xml:space="preserve">    </w:t>
+      </w:r>
+      <w:proofErr w:type="spellStart"/>
+      <w:r>
+        <w:t>u.nome</w:t>
+      </w:r>
+      <w:proofErr w:type="spellEnd"/>
+      <w:r>
+        <w:t xml:space="preserve"> AS </w:t>
+      </w:r>
+      <w:proofErr w:type="spellStart"/>
+      <w:r>
+        <w:t>responsavel_devolucao</w:t>
+      </w:r>
+      <w:proofErr w:type="spellEnd"/>
+    </w:p>
+    <w:p>
+      <w:pPr>
+        <w:spacing w:after="101" w:line="263" w:lineRule="auto"/>
+        <w:ind w:left="10"/>
+      </w:pPr>
+      <w:r>
+        <w:t xml:space="preserve">FROM </w:t>
+      </w:r>
+      <w:proofErr w:type="spellStart"/>
+      <w:r>
+        <w:t>devolucao</w:t>
+      </w:r>
+      <w:proofErr w:type="spellEnd"/>
+      <w:r>
+        <w:t xml:space="preserve"> d</w:t>
+      </w:r>
+    </w:p>
+    <w:p>
+      <w:pPr>
+        <w:spacing w:after="101" w:line="263" w:lineRule="auto"/>
+        <w:ind w:left="10"/>
+      </w:pPr>
+      <w:r>
+        <w:t xml:space="preserve">JOIN </w:t>
+      </w:r>
+      <w:proofErr w:type="spellStart"/>
+      <w:r>
+        <w:t>emprestimo</w:t>
+      </w:r>
+      <w:proofErr w:type="spellEnd"/>
+      <w:r>
+        <w:t xml:space="preserve"> </w:t>
+      </w:r>
+      <w:proofErr w:type="spellStart"/>
+      <w:r>
+        <w:t>emp</w:t>
+      </w:r>
+      <w:proofErr w:type="spellEnd"/>
+      <w:r>
+        <w:t xml:space="preserve"> ON </w:t>
+      </w:r>
+      <w:proofErr w:type="spellStart"/>
+      <w:r>
+        <w:t>d.id_emprestimo</w:t>
+      </w:r>
+      <w:proofErr w:type="spellEnd"/>
+      <w:r>
+        <w:t xml:space="preserve"> = </w:t>
+      </w:r>
+      <w:proofErr w:type="spellStart"/>
+      <w:r>
+        <w:t>emp.id_emprestimo</w:t>
+      </w:r>
+      <w:proofErr w:type="spellEnd"/>
+    </w:p>
+    <w:p>
+      <w:pPr>
+        <w:spacing w:after="101" w:line="263" w:lineRule="auto"/>
+        <w:ind w:left="10"/>
+      </w:pPr>
+      <w:r>
+        <w:t xml:space="preserve">JOIN colaborador c ON </w:t>
+      </w:r>
+      <w:proofErr w:type="spellStart"/>
+      <w:r>
+        <w:t>emp.id_colaborador</w:t>
+      </w:r>
+      <w:proofErr w:type="spellEnd"/>
+      <w:r>
+        <w:t xml:space="preserve"> = </w:t>
+      </w:r>
+      <w:proofErr w:type="spellStart"/>
+      <w:r>
+        <w:t>c.id_colaborador</w:t>
+      </w:r>
+      <w:proofErr w:type="spellEnd"/>
+    </w:p>
+    <w:p>
+      <w:pPr>
+        <w:spacing w:after="101" w:line="263" w:lineRule="auto"/>
+        <w:ind w:left="10"/>
+      </w:pPr>
+      <w:r>
+        <w:t xml:space="preserve">JOIN setor s ON </w:t>
+      </w:r>
+      <w:proofErr w:type="spellStart"/>
+      <w:r>
+        <w:t>c.id_setor</w:t>
+      </w:r>
+      <w:proofErr w:type="spellEnd"/>
+      <w:r>
+        <w:t xml:space="preserve"> = </w:t>
+      </w:r>
+      <w:proofErr w:type="spellStart"/>
+      <w:r>
+        <w:t>s.id_setor</w:t>
+      </w:r>
+      <w:proofErr w:type="spellEnd"/>
+    </w:p>
+    <w:p>
+      <w:pPr>
+        <w:spacing w:after="101" w:line="263" w:lineRule="auto"/>
+        <w:ind w:left="10"/>
+        <w:rPr>
+          <w:lang w:val="en-US"/>
+        </w:rPr>
+      </w:pPr>
+      <w:r>
+        <w:rPr>
+          <w:lang w:val="en-US"/>
+        </w:rPr>
+        <w:t xml:space="preserve">JOIN epi ep ON </w:t>
+      </w:r>
+      <w:proofErr w:type="spellStart"/>
+      <w:r>
+        <w:rPr>
+          <w:lang w:val="en-US"/>
+        </w:rPr>
+        <w:t>emp.id_epi</w:t>
+      </w:r>
+      <w:proofErr w:type="spellEnd"/>
+      <w:r>
+        <w:rPr>
+          <w:lang w:val="en-US"/>
+        </w:rPr>
+        <w:t xml:space="preserve"> = </w:t>
+      </w:r>
+      <w:proofErr w:type="spellStart"/>
+      <w:r>
+        <w:rPr>
+          <w:lang w:val="en-US"/>
+        </w:rPr>
+        <w:t>ep.id_epi</w:t>
+      </w:r>
+      <w:proofErr w:type="spellEnd"/>
+    </w:p>
+    <w:p>
+      <w:pPr>
+        <w:spacing w:after="101" w:line="263" w:lineRule="auto"/>
+        <w:ind w:left="10"/>
+        <w:rPr>
+          <w:lang w:val="en-US"/>
+        </w:rPr>
+      </w:pPr>
+      <w:r>
+        <w:rPr>
+          <w:lang w:val="en-US"/>
+        </w:rPr>
+        <w:t xml:space="preserve">JOIN </w:t>
+      </w:r>
+      <w:proofErr w:type="spellStart"/>
+      <w:r>
+        <w:rPr>
+          <w:lang w:val="en-US"/>
+        </w:rPr>
+        <w:t>categoria_epi</w:t>
+      </w:r>
+      <w:proofErr w:type="spellEnd"/>
+      <w:r>
+        <w:rPr>
+          <w:lang w:val="en-US"/>
+        </w:rPr>
+        <w:t xml:space="preserve"> cat ON </w:t>
+      </w:r>
+      <w:proofErr w:type="spellStart"/>
+      <w:r>
+        <w:rPr>
+          <w:lang w:val="en-US"/>
+        </w:rPr>
+        <w:t>ep.id_categoria</w:t>
+      </w:r>
+      <w:proofErr w:type="spellEnd"/>
+      <w:r>
+        <w:rPr>
+          <w:lang w:val="en-US"/>
+        </w:rPr>
+        <w:t xml:space="preserve"> = </w:t>
+      </w:r>
+      <w:proofErr w:type="spellStart"/>
+      <w:r>
+        <w:rPr>
+          <w:lang w:val="en-US"/>
+        </w:rPr>
+        <w:t>cat.id_categoria</w:t>
+      </w:r>
+      <w:proofErr w:type="spellEnd"/>
+    </w:p>
+    <w:p>
+      <w:pPr>
+        <w:spacing w:after="101" w:line="263" w:lineRule="auto"/>
+        <w:ind w:left="10"/>
+        <w:rPr>
+          <w:lang w:val="en-US"/>
+        </w:rPr>
+      </w:pPr>
+      <w:r>
+        <w:rPr>
+          <w:lang w:val="en-US"/>
+        </w:rPr>
+        <w:t xml:space="preserve">JOIN </w:t>
+      </w:r>
+      <w:proofErr w:type="spellStart"/>
+      <w:r>
+        <w:rPr>
+          <w:lang w:val="en-US"/>
+        </w:rPr>
+        <w:t>usuario</w:t>
+      </w:r>
+      <w:proofErr w:type="spellEnd"/>
+      <w:r>
+        <w:rPr>
+          <w:lang w:val="en-US"/>
+        </w:rPr>
+        <w:t xml:space="preserve"> u ON </w:t>
+      </w:r>
+      <w:proofErr w:type="spellStart"/>
+      <w:r>
+        <w:rPr>
+          <w:lang w:val="en-US"/>
+        </w:rPr>
+        <w:t>d.id_usuario</w:t>
+      </w:r>
+      <w:proofErr w:type="spellEnd"/>
+      <w:r>
+        <w:rPr>
+          <w:lang w:val="en-US"/>
+        </w:rPr>
+        <w:t xml:space="preserve"> = </w:t>
+      </w:r>
+      <w:proofErr w:type="spellStart"/>
+      <w:r>
+        <w:rPr>
+          <w:lang w:val="en-US"/>
+        </w:rPr>
+        <w:t>u.id_usuario</w:t>
+      </w:r>
+      <w:proofErr w:type="spellEnd"/>
+    </w:p>
+    <w:p>
+      <w:pPr>
+        <w:spacing w:after="101" w:line="263" w:lineRule="auto"/>
+        <w:ind w:left="10"/>
+        <w:rPr>
+          <w:lang w:val="en-US"/>
+        </w:rPr>
+      </w:pPr>
+      <w:r>
+        <w:rPr>
+          <w:lang w:val="en-US"/>
+        </w:rPr>
+        <w:t xml:space="preserve">ORDER BY </w:t>
+      </w:r>
+      <w:proofErr w:type="spellStart"/>
+      <w:r>
+        <w:rPr>
+          <w:lang w:val="en-US"/>
+        </w:rPr>
+        <w:t>d.data_devolucao</w:t>
+      </w:r>
+      <w:proofErr w:type="spellEnd"/>
+      <w:r>
+        <w:rPr>
+          <w:lang w:val="en-US"/>
+        </w:rPr>
+        <w:t xml:space="preserve"> DESC;</w:t>
+      </w:r>
+    </w:p>
+    <w:p>
+      <w:pPr>
+        <w:spacing w:after="101" w:line="263" w:lineRule="auto"/>
+        <w:ind w:left="10"/>
+        <w:rPr>
+          <w:lang w:val="en-US"/>
+        </w:rPr>
+      </w:pPr>
+      <w:r>
+        <w:rPr>
+          <w:lang w:val="en-US"/>
+        </w:rPr>
+        <w:lastRenderedPageBreak/>
+        <w:drawing>
+          <wp:inline distT="0" distB="0" distL="0" distR="0" wp14:anchorId="2A011FF8" wp14:editId="23CEAD17">
+            <wp:extent cx="5264719" cy="2717800"/>
+            <wp:effectExtent l="0" t="0" r="0" b="6350"/>
+            <wp:docPr id="39" name="Imagem 39"/>
+            <wp:cNvGraphicFramePr>
+              <a:graphicFrameLocks xmlns:a="http://schemas.openxmlformats.org/drawingml/2006/main" noChangeAspect="1"/>
+            </wp:cNvGraphicFramePr>
+            <a:graphic xmlns:a="http://schemas.openxmlformats.org/drawingml/2006/main">
+              <a:graphicData uri="http://schemas.openxmlformats.org/drawingml/2006/picture">
+                <pic:pic xmlns:pic="http://schemas.openxmlformats.org/drawingml/2006/picture">
+                  <pic:nvPicPr>
+                    <pic:cNvPr id="1" name=""/>
+                    <pic:cNvPicPr/>
+                  </pic:nvPicPr>
+                  <pic:blipFill>
+                    <a:blip r:embed="rId46"/>
+                    <a:stretch>
+                      <a:fillRect/>
+                    </a:stretch>
+                  </pic:blipFill>
+                  <pic:spPr>
+                    <a:xfrm>
+                      <a:off x="0" y="0"/>
+                      <a:ext cx="5266087" cy="2718506"/>
+                    </a:xfrm>
+                    <a:prstGeom prst="rect">
+                      <a:avLst/>
+                    </a:prstGeom>
+                  </pic:spPr>
+                </pic:pic>
+              </a:graphicData>
+            </a:graphic>
+          </wp:inline>
+        </w:drawing>
+      </w:r>
+    </w:p>
     <w:sectPr>
-      <w:footerReference w:type="even" r:id="rId27"/>
-      <w:footerReference w:type="default" r:id="rId28"/>
-      <w:footerReference w:type="first" r:id="rId29"/>
+      <w:footerReference w:type="even" r:id="rId47"/>
+      <w:footerReference w:type="default" r:id="rId48"/>
+      <w:footerReference w:type="first" r:id="rId49"/>
       <w:pgSz w:w="11906" w:h="16838"/>
       <w:pgMar w:top="857" w:right="979" w:bottom="1054" w:left="914" w:header="720" w:footer="373" w:gutter="0"/>
       <w:cols w:space="720"/>
